--- a/rapports/2026-06-06/EQ22/EQ22_enq3_v2/DR_malforme_1_24101E_11/90-81-77-59.docx
+++ b/rapports/2026-06-06/EQ22/EQ22_enq3_v2/DR_malforme_1_24101E_11/90-81-77-59.docx
@@ -297,7 +297,7 @@
           <w:color w:val="1F6FEB"/>
           <w:sz w:val="22"/>
         </w:rPr>
-        <w:t>⚠ INCOHÉRENCES À CORRIGER (104)</w:t>
+        <w:t>⚠ INCOHÉRENCES À CORRIGER (101)</w:t>
       </w:r>
     </w:p>
     <w:tbl>
@@ -1444,7 +1444,7 @@
                 <w:color w:val="16A34A"/>
                 <w:sz w:val="16"/>
               </w:rPr>
-              <w:t>—</w:t>
+              <w:t>s01q32, s01q36, s01q38, s04q37_modif, s02q33, s02q34, s01q00b</w:t>
             </w:r>
           </w:p>
         </w:tc>
@@ -1475,7 +1475,7 @@
                 <w:i w:val="0"/>
                 <w:sz w:val="17"/>
               </w:rPr>
-              <w:t>Incohérence!!! seulement les écoles privées paient les frais de scolarité (y compris les frais d'inscription).</w:t>
+              <w:t>Peu probable!!! Vu l'âge (16 ans) de mouhamed ka ou l'année à laquelle mouhamed ka a fréquenté l'école pour la dernière fois (.) le dernier diplome de mouhamed ka ne peut être le Certificat d'études primaires (CEP), prière de corriger cette incohérence ou confirmer avec le QG.</w:t>
             </w:r>
           </w:p>
         </w:tc>
@@ -1508,6 +1508,1626 @@
                 <w:i w:val="0"/>
                 <w:sz w:val="16"/>
               </w:rPr>
+              <w:t>S03</w:t>
+              <w:br/>
+            </w:r>
+            <w:r>
+              <w:rPr>
+                <w:b w:val="0"/>
+                <w:i w:val="0"/>
+                <w:color w:val="64748B"/>
+                <w:sz w:val="14"/>
+              </w:rPr>
+              <w:t>Santé</w:t>
+            </w:r>
+          </w:p>
+        </w:tc>
+        <w:tc>
+          <w:tcPr>
+            <w:tcW w:type="dxa" w:w="1531"/>
+          </w:tcPr>
+          <w:p>
+            <w:r>
+              <w:rPr>
+                <w:b/>
+                <w:i w:val="0"/>
+                <w:color w:val="16A34A"/>
+                <w:sz w:val="16"/>
+              </w:rPr>
+              <w:t>—</w:t>
+            </w:r>
+          </w:p>
+        </w:tc>
+        <w:tc>
+          <w:tcPr>
+            <w:tcW w:type="dxa" w:w="1191"/>
+          </w:tcPr>
+          <w:p>
+            <w:r>
+              <w:rPr>
+                <w:b w:val="0"/>
+                <w:i w:val="0"/>
+                <w:color w:val="64748B"/>
+                <w:sz w:val="16"/>
+              </w:rPr>
+              <w:t>GT-CQ</w:t>
+            </w:r>
+          </w:p>
+        </w:tc>
+        <w:tc>
+          <w:tcPr>
+            <w:tcW w:type="dxa" w:w="4706"/>
+          </w:tcPr>
+          <w:p>
+            <w:r>
+              <w:rPr>
+                <w:b w:val="0"/>
+                <w:i w:val="0"/>
+                <w:sz w:val="17"/>
+              </w:rPr>
+              <w:t>Incohérent !!! mariama ka s'est consulté la première fois pour cette maladie (Accident/Blessure) chez un Guérisseur/ Tradipraticien/ Marabout et vous dites que  mariama ka n'est pas concerné par le montant des frais de consultation d'un Guérisseur/ Tradipraticien/ Marabout (3.17=9999).</w:t>
+            </w:r>
+          </w:p>
+        </w:tc>
+      </w:tr>
+      <w:tr>
+        <w:tc>
+          <w:tcPr>
+            <w:tcW w:type="dxa" w:w="964"/>
+          </w:tcPr>
+          <w:p>
+            <w:r>
+              <w:rPr>
+                <w:b/>
+                <w:i w:val="0"/>
+                <w:color w:val="DC2626"/>
+                <w:sz w:val="16"/>
+              </w:rPr>
+              <w:t>Haute</w:t>
+            </w:r>
+          </w:p>
+        </w:tc>
+        <w:tc>
+          <w:tcPr>
+            <w:tcW w:type="dxa" w:w="1247"/>
+          </w:tcPr>
+          <w:p>
+            <w:r>
+              <w:rPr>
+                <w:b/>
+                <w:i w:val="0"/>
+                <w:sz w:val="16"/>
+              </w:rPr>
+              <w:t>S03</w:t>
+              <w:br/>
+            </w:r>
+            <w:r>
+              <w:rPr>
+                <w:b w:val="0"/>
+                <w:i w:val="0"/>
+                <w:color w:val="64748B"/>
+                <w:sz w:val="14"/>
+              </w:rPr>
+              <w:t>Santé</w:t>
+            </w:r>
+          </w:p>
+        </w:tc>
+        <w:tc>
+          <w:tcPr>
+            <w:tcW w:type="dxa" w:w="1531"/>
+          </w:tcPr>
+          <w:p>
+            <w:r>
+              <w:rPr>
+                <w:b/>
+                <w:i w:val="0"/>
+                <w:color w:val="16A34A"/>
+                <w:sz w:val="16"/>
+              </w:rPr>
+              <w:t>—</w:t>
+            </w:r>
+          </w:p>
+        </w:tc>
+        <w:tc>
+          <w:tcPr>
+            <w:tcW w:type="dxa" w:w="1191"/>
+          </w:tcPr>
+          <w:p>
+            <w:r>
+              <w:rPr>
+                <w:b w:val="0"/>
+                <w:i w:val="0"/>
+                <w:color w:val="64748B"/>
+                <w:sz w:val="16"/>
+              </w:rPr>
+              <w:t>GT-CQ</w:t>
+            </w:r>
+          </w:p>
+        </w:tc>
+        <w:tc>
+          <w:tcPr>
+            <w:tcW w:type="dxa" w:w="4706"/>
+          </w:tcPr>
+          <w:p>
+            <w:r>
+              <w:rPr>
+                <w:b w:val="0"/>
+                <w:i w:val="0"/>
+                <w:sz w:val="17"/>
+              </w:rPr>
+              <w:t>Prière de verifier cette incohérence auprès de l'enquêté ou confirmer.</w:t>
+            </w:r>
+          </w:p>
+        </w:tc>
+      </w:tr>
+      <w:tr>
+        <w:tc>
+          <w:tcPr>
+            <w:tcW w:type="dxa" w:w="964"/>
+          </w:tcPr>
+          <w:p>
+            <w:r>
+              <w:rPr>
+                <w:b/>
+                <w:i w:val="0"/>
+                <w:color w:val="DC2626"/>
+                <w:sz w:val="16"/>
+              </w:rPr>
+              <w:t>Haute</w:t>
+            </w:r>
+          </w:p>
+        </w:tc>
+        <w:tc>
+          <w:tcPr>
+            <w:tcW w:type="dxa" w:w="1247"/>
+          </w:tcPr>
+          <w:p>
+            <w:r>
+              <w:rPr>
+                <w:b/>
+                <w:i w:val="0"/>
+                <w:sz w:val="16"/>
+              </w:rPr>
+              <w:t>S04</w:t>
+              <w:br/>
+            </w:r>
+            <w:r>
+              <w:rPr>
+                <w:b w:val="0"/>
+                <w:i w:val="0"/>
+                <w:color w:val="64748B"/>
+                <w:sz w:val="14"/>
+              </w:rPr>
+              <w:t>Emploi</w:t>
+            </w:r>
+          </w:p>
+        </w:tc>
+        <w:tc>
+          <w:tcPr>
+            <w:tcW w:type="dxa" w:w="1531"/>
+          </w:tcPr>
+          <w:p>
+            <w:r>
+              <w:rPr>
+                <w:b/>
+                <w:i w:val="0"/>
+                <w:color w:val="16A34A"/>
+                <w:sz w:val="16"/>
+              </w:rPr>
+              <w:t>s04q46</w:t>
+            </w:r>
+          </w:p>
+        </w:tc>
+        <w:tc>
+          <w:tcPr>
+            <w:tcW w:type="dxa" w:w="1191"/>
+          </w:tcPr>
+          <w:p>
+            <w:r>
+              <w:rPr>
+                <w:b w:val="0"/>
+                <w:i w:val="0"/>
+                <w:color w:val="64748B"/>
+                <w:sz w:val="16"/>
+              </w:rPr>
+              <w:t>GT-CQ</w:t>
+            </w:r>
+          </w:p>
+        </w:tc>
+        <w:tc>
+          <w:tcPr>
+            <w:tcW w:type="dxa" w:w="4706"/>
+          </w:tcPr>
+          <w:p>
+            <w:r>
+              <w:rPr>
+                <w:b w:val="0"/>
+                <w:i w:val="0"/>
+                <w:sz w:val="17"/>
+              </w:rPr>
+              <w:t>Incohérence! IBRAHIMA adja KA  evolue dans l'agriculture mais est  considéré comme salarié ou stagiaire/apprenti non renuméré, prière de revoir la question s04q46 et corriger.</w:t>
+            </w:r>
+          </w:p>
+        </w:tc>
+      </w:tr>
+      <w:tr>
+        <w:tc>
+          <w:tcPr>
+            <w:tcW w:type="dxa" w:w="964"/>
+          </w:tcPr>
+          <w:p>
+            <w:r>
+              <w:rPr>
+                <w:b/>
+                <w:i w:val="0"/>
+                <w:color w:val="DC2626"/>
+                <w:sz w:val="16"/>
+              </w:rPr>
+              <w:t>Haute</w:t>
+            </w:r>
+          </w:p>
+        </w:tc>
+        <w:tc>
+          <w:tcPr>
+            <w:tcW w:type="dxa" w:w="1247"/>
+          </w:tcPr>
+          <w:p>
+            <w:r>
+              <w:rPr>
+                <w:b/>
+                <w:i w:val="0"/>
+                <w:sz w:val="16"/>
+              </w:rPr>
+              <w:t>S04</w:t>
+              <w:br/>
+            </w:r>
+            <w:r>
+              <w:rPr>
+                <w:b w:val="0"/>
+                <w:i w:val="0"/>
+                <w:color w:val="64748B"/>
+                <w:sz w:val="14"/>
+              </w:rPr>
+              <w:t>Emploi</w:t>
+            </w:r>
+          </w:p>
+        </w:tc>
+        <w:tc>
+          <w:tcPr>
+            <w:tcW w:type="dxa" w:w="1531"/>
+          </w:tcPr>
+          <w:p>
+            <w:r>
+              <w:rPr>
+                <w:b/>
+                <w:i w:val="0"/>
+                <w:color w:val="16A34A"/>
+                <w:sz w:val="16"/>
+              </w:rPr>
+              <w:t>s04q46</w:t>
+            </w:r>
+          </w:p>
+        </w:tc>
+        <w:tc>
+          <w:tcPr>
+            <w:tcW w:type="dxa" w:w="1191"/>
+          </w:tcPr>
+          <w:p>
+            <w:r>
+              <w:rPr>
+                <w:b w:val="0"/>
+                <w:i w:val="0"/>
+                <w:color w:val="64748B"/>
+                <w:sz w:val="16"/>
+              </w:rPr>
+              <w:t>GT-CQ</w:t>
+            </w:r>
+          </w:p>
+        </w:tc>
+        <w:tc>
+          <w:tcPr>
+            <w:tcW w:type="dxa" w:w="4706"/>
+          </w:tcPr>
+          <w:p>
+            <w:r>
+              <w:rPr>
+                <w:b w:val="0"/>
+                <w:i w:val="0"/>
+                <w:sz w:val="17"/>
+              </w:rPr>
+              <w:t>Incohérence! IBRAHIMA ka  evolue dans l'agriculture mais est  considéré comme salarié ou stagiaire/apprenti non renuméré, prière de revoir la question s04q46 et corriger.</w:t>
+            </w:r>
+          </w:p>
+        </w:tc>
+      </w:tr>
+      <w:tr>
+        <w:tc>
+          <w:tcPr>
+            <w:tcW w:type="dxa" w:w="964"/>
+          </w:tcPr>
+          <w:p>
+            <w:r>
+              <w:rPr>
+                <w:b/>
+                <w:i w:val="0"/>
+                <w:color w:val="DC2626"/>
+                <w:sz w:val="16"/>
+              </w:rPr>
+              <w:t>Haute</w:t>
+            </w:r>
+          </w:p>
+        </w:tc>
+        <w:tc>
+          <w:tcPr>
+            <w:tcW w:type="dxa" w:w="1247"/>
+          </w:tcPr>
+          <w:p>
+            <w:r>
+              <w:rPr>
+                <w:b/>
+                <w:i w:val="0"/>
+                <w:sz w:val="16"/>
+              </w:rPr>
+              <w:t>S04</w:t>
+              <w:br/>
+            </w:r>
+            <w:r>
+              <w:rPr>
+                <w:b w:val="0"/>
+                <w:i w:val="0"/>
+                <w:color w:val="64748B"/>
+                <w:sz w:val="14"/>
+              </w:rPr>
+              <w:t>Emploi</w:t>
+            </w:r>
+          </w:p>
+        </w:tc>
+        <w:tc>
+          <w:tcPr>
+            <w:tcW w:type="dxa" w:w="1531"/>
+          </w:tcPr>
+          <w:p>
+            <w:r>
+              <w:rPr>
+                <w:b/>
+                <w:i w:val="0"/>
+                <w:color w:val="16A34A"/>
+                <w:sz w:val="16"/>
+              </w:rPr>
+              <w:t>s04q46</w:t>
+            </w:r>
+          </w:p>
+        </w:tc>
+        <w:tc>
+          <w:tcPr>
+            <w:tcW w:type="dxa" w:w="1191"/>
+          </w:tcPr>
+          <w:p>
+            <w:r>
+              <w:rPr>
+                <w:b w:val="0"/>
+                <w:i w:val="0"/>
+                <w:color w:val="64748B"/>
+                <w:sz w:val="16"/>
+              </w:rPr>
+              <w:t>GT-CQ</w:t>
+            </w:r>
+          </w:p>
+        </w:tc>
+        <w:tc>
+          <w:tcPr>
+            <w:tcW w:type="dxa" w:w="4706"/>
+          </w:tcPr>
+          <w:p>
+            <w:r>
+              <w:rPr>
+                <w:b w:val="0"/>
+                <w:i w:val="0"/>
+                <w:sz w:val="17"/>
+              </w:rPr>
+              <w:t>Incohérence! mouhamed ka  evolue dans l'agriculture mais est  considéré comme salarié ou stagiaire/apprenti non renuméré, prière de revoir la question s04q46 et corriger.</w:t>
+            </w:r>
+          </w:p>
+        </w:tc>
+      </w:tr>
+      <w:tr>
+        <w:tc>
+          <w:tcPr>
+            <w:tcW w:type="dxa" w:w="964"/>
+          </w:tcPr>
+          <w:p>
+            <w:r>
+              <w:rPr>
+                <w:b/>
+                <w:i w:val="0"/>
+                <w:color w:val="DC2626"/>
+                <w:sz w:val="16"/>
+              </w:rPr>
+              <w:t>Haute</w:t>
+            </w:r>
+          </w:p>
+        </w:tc>
+        <w:tc>
+          <w:tcPr>
+            <w:tcW w:type="dxa" w:w="1247"/>
+          </w:tcPr>
+          <w:p>
+            <w:r>
+              <w:rPr>
+                <w:b/>
+                <w:i w:val="0"/>
+                <w:sz w:val="16"/>
+              </w:rPr>
+              <w:t>S07</w:t>
+              <w:br/>
+            </w:r>
+            <w:r>
+              <w:rPr>
+                <w:b w:val="0"/>
+                <w:i w:val="0"/>
+                <w:color w:val="64748B"/>
+                <w:sz w:val="14"/>
+              </w:rPr>
+              <w:t>Consommation alimentaire</w:t>
+            </w:r>
+          </w:p>
+        </w:tc>
+        <w:tc>
+          <w:tcPr>
+            <w:tcW w:type="dxa" w:w="1531"/>
+          </w:tcPr>
+          <w:p>
+            <w:r>
+              <w:rPr>
+                <w:b/>
+                <w:i w:val="0"/>
+                <w:color w:val="16A34A"/>
+                <w:sz w:val="16"/>
+              </w:rPr>
+              <w:t>s00q27, s01q00a, s01q12, s01q13, s02q04, s03q11, s03q12, s01q01</w:t>
+            </w:r>
+          </w:p>
+        </w:tc>
+        <w:tc>
+          <w:tcPr>
+            <w:tcW w:type="dxa" w:w="1191"/>
+          </w:tcPr>
+          <w:p>
+            <w:r>
+              <w:rPr>
+                <w:b w:val="0"/>
+                <w:i w:val="0"/>
+                <w:color w:val="64748B"/>
+                <w:sz w:val="16"/>
+              </w:rPr>
+              <w:t>GT-CQ</w:t>
+            </w:r>
+          </w:p>
+        </w:tc>
+        <w:tc>
+          <w:tcPr>
+            <w:tcW w:type="dxa" w:w="4706"/>
+          </w:tcPr>
+          <w:p>
+            <w:r>
+              <w:rPr>
+                <w:b w:val="0"/>
+                <w:i w:val="0"/>
+                <w:sz w:val="17"/>
+              </w:rPr>
+              <w:t>Avertissement!!! Le ménage a consommé 50 Cube de Petit de Cube alimentaire (Maggi, Jumbo, ) et bouillon en poudre  ce qui semble incoherent pour une consommation aucours des 7 derniers jours, prière de verifier et corriger.</w:t>
+            </w:r>
+          </w:p>
+        </w:tc>
+      </w:tr>
+      <w:tr>
+        <w:tc>
+          <w:tcPr>
+            <w:tcW w:type="dxa" w:w="964"/>
+          </w:tcPr>
+          <w:p>
+            <w:r>
+              <w:rPr>
+                <w:b/>
+                <w:i w:val="0"/>
+                <w:color w:val="DC2626"/>
+                <w:sz w:val="16"/>
+              </w:rPr>
+              <w:t>Haute</w:t>
+            </w:r>
+          </w:p>
+        </w:tc>
+        <w:tc>
+          <w:tcPr>
+            <w:tcW w:type="dxa" w:w="1247"/>
+          </w:tcPr>
+          <w:p>
+            <w:r>
+              <w:rPr>
+                <w:b/>
+                <w:i w:val="0"/>
+                <w:sz w:val="16"/>
+              </w:rPr>
+              <w:t>S07</w:t>
+              <w:br/>
+            </w:r>
+            <w:r>
+              <w:rPr>
+                <w:b w:val="0"/>
+                <w:i w:val="0"/>
+                <w:color w:val="64748B"/>
+                <w:sz w:val="14"/>
+              </w:rPr>
+              <w:t>Consommation alimentaire</w:t>
+            </w:r>
+          </w:p>
+        </w:tc>
+        <w:tc>
+          <w:tcPr>
+            <w:tcW w:type="dxa" w:w="1531"/>
+          </w:tcPr>
+          <w:p>
+            <w:r>
+              <w:rPr>
+                <w:b/>
+                <w:i w:val="0"/>
+                <w:color w:val="16A34A"/>
+                <w:sz w:val="16"/>
+              </w:rPr>
+              <w:t>s00q27, s01q00a, s01q12, s01q13, s02q04, s03q11, s03q12, s01q01</w:t>
+            </w:r>
+          </w:p>
+        </w:tc>
+        <w:tc>
+          <w:tcPr>
+            <w:tcW w:type="dxa" w:w="1191"/>
+          </w:tcPr>
+          <w:p>
+            <w:r>
+              <w:rPr>
+                <w:b w:val="0"/>
+                <w:i w:val="0"/>
+                <w:color w:val="64748B"/>
+                <w:sz w:val="16"/>
+              </w:rPr>
+              <w:t>GT-CQ</w:t>
+            </w:r>
+          </w:p>
+        </w:tc>
+        <w:tc>
+          <w:tcPr>
+            <w:tcW w:type="dxa" w:w="4706"/>
+          </w:tcPr>
+          <w:p>
+            <w:r>
+              <w:rPr>
+                <w:b w:val="0"/>
+                <w:i w:val="0"/>
+                <w:sz w:val="17"/>
+              </w:rPr>
+              <w:t>Avertissement!!! Le ménage a consommé 70 miche de Moyen de Pain traditionnel (tapalapa)  ce qui semble incoherent pour une consommation aucours des 7 derniers jours, prière de verifier et corriger.</w:t>
+            </w:r>
+          </w:p>
+        </w:tc>
+      </w:tr>
+      <w:tr>
+        <w:tc>
+          <w:tcPr>
+            <w:tcW w:type="dxa" w:w="964"/>
+          </w:tcPr>
+          <w:p>
+            <w:r>
+              <w:rPr>
+                <w:b/>
+                <w:i w:val="0"/>
+                <w:color w:val="DC2626"/>
+                <w:sz w:val="16"/>
+              </w:rPr>
+              <w:t>Haute</w:t>
+            </w:r>
+          </w:p>
+        </w:tc>
+        <w:tc>
+          <w:tcPr>
+            <w:tcW w:type="dxa" w:w="1247"/>
+          </w:tcPr>
+          <w:p>
+            <w:r>
+              <w:rPr>
+                <w:b/>
+                <w:i w:val="0"/>
+                <w:sz w:val="16"/>
+              </w:rPr>
+              <w:t>S13</w:t>
+              <w:br/>
+            </w:r>
+            <w:r>
+              <w:rPr>
+                <w:b w:val="0"/>
+                <w:i w:val="0"/>
+                <w:color w:val="64748B"/>
+                <w:sz w:val="14"/>
+              </w:rPr>
+              <w:t>Transferts</w:t>
+            </w:r>
+          </w:p>
+        </w:tc>
+        <w:tc>
+          <w:tcPr>
+            <w:tcW w:type="dxa" w:w="1531"/>
+          </w:tcPr>
+          <w:p>
+            <w:r>
+              <w:rPr>
+                <w:b/>
+                <w:i w:val="0"/>
+                <w:color w:val="16A34A"/>
+                <w:sz w:val="16"/>
+              </w:rPr>
+              <w:t>s00q27, s01q00a, s01q12, s01q13, s02q04, s03q11, s03q12, s01q01</w:t>
+            </w:r>
+          </w:p>
+        </w:tc>
+        <w:tc>
+          <w:tcPr>
+            <w:tcW w:type="dxa" w:w="1191"/>
+          </w:tcPr>
+          <w:p>
+            <w:r>
+              <w:rPr>
+                <w:b w:val="0"/>
+                <w:i w:val="0"/>
+                <w:color w:val="64748B"/>
+                <w:sz w:val="16"/>
+              </w:rPr>
+              <w:t>GT-CQ</w:t>
+            </w:r>
+          </w:p>
+        </w:tc>
+        <w:tc>
+          <w:tcPr>
+            <w:tcW w:type="dxa" w:w="4706"/>
+          </w:tcPr>
+          <w:p>
+            <w:r>
+              <w:rPr>
+                <w:b w:val="0"/>
+                <w:i w:val="0"/>
+                <w:sz w:val="17"/>
+              </w:rPr>
+              <w:t>L'âge du béneficiaire d'argent dans la section 13b (Transfert emis) semble incoherent voir élévé, prière de verifier ou corriger.</w:t>
+            </w:r>
+          </w:p>
+        </w:tc>
+      </w:tr>
+      <w:tr>
+        <w:tc>
+          <w:tcPr>
+            <w:tcW w:type="dxa" w:w="964"/>
+          </w:tcPr>
+          <w:p>
+            <w:r>
+              <w:rPr>
+                <w:b/>
+                <w:i w:val="0"/>
+                <w:color w:val="EA580C"/>
+                <w:sz w:val="16"/>
+              </w:rPr>
+              <w:t>Moyenne</w:t>
+            </w:r>
+          </w:p>
+        </w:tc>
+        <w:tc>
+          <w:tcPr>
+            <w:tcW w:type="dxa" w:w="1247"/>
+          </w:tcPr>
+          <w:p>
+            <w:r>
+              <w:rPr>
+                <w:b/>
+                <w:i w:val="0"/>
+                <w:sz w:val="16"/>
+              </w:rPr>
+              <w:t>S00</w:t>
+              <w:br/>
+            </w:r>
+            <w:r>
+              <w:rPr>
+                <w:b w:val="0"/>
+                <w:i w:val="0"/>
+                <w:color w:val="64748B"/>
+                <w:sz w:val="14"/>
+              </w:rPr>
+              <w:t>Identification</w:t>
+            </w:r>
+          </w:p>
+        </w:tc>
+        <w:tc>
+          <w:tcPr>
+            <w:tcW w:type="dxa" w:w="1531"/>
+          </w:tcPr>
+          <w:p>
+            <w:r>
+              <w:rPr>
+                <w:b/>
+                <w:i w:val="0"/>
+                <w:color w:val="16A34A"/>
+                <w:sz w:val="16"/>
+              </w:rPr>
+              <w:t>s00q07a, s00q08, s00q10, s00q13_0, s00q15_0, s00q17_0, s00q23a, s00q23b</w:t>
+            </w:r>
+          </w:p>
+        </w:tc>
+        <w:tc>
+          <w:tcPr>
+            <w:tcW w:type="dxa" w:w="1191"/>
+          </w:tcPr>
+          <w:p>
+            <w:r>
+              <w:rPr>
+                <w:b w:val="0"/>
+                <w:i w:val="0"/>
+                <w:color w:val="64748B"/>
+                <w:sz w:val="16"/>
+              </w:rPr>
+              <w:t>GT-CQ</w:t>
+            </w:r>
+          </w:p>
+        </w:tc>
+        <w:tc>
+          <w:tcPr>
+            <w:tcW w:type="dxa" w:w="4706"/>
+          </w:tcPr>
+          <w:p>
+            <w:r>
+              <w:rPr>
+                <w:b w:val="0"/>
+                <w:i w:val="0"/>
+                <w:sz w:val="17"/>
+              </w:rPr>
+              <w:t>Prière de renseigner toutes les informations du ménage dans la section 0 avant d'entamer les autres informations.</w:t>
+            </w:r>
+          </w:p>
+        </w:tc>
+      </w:tr>
+      <w:tr>
+        <w:tc>
+          <w:tcPr>
+            <w:tcW w:type="dxa" w:w="964"/>
+          </w:tcPr>
+          <w:p>
+            <w:r>
+              <w:rPr>
+                <w:b/>
+                <w:i w:val="0"/>
+                <w:color w:val="EA580C"/>
+                <w:sz w:val="16"/>
+              </w:rPr>
+              <w:t>Moyenne</w:t>
+            </w:r>
+          </w:p>
+        </w:tc>
+        <w:tc>
+          <w:tcPr>
+            <w:tcW w:type="dxa" w:w="1247"/>
+          </w:tcPr>
+          <w:p>
+            <w:r>
+              <w:rPr>
+                <w:b/>
+                <w:i w:val="0"/>
+                <w:sz w:val="16"/>
+              </w:rPr>
+              <w:t>S00</w:t>
+              <w:br/>
+            </w:r>
+            <w:r>
+              <w:rPr>
+                <w:b w:val="0"/>
+                <w:i w:val="0"/>
+                <w:color w:val="64748B"/>
+                <w:sz w:val="14"/>
+              </w:rPr>
+              <w:t>Identification</w:t>
+            </w:r>
+          </w:p>
+        </w:tc>
+        <w:tc>
+          <w:tcPr>
+            <w:tcW w:type="dxa" w:w="1531"/>
+          </w:tcPr>
+          <w:p>
+            <w:r>
+              <w:rPr>
+                <w:b/>
+                <w:i w:val="0"/>
+                <w:color w:val="16A34A"/>
+                <w:sz w:val="16"/>
+              </w:rPr>
+              <w:t>—</w:t>
+            </w:r>
+          </w:p>
+        </w:tc>
+        <w:tc>
+          <w:tcPr>
+            <w:tcW w:type="dxa" w:w="1191"/>
+          </w:tcPr>
+          <w:p>
+            <w:r>
+              <w:rPr>
+                <w:b w:val="0"/>
+                <w:i w:val="0"/>
+                <w:color w:val="64748B"/>
+                <w:sz w:val="16"/>
+              </w:rPr>
+              <w:t>GT-CQ</w:t>
+            </w:r>
+          </w:p>
+        </w:tc>
+        <w:tc>
+          <w:tcPr>
+            <w:tcW w:type="dxa" w:w="4706"/>
+          </w:tcPr>
+          <w:p>
+            <w:r>
+              <w:rPr>
+                <w:b w:val="0"/>
+                <w:i w:val="0"/>
+                <w:sz w:val="17"/>
+              </w:rPr>
+              <w:t>Les coordonnées GPS ménage prises lors de l'enquête principale diffèrent de celles du dénombrement, êtes vous sûr d'avoir enquêté le bon ménage si non chercher le bon ménage.</w:t>
+            </w:r>
+          </w:p>
+        </w:tc>
+      </w:tr>
+      <w:tr>
+        <w:tc>
+          <w:tcPr>
+            <w:tcW w:type="dxa" w:w="964"/>
+          </w:tcPr>
+          <w:p>
+            <w:r>
+              <w:rPr>
+                <w:b/>
+                <w:i w:val="0"/>
+                <w:color w:val="EA580C"/>
+                <w:sz w:val="16"/>
+              </w:rPr>
+              <w:t>Moyenne</w:t>
+            </w:r>
+          </w:p>
+        </w:tc>
+        <w:tc>
+          <w:tcPr>
+            <w:tcW w:type="dxa" w:w="1247"/>
+          </w:tcPr>
+          <w:p>
+            <w:r>
+              <w:rPr>
+                <w:b/>
+                <w:i w:val="0"/>
+                <w:sz w:val="16"/>
+              </w:rPr>
+              <w:t>S00</w:t>
+              <w:br/>
+            </w:r>
+            <w:r>
+              <w:rPr>
+                <w:b w:val="0"/>
+                <w:i w:val="0"/>
+                <w:color w:val="64748B"/>
+                <w:sz w:val="14"/>
+              </w:rPr>
+              <w:t>Identification</w:t>
+            </w:r>
+          </w:p>
+        </w:tc>
+        <w:tc>
+          <w:tcPr>
+            <w:tcW w:type="dxa" w:w="1531"/>
+          </w:tcPr>
+          <w:p>
+            <w:r>
+              <w:rPr>
+                <w:b/>
+                <w:i w:val="0"/>
+                <w:color w:val="16A34A"/>
+                <w:sz w:val="16"/>
+              </w:rPr>
+              <w:t>—</w:t>
+            </w:r>
+          </w:p>
+        </w:tc>
+        <w:tc>
+          <w:tcPr>
+            <w:tcW w:type="dxa" w:w="1191"/>
+          </w:tcPr>
+          <w:p>
+            <w:r>
+              <w:rPr>
+                <w:b w:val="0"/>
+                <w:i w:val="0"/>
+                <w:color w:val="64748B"/>
+                <w:sz w:val="16"/>
+              </w:rPr>
+              <w:t>GT-CQ</w:t>
+            </w:r>
+          </w:p>
+        </w:tc>
+        <w:tc>
+          <w:tcPr>
+            <w:tcW w:type="dxa" w:w="4706"/>
+          </w:tcPr>
+          <w:p>
+            <w:r>
+              <w:rPr>
+                <w:b w:val="0"/>
+                <w:i w:val="0"/>
+                <w:sz w:val="17"/>
+              </w:rPr>
+              <w:t>L'adresse ou la localisation du ménage doit être bien renseignée, ne doit pas contenir des numéros de téléphone et elle semble courte pour être une adresse.</w:t>
+            </w:r>
+          </w:p>
+        </w:tc>
+      </w:tr>
+      <w:tr>
+        <w:tc>
+          <w:tcPr>
+            <w:tcW w:type="dxa" w:w="964"/>
+          </w:tcPr>
+          <w:p>
+            <w:r>
+              <w:rPr>
+                <w:b/>
+                <w:i w:val="0"/>
+                <w:color w:val="EA580C"/>
+                <w:sz w:val="16"/>
+              </w:rPr>
+              <w:t>Moyenne</w:t>
+            </w:r>
+          </w:p>
+        </w:tc>
+        <w:tc>
+          <w:tcPr>
+            <w:tcW w:type="dxa" w:w="1247"/>
+          </w:tcPr>
+          <w:p>
+            <w:r>
+              <w:rPr>
+                <w:b/>
+                <w:i w:val="0"/>
+                <w:sz w:val="16"/>
+              </w:rPr>
+              <w:t>S00</w:t>
+              <w:br/>
+            </w:r>
+            <w:r>
+              <w:rPr>
+                <w:b w:val="0"/>
+                <w:i w:val="0"/>
+                <w:color w:val="64748B"/>
+                <w:sz w:val="14"/>
+              </w:rPr>
+              <w:t>Identification</w:t>
+            </w:r>
+          </w:p>
+        </w:tc>
+        <w:tc>
+          <w:tcPr>
+            <w:tcW w:type="dxa" w:w="1531"/>
+          </w:tcPr>
+          <w:p>
+            <w:r>
+              <w:rPr>
+                <w:b/>
+                <w:i w:val="0"/>
+                <w:color w:val="16A34A"/>
+                <w:sz w:val="16"/>
+              </w:rPr>
+              <w:t>—</w:t>
+            </w:r>
+          </w:p>
+        </w:tc>
+        <w:tc>
+          <w:tcPr>
+            <w:tcW w:type="dxa" w:w="1191"/>
+          </w:tcPr>
+          <w:p>
+            <w:r>
+              <w:rPr>
+                <w:b w:val="0"/>
+                <w:i w:val="0"/>
+                <w:color w:val="64748B"/>
+                <w:sz w:val="16"/>
+              </w:rPr>
+              <w:t>GT-CQ</w:t>
+            </w:r>
+          </w:p>
+        </w:tc>
+        <w:tc>
+          <w:tcPr>
+            <w:tcW w:type="dxa" w:w="4706"/>
+          </w:tcPr>
+          <w:p>
+            <w:r>
+              <w:rPr>
+                <w:b w:val="0"/>
+                <w:i w:val="0"/>
+                <w:sz w:val="17"/>
+              </w:rPr>
+              <w:t>Prière de renseigner la bonne adresse.Attention! Il manque des informations non renseignées dans la section 0, prière de regarder toutes les autres informations dans l'identification du ménage (IDENTIFICATION ET RENSEIGNEMENTS DE CONTROLE) ou dans OBSERVATIONS pour pouvoir renseigné toutes les questions liées au ménage.</w:t>
+            </w:r>
+          </w:p>
+        </w:tc>
+      </w:tr>
+      <w:tr>
+        <w:tc>
+          <w:tcPr>
+            <w:tcW w:type="dxa" w:w="964"/>
+          </w:tcPr>
+          <w:p>
+            <w:r>
+              <w:rPr>
+                <w:b/>
+                <w:i w:val="0"/>
+                <w:color w:val="EA580C"/>
+                <w:sz w:val="16"/>
+              </w:rPr>
+              <w:t>Moyenne</w:t>
+            </w:r>
+          </w:p>
+        </w:tc>
+        <w:tc>
+          <w:tcPr>
+            <w:tcW w:type="dxa" w:w="1247"/>
+          </w:tcPr>
+          <w:p>
+            <w:r>
+              <w:rPr>
+                <w:b/>
+                <w:i w:val="0"/>
+                <w:sz w:val="16"/>
+              </w:rPr>
+              <w:t>S01</w:t>
+              <w:br/>
+            </w:r>
+            <w:r>
+              <w:rPr>
+                <w:b w:val="0"/>
+                <w:i w:val="0"/>
+                <w:color w:val="64748B"/>
+                <w:sz w:val="14"/>
+              </w:rPr>
+              <w:t>Démographie</w:t>
+            </w:r>
+          </w:p>
+        </w:tc>
+        <w:tc>
+          <w:tcPr>
+            <w:tcW w:type="dxa" w:w="1531"/>
+          </w:tcPr>
+          <w:p>
+            <w:r>
+              <w:rPr>
+                <w:b/>
+                <w:i w:val="0"/>
+                <w:color w:val="16A34A"/>
+                <w:sz w:val="16"/>
+              </w:rPr>
+              <w:t>s01q00</w:t>
+            </w:r>
+          </w:p>
+        </w:tc>
+        <w:tc>
+          <w:tcPr>
+            <w:tcW w:type="dxa" w:w="1191"/>
+          </w:tcPr>
+          <w:p>
+            <w:r>
+              <w:rPr>
+                <w:b w:val="0"/>
+                <w:i w:val="0"/>
+                <w:color w:val="64748B"/>
+                <w:sz w:val="16"/>
+              </w:rPr>
+              <w:t>GT-CQ</w:t>
+            </w:r>
+          </w:p>
+        </w:tc>
+        <w:tc>
+          <w:tcPr>
+            <w:tcW w:type="dxa" w:w="4706"/>
+          </w:tcPr>
+          <w:p>
+            <w:r>
+              <w:rPr>
+                <w:b w:val="0"/>
+                <w:i w:val="0"/>
+                <w:sz w:val="17"/>
+              </w:rPr>
+              <w:t>Attention ! Vous avez déclaré en s01q00 que le répondant est la personne elle-même, or bassirou ka 2 est trop jeune (4 ans) pour fournir des informations correctes.</w:t>
+            </w:r>
+          </w:p>
+        </w:tc>
+      </w:tr>
+      <w:tr>
+        <w:tc>
+          <w:tcPr>
+            <w:tcW w:type="dxa" w:w="964"/>
+          </w:tcPr>
+          <w:p>
+            <w:r>
+              <w:rPr>
+                <w:b/>
+                <w:i w:val="0"/>
+                <w:color w:val="EA580C"/>
+                <w:sz w:val="16"/>
+              </w:rPr>
+              <w:t>Moyenne</w:t>
+            </w:r>
+          </w:p>
+        </w:tc>
+        <w:tc>
+          <w:tcPr>
+            <w:tcW w:type="dxa" w:w="1247"/>
+          </w:tcPr>
+          <w:p>
+            <w:r>
+              <w:rPr>
+                <w:b/>
+                <w:i w:val="0"/>
+                <w:sz w:val="16"/>
+              </w:rPr>
+              <w:t>S01</w:t>
+              <w:br/>
+            </w:r>
+            <w:r>
+              <w:rPr>
+                <w:b w:val="0"/>
+                <w:i w:val="0"/>
+                <w:color w:val="64748B"/>
+                <w:sz w:val="14"/>
+              </w:rPr>
+              <w:t>Démographie</w:t>
+            </w:r>
+          </w:p>
+        </w:tc>
+        <w:tc>
+          <w:tcPr>
+            <w:tcW w:type="dxa" w:w="1531"/>
+          </w:tcPr>
+          <w:p>
+            <w:r>
+              <w:rPr>
+                <w:b/>
+                <w:i w:val="0"/>
+                <w:color w:val="16A34A"/>
+                <w:sz w:val="16"/>
+              </w:rPr>
+              <w:t>—</w:t>
+            </w:r>
+          </w:p>
+        </w:tc>
+        <w:tc>
+          <w:tcPr>
+            <w:tcW w:type="dxa" w:w="1191"/>
+          </w:tcPr>
+          <w:p>
+            <w:r>
+              <w:rPr>
+                <w:b w:val="0"/>
+                <w:i w:val="0"/>
+                <w:color w:val="64748B"/>
+                <w:sz w:val="16"/>
+              </w:rPr>
+              <w:t>GT-CQ</w:t>
+            </w:r>
+          </w:p>
+        </w:tc>
+        <w:tc>
+          <w:tcPr>
+            <w:tcW w:type="dxa" w:w="4706"/>
+          </w:tcPr>
+          <w:p>
+            <w:r>
+              <w:rPr>
+                <w:b w:val="0"/>
+                <w:i w:val="0"/>
+                <w:sz w:val="17"/>
+              </w:rPr>
+              <w:t>Prière de refaire la section 1 pour bassirou ka 2 en demandant à un adulte de répondre aux questions à sa place.</w:t>
+            </w:r>
+          </w:p>
+        </w:tc>
+      </w:tr>
+      <w:tr>
+        <w:tc>
+          <w:tcPr>
+            <w:tcW w:type="dxa" w:w="964"/>
+          </w:tcPr>
+          <w:p>
+            <w:r>
+              <w:rPr>
+                <w:b/>
+                <w:i w:val="0"/>
+                <w:color w:val="EA580C"/>
+                <w:sz w:val="16"/>
+              </w:rPr>
+              <w:t>Moyenne</w:t>
+            </w:r>
+          </w:p>
+        </w:tc>
+        <w:tc>
+          <w:tcPr>
+            <w:tcW w:type="dxa" w:w="1247"/>
+          </w:tcPr>
+          <w:p>
+            <w:r>
+              <w:rPr>
+                <w:b/>
+                <w:i w:val="0"/>
+                <w:sz w:val="16"/>
+              </w:rPr>
+              <w:t>S01</w:t>
+              <w:br/>
+            </w:r>
+            <w:r>
+              <w:rPr>
+                <w:b w:val="0"/>
+                <w:i w:val="0"/>
+                <w:color w:val="64748B"/>
+                <w:sz w:val="14"/>
+              </w:rPr>
+              <w:t>Démographie</w:t>
+            </w:r>
+          </w:p>
+        </w:tc>
+        <w:tc>
+          <w:tcPr>
+            <w:tcW w:type="dxa" w:w="1531"/>
+          </w:tcPr>
+          <w:p>
+            <w:r>
+              <w:rPr>
+                <w:b/>
+                <w:i w:val="0"/>
+                <w:color w:val="16A34A"/>
+                <w:sz w:val="16"/>
+              </w:rPr>
+              <w:t>—</w:t>
+            </w:r>
+          </w:p>
+        </w:tc>
+        <w:tc>
+          <w:tcPr>
+            <w:tcW w:type="dxa" w:w="1191"/>
+          </w:tcPr>
+          <w:p>
+            <w:r>
+              <w:rPr>
+                <w:b w:val="0"/>
+                <w:i w:val="0"/>
+                <w:color w:val="64748B"/>
+                <w:sz w:val="16"/>
+              </w:rPr>
+              <w:t>GT-CQ</w:t>
+            </w:r>
+          </w:p>
+        </w:tc>
+        <w:tc>
+          <w:tcPr>
+            <w:tcW w:type="dxa" w:w="4706"/>
+          </w:tcPr>
+          <w:p>
+            <w:r>
+              <w:rPr>
+                <w:b w:val="0"/>
+                <w:i w:val="0"/>
+                <w:sz w:val="17"/>
+              </w:rPr>
+              <w:t>Prière de verifier l'information donnée par IBRAHIMA adja KA ou corriger au niveau de la section 1.</w:t>
+            </w:r>
+          </w:p>
+        </w:tc>
+      </w:tr>
+      <w:tr>
+        <w:tc>
+          <w:tcPr>
+            <w:tcW w:type="dxa" w:w="964"/>
+          </w:tcPr>
+          <w:p>
+            <w:r>
+              <w:rPr>
+                <w:b/>
+                <w:i w:val="0"/>
+                <w:color w:val="EA580C"/>
+                <w:sz w:val="16"/>
+              </w:rPr>
+              <w:t>Moyenne</w:t>
+            </w:r>
+          </w:p>
+        </w:tc>
+        <w:tc>
+          <w:tcPr>
+            <w:tcW w:type="dxa" w:w="1247"/>
+          </w:tcPr>
+          <w:p>
+            <w:r>
+              <w:rPr>
+                <w:b/>
+                <w:i w:val="0"/>
+                <w:sz w:val="16"/>
+              </w:rPr>
+              <w:t>S01</w:t>
+              <w:br/>
+            </w:r>
+            <w:r>
+              <w:rPr>
+                <w:b w:val="0"/>
+                <w:i w:val="0"/>
+                <w:color w:val="64748B"/>
+                <w:sz w:val="14"/>
+              </w:rPr>
+              <w:t>Démographie</w:t>
+            </w:r>
+          </w:p>
+        </w:tc>
+        <w:tc>
+          <w:tcPr>
+            <w:tcW w:type="dxa" w:w="1531"/>
+          </w:tcPr>
+          <w:p>
+            <w:r>
+              <w:rPr>
+                <w:b/>
+                <w:i w:val="0"/>
+                <w:color w:val="16A34A"/>
+                <w:sz w:val="16"/>
+              </w:rPr>
+              <w:t>—</w:t>
+            </w:r>
+          </w:p>
+        </w:tc>
+        <w:tc>
+          <w:tcPr>
+            <w:tcW w:type="dxa" w:w="1191"/>
+          </w:tcPr>
+          <w:p>
+            <w:r>
+              <w:rPr>
+                <w:b w:val="0"/>
+                <w:i w:val="0"/>
+                <w:color w:val="64748B"/>
+                <w:sz w:val="16"/>
+              </w:rPr>
+              <w:t>GT-CQ</w:t>
+            </w:r>
+          </w:p>
+        </w:tc>
+        <w:tc>
+          <w:tcPr>
+            <w:tcW w:type="dxa" w:w="4706"/>
+          </w:tcPr>
+          <w:p>
+            <w:r>
+              <w:rPr>
+                <w:b w:val="0"/>
+                <w:i w:val="0"/>
+                <w:sz w:val="17"/>
+              </w:rPr>
+              <w:t>Prière de verifier l'information donnée par mouhamed kabir ka ou corriger au niveau de la section 1.</w:t>
+            </w:r>
+          </w:p>
+        </w:tc>
+      </w:tr>
+      <w:tr>
+        <w:tc>
+          <w:tcPr>
+            <w:tcW w:type="dxa" w:w="964"/>
+          </w:tcPr>
+          <w:p>
+            <w:r>
+              <w:rPr>
+                <w:b/>
+                <w:i w:val="0"/>
+                <w:color w:val="EA580C"/>
+                <w:sz w:val="16"/>
+              </w:rPr>
+              <w:t>Moyenne</w:t>
+            </w:r>
+          </w:p>
+        </w:tc>
+        <w:tc>
+          <w:tcPr>
+            <w:tcW w:type="dxa" w:w="1247"/>
+          </w:tcPr>
+          <w:p>
+            <w:r>
+              <w:rPr>
+                <w:b/>
+                <w:i w:val="0"/>
+                <w:sz w:val="16"/>
+              </w:rPr>
+              <w:t>S01</w:t>
+              <w:br/>
+            </w:r>
+            <w:r>
+              <w:rPr>
+                <w:b w:val="0"/>
+                <w:i w:val="0"/>
+                <w:color w:val="64748B"/>
+                <w:sz w:val="14"/>
+              </w:rPr>
+              <w:t>Démographie</w:t>
+            </w:r>
+          </w:p>
+        </w:tc>
+        <w:tc>
+          <w:tcPr>
+            <w:tcW w:type="dxa" w:w="1531"/>
+          </w:tcPr>
+          <w:p>
+            <w:r>
+              <w:rPr>
+                <w:b/>
+                <w:i w:val="0"/>
+                <w:color w:val="16A34A"/>
+                <w:sz w:val="16"/>
+              </w:rPr>
+              <w:t>—</w:t>
+            </w:r>
+          </w:p>
+        </w:tc>
+        <w:tc>
+          <w:tcPr>
+            <w:tcW w:type="dxa" w:w="1191"/>
+          </w:tcPr>
+          <w:p>
+            <w:r>
+              <w:rPr>
+                <w:b w:val="0"/>
+                <w:i w:val="0"/>
+                <w:color w:val="64748B"/>
+                <w:sz w:val="16"/>
+              </w:rPr>
+              <w:t>GT-CQ</w:t>
+            </w:r>
+          </w:p>
+        </w:tc>
+        <w:tc>
+          <w:tcPr>
+            <w:tcW w:type="dxa" w:w="4706"/>
+          </w:tcPr>
+          <w:p>
+            <w:r>
+              <w:rPr>
+                <w:b w:val="0"/>
+                <w:i w:val="0"/>
+                <w:sz w:val="17"/>
+              </w:rPr>
+              <w:t>Prière de verifier l'information donnée par mouhamed sahir ka ou corriger au niveau de la section 1.</w:t>
+            </w:r>
+          </w:p>
+        </w:tc>
+      </w:tr>
+      <w:tr>
+        <w:tc>
+          <w:tcPr>
+            <w:tcW w:type="dxa" w:w="964"/>
+          </w:tcPr>
+          <w:p>
+            <w:r>
+              <w:rPr>
+                <w:b/>
+                <w:i w:val="0"/>
+                <w:color w:val="EA580C"/>
+                <w:sz w:val="16"/>
+              </w:rPr>
+              <w:t>Moyenne</w:t>
+            </w:r>
+          </w:p>
+        </w:tc>
+        <w:tc>
+          <w:tcPr>
+            <w:tcW w:type="dxa" w:w="1247"/>
+          </w:tcPr>
+          <w:p>
+            <w:r>
+              <w:rPr>
+                <w:b/>
+                <w:i w:val="0"/>
+                <w:sz w:val="16"/>
+              </w:rPr>
+              <w:t>S01</w:t>
+              <w:br/>
+            </w:r>
+            <w:r>
+              <w:rPr>
+                <w:b w:val="0"/>
+                <w:i w:val="0"/>
+                <w:color w:val="64748B"/>
+                <w:sz w:val="14"/>
+              </w:rPr>
+              <w:t>Démographie</w:t>
+            </w:r>
+          </w:p>
+        </w:tc>
+        <w:tc>
+          <w:tcPr>
+            <w:tcW w:type="dxa" w:w="1531"/>
+          </w:tcPr>
+          <w:p>
+            <w:r>
+              <w:rPr>
+                <w:b/>
+                <w:i w:val="0"/>
+                <w:color w:val="16A34A"/>
+                <w:sz w:val="16"/>
+              </w:rPr>
+              <w:t>s01q10_1</w:t>
+            </w:r>
+          </w:p>
+        </w:tc>
+        <w:tc>
+          <w:tcPr>
+            <w:tcW w:type="dxa" w:w="1191"/>
+          </w:tcPr>
+          <w:p>
+            <w:r>
+              <w:rPr>
+                <w:b w:val="0"/>
+                <w:i w:val="0"/>
+                <w:color w:val="64748B"/>
+                <w:sz w:val="16"/>
+              </w:rPr>
+              <w:t>GT-CQ</w:t>
+            </w:r>
+          </w:p>
+        </w:tc>
+        <w:tc>
+          <w:tcPr>
+            <w:tcW w:type="dxa" w:w="4706"/>
+          </w:tcPr>
+          <w:p>
+            <w:r>
+              <w:rPr>
+                <w:b w:val="0"/>
+                <w:i w:val="0"/>
+                <w:sz w:val="17"/>
+              </w:rPr>
+              <w:t>La taille du ménage lors de l'enquête principale (18) de ce ménage est inférieur à la taille du denombrement (19), prière de fournir des explications concrètes ou aller revisiter le ménage.</w:t>
+            </w:r>
+          </w:p>
+        </w:tc>
+      </w:tr>
+      <w:tr>
+        <w:tc>
+          <w:tcPr>
+            <w:tcW w:type="dxa" w:w="964"/>
+          </w:tcPr>
+          <w:p>
+            <w:r>
+              <w:rPr>
+                <w:b/>
+                <w:i w:val="0"/>
+                <w:color w:val="EA580C"/>
+                <w:sz w:val="16"/>
+              </w:rPr>
+              <w:t>Moyenne</w:t>
+            </w:r>
+          </w:p>
+        </w:tc>
+        <w:tc>
+          <w:tcPr>
+            <w:tcW w:type="dxa" w:w="1247"/>
+          </w:tcPr>
+          <w:p>
+            <w:r>
+              <w:rPr>
+                <w:b/>
+                <w:i w:val="0"/>
+                <w:sz w:val="16"/>
+              </w:rPr>
               <w:t>S02</w:t>
               <w:br/>
             </w:r>
@@ -1534,7 +3154,7 @@
                 <w:color w:val="16A34A"/>
                 <w:sz w:val="16"/>
               </w:rPr>
-              <w:t>s01q32, s01q36, s01q38, s04q37_modif, s02q33, s02q34, s01q00b</w:t>
+              <w:t>—</w:t>
             </w:r>
           </w:p>
         </w:tc>
@@ -1565,7 +3185,7 @@
                 <w:i w:val="0"/>
                 <w:sz w:val="17"/>
               </w:rPr>
-              <w:t>Peu probable!!! Vu l'âge (16 ans) de mouhamed ka ou l'année à laquelle mouhamed ka a fréquenté l'école pour la dernière fois (.) le dernier diplome de mouhamed ka ne peut être le Certificat d'études primaires (CEP), prière de corriger cette incohérence ou confirmer avec le QG.</w:t>
+              <w:t>Attention!!! le montant payé de IBRAHIMA ka pour la cotisation est de 200 FCFA qui semble faible.</w:t>
             </w:r>
           </w:p>
         </w:tc>
@@ -1580,10 +3200,10 @@
               <w:rPr>
                 <w:b/>
                 <w:i w:val="0"/>
-                <w:color w:val="DC2626"/>
-                <w:sz w:val="16"/>
-              </w:rPr>
-              <w:t>Haute</w:t>
+                <w:color w:val="EA580C"/>
+                <w:sz w:val="16"/>
+              </w:rPr>
+              <w:t>Moyenne</w:t>
             </w:r>
           </w:p>
         </w:tc>
@@ -1598,7 +3218,7 @@
                 <w:i w:val="0"/>
                 <w:sz w:val="16"/>
               </w:rPr>
-              <w:t>S03</w:t>
+              <w:t>S02</w:t>
               <w:br/>
             </w:r>
             <w:r>
@@ -1608,7 +3228,7 @@
                 <w:color w:val="64748B"/>
                 <w:sz w:val="14"/>
               </w:rPr>
-              <w:t>Santé</w:t>
+              <w:t>Éducation</w:t>
             </w:r>
           </w:p>
         </w:tc>
@@ -1655,7 +3275,7 @@
                 <w:i w:val="0"/>
                 <w:sz w:val="17"/>
               </w:rPr>
-              <w:t>Incohérent !!! mariama ka s'est consulté la première fois pour cette maladie (Accident/Blessure) chez un Guérisseur/ Tradipraticien/ Marabout et vous dites que  mariama ka n'est pas concerné par le montant des frais de consultation d'un Guérisseur/ Tradipraticien/ Marabout (3.17=9999).</w:t>
+              <w:t>Veuillez verifier cette information auprès de l'enquêté ou confirmer avec le QG.</w:t>
             </w:r>
           </w:p>
         </w:tc>
@@ -1670,10 +3290,10 @@
               <w:rPr>
                 <w:b/>
                 <w:i w:val="0"/>
-                <w:color w:val="DC2626"/>
-                <w:sz w:val="16"/>
-              </w:rPr>
-              <w:t>Haute</w:t>
+                <w:color w:val="EA580C"/>
+                <w:sz w:val="16"/>
+              </w:rPr>
+              <w:t>Moyenne</w:t>
             </w:r>
           </w:p>
         </w:tc>
@@ -1688,7 +3308,7 @@
                 <w:i w:val="0"/>
                 <w:sz w:val="16"/>
               </w:rPr>
-              <w:t>S03</w:t>
+              <w:t>S02</w:t>
               <w:br/>
             </w:r>
             <w:r>
@@ -1698,7 +3318,7 @@
                 <w:color w:val="64748B"/>
                 <w:sz w:val="14"/>
               </w:rPr>
-              <w:t>Santé</w:t>
+              <w:t>Éducation</w:t>
             </w:r>
           </w:p>
         </w:tc>
@@ -1714,7 +3334,7 @@
                 <w:color w:val="16A34A"/>
                 <w:sz w:val="16"/>
               </w:rPr>
-              <w:t>—</w:t>
+              <w:t>s01q63, s00q04, s02q25, s01q00b, s02q17_2, s02q15_2</w:t>
             </w:r>
           </w:p>
         </w:tc>
@@ -1745,7 +3365,7 @@
                 <w:i w:val="0"/>
                 <w:sz w:val="17"/>
               </w:rPr>
-              <w:t>Prière de verifier cette incohérence auprès de l'enquêté ou confirmer.</w:t>
+              <w:t>Dans les milieux urbains c'est peu probable de voir une école dont les élèves ou étudiants ne dépensent pas en frais d'uniformes, prière de verifier pour IBRAHIMA ka qui fréquente 4ème année de Primaire et corriger ou confirmer avec le QG.</w:t>
             </w:r>
           </w:p>
         </w:tc>
@@ -1760,10 +3380,730 @@
               <w:rPr>
                 <w:b/>
                 <w:i w:val="0"/>
-                <w:color w:val="DC2626"/>
-                <w:sz w:val="16"/>
-              </w:rPr>
-              <w:t>Haute</w:t>
+                <w:color w:val="EA580C"/>
+                <w:sz w:val="16"/>
+              </w:rPr>
+              <w:t>Moyenne</w:t>
+            </w:r>
+          </w:p>
+        </w:tc>
+        <w:tc>
+          <w:tcPr>
+            <w:tcW w:type="dxa" w:w="1247"/>
+          </w:tcPr>
+          <w:p>
+            <w:r>
+              <w:rPr>
+                <w:b/>
+                <w:i w:val="0"/>
+                <w:sz w:val="16"/>
+              </w:rPr>
+              <w:t>S02</w:t>
+              <w:br/>
+            </w:r>
+            <w:r>
+              <w:rPr>
+                <w:b w:val="0"/>
+                <w:i w:val="0"/>
+                <w:color w:val="64748B"/>
+                <w:sz w:val="14"/>
+              </w:rPr>
+              <w:t>Éducation</w:t>
+            </w:r>
+          </w:p>
+        </w:tc>
+        <w:tc>
+          <w:tcPr>
+            <w:tcW w:type="dxa" w:w="1531"/>
+          </w:tcPr>
+          <w:p>
+            <w:r>
+              <w:rPr>
+                <w:b/>
+                <w:i w:val="0"/>
+                <w:color w:val="16A34A"/>
+                <w:sz w:val="16"/>
+              </w:rPr>
+              <w:t>—</w:t>
+            </w:r>
+          </w:p>
+        </w:tc>
+        <w:tc>
+          <w:tcPr>
+            <w:tcW w:type="dxa" w:w="1191"/>
+          </w:tcPr>
+          <w:p>
+            <w:r>
+              <w:rPr>
+                <w:b w:val="0"/>
+                <w:i w:val="0"/>
+                <w:color w:val="64748B"/>
+                <w:sz w:val="16"/>
+              </w:rPr>
+              <w:t>GT-CQ</w:t>
+            </w:r>
+          </w:p>
+        </w:tc>
+        <w:tc>
+          <w:tcPr>
+            <w:tcW w:type="dxa" w:w="4706"/>
+          </w:tcPr>
+          <w:p>
+            <w:r>
+              <w:rPr>
+                <w:b w:val="0"/>
+                <w:i w:val="0"/>
+                <w:sz w:val="17"/>
+              </w:rPr>
+              <w:t>Attention!!! le montant payé de aissatou ka pour la cotisation est de 200 FCFA qui semble faible.</w:t>
+            </w:r>
+          </w:p>
+        </w:tc>
+      </w:tr>
+      <w:tr>
+        <w:tc>
+          <w:tcPr>
+            <w:tcW w:type="dxa" w:w="964"/>
+          </w:tcPr>
+          <w:p>
+            <w:r>
+              <w:rPr>
+                <w:b/>
+                <w:i w:val="0"/>
+                <w:color w:val="EA580C"/>
+                <w:sz w:val="16"/>
+              </w:rPr>
+              <w:t>Moyenne</w:t>
+            </w:r>
+          </w:p>
+        </w:tc>
+        <w:tc>
+          <w:tcPr>
+            <w:tcW w:type="dxa" w:w="1247"/>
+          </w:tcPr>
+          <w:p>
+            <w:r>
+              <w:rPr>
+                <w:b/>
+                <w:i w:val="0"/>
+                <w:sz w:val="16"/>
+              </w:rPr>
+              <w:t>S02</w:t>
+              <w:br/>
+            </w:r>
+            <w:r>
+              <w:rPr>
+                <w:b w:val="0"/>
+                <w:i w:val="0"/>
+                <w:color w:val="64748B"/>
+                <w:sz w:val="14"/>
+              </w:rPr>
+              <w:t>Éducation</w:t>
+            </w:r>
+          </w:p>
+        </w:tc>
+        <w:tc>
+          <w:tcPr>
+            <w:tcW w:type="dxa" w:w="1531"/>
+          </w:tcPr>
+          <w:p>
+            <w:r>
+              <w:rPr>
+                <w:b/>
+                <w:i w:val="0"/>
+                <w:color w:val="16A34A"/>
+                <w:sz w:val="16"/>
+              </w:rPr>
+              <w:t>s01q63, s00q04, s02q25, s01q00b, s02q17_2, s02q15_2</w:t>
+            </w:r>
+          </w:p>
+        </w:tc>
+        <w:tc>
+          <w:tcPr>
+            <w:tcW w:type="dxa" w:w="1191"/>
+          </w:tcPr>
+          <w:p>
+            <w:r>
+              <w:rPr>
+                <w:b w:val="0"/>
+                <w:i w:val="0"/>
+                <w:color w:val="64748B"/>
+                <w:sz w:val="16"/>
+              </w:rPr>
+              <w:t>GT-CQ</w:t>
+            </w:r>
+          </w:p>
+        </w:tc>
+        <w:tc>
+          <w:tcPr>
+            <w:tcW w:type="dxa" w:w="4706"/>
+          </w:tcPr>
+          <w:p>
+            <w:r>
+              <w:rPr>
+                <w:b w:val="0"/>
+                <w:i w:val="0"/>
+                <w:sz w:val="17"/>
+              </w:rPr>
+              <w:t>Dans les milieux urbains c'est peu probable de voir une école dont les élèves ou étudiants ne dépensent pas en frais d'uniformes, prière de verifier pour aissatou ka qui fréquente 6ème année de Primaire et corriger ou confirmer avec le QG.</w:t>
+            </w:r>
+          </w:p>
+        </w:tc>
+      </w:tr>
+      <w:tr>
+        <w:tc>
+          <w:tcPr>
+            <w:tcW w:type="dxa" w:w="964"/>
+          </w:tcPr>
+          <w:p>
+            <w:r>
+              <w:rPr>
+                <w:b/>
+                <w:i w:val="0"/>
+                <w:color w:val="EA580C"/>
+                <w:sz w:val="16"/>
+              </w:rPr>
+              <w:t>Moyenne</w:t>
+            </w:r>
+          </w:p>
+        </w:tc>
+        <w:tc>
+          <w:tcPr>
+            <w:tcW w:type="dxa" w:w="1247"/>
+          </w:tcPr>
+          <w:p>
+            <w:r>
+              <w:rPr>
+                <w:b/>
+                <w:i w:val="0"/>
+                <w:sz w:val="16"/>
+              </w:rPr>
+              <w:t>S02</w:t>
+              <w:br/>
+            </w:r>
+            <w:r>
+              <w:rPr>
+                <w:b w:val="0"/>
+                <w:i w:val="0"/>
+                <w:color w:val="64748B"/>
+                <w:sz w:val="14"/>
+              </w:rPr>
+              <w:t>Éducation</w:t>
+            </w:r>
+          </w:p>
+        </w:tc>
+        <w:tc>
+          <w:tcPr>
+            <w:tcW w:type="dxa" w:w="1531"/>
+          </w:tcPr>
+          <w:p>
+            <w:r>
+              <w:rPr>
+                <w:b/>
+                <w:i w:val="0"/>
+                <w:color w:val="16A34A"/>
+                <w:sz w:val="16"/>
+              </w:rPr>
+              <w:t>s01q23, s01q00b, s01q23_autre</w:t>
+            </w:r>
+          </w:p>
+        </w:tc>
+        <w:tc>
+          <w:tcPr>
+            <w:tcW w:type="dxa" w:w="1191"/>
+          </w:tcPr>
+          <w:p>
+            <w:r>
+              <w:rPr>
+                <w:b w:val="0"/>
+                <w:i w:val="0"/>
+                <w:color w:val="64748B"/>
+                <w:sz w:val="16"/>
+              </w:rPr>
+              <w:t>GT-CQ</w:t>
+            </w:r>
+          </w:p>
+        </w:tc>
+        <w:tc>
+          <w:tcPr>
+            <w:tcW w:type="dxa" w:w="4706"/>
+          </w:tcPr>
+          <w:p>
+            <w:r>
+              <w:rPr>
+                <w:b w:val="0"/>
+                <w:i w:val="0"/>
+                <w:sz w:val="17"/>
+              </w:rPr>
+              <w:t>La raison principale que IBRAHIMA adja KA n'a pas fait des études dans une école formelle est préférence école coranique et semble exister dans les modalités, prière de prendre attache avec le QG pour plus d'explication afin de la classer bien.</w:t>
+            </w:r>
+          </w:p>
+        </w:tc>
+      </w:tr>
+      <w:tr>
+        <w:tc>
+          <w:tcPr>
+            <w:tcW w:type="dxa" w:w="964"/>
+          </w:tcPr>
+          <w:p>
+            <w:r>
+              <w:rPr>
+                <w:b/>
+                <w:i w:val="0"/>
+                <w:color w:val="EA580C"/>
+                <w:sz w:val="16"/>
+              </w:rPr>
+              <w:t>Moyenne</w:t>
+            </w:r>
+          </w:p>
+        </w:tc>
+        <w:tc>
+          <w:tcPr>
+            <w:tcW w:type="dxa" w:w="1247"/>
+          </w:tcPr>
+          <w:p>
+            <w:r>
+              <w:rPr>
+                <w:b/>
+                <w:i w:val="0"/>
+                <w:sz w:val="16"/>
+              </w:rPr>
+              <w:t>S02</w:t>
+              <w:br/>
+            </w:r>
+            <w:r>
+              <w:rPr>
+                <w:b w:val="0"/>
+                <w:i w:val="0"/>
+                <w:color w:val="64748B"/>
+                <w:sz w:val="14"/>
+              </w:rPr>
+              <w:t>Éducation</w:t>
+            </w:r>
+          </w:p>
+        </w:tc>
+        <w:tc>
+          <w:tcPr>
+            <w:tcW w:type="dxa" w:w="1531"/>
+          </w:tcPr>
+          <w:p>
+            <w:r>
+              <w:rPr>
+                <w:b/>
+                <w:i w:val="0"/>
+                <w:color w:val="16A34A"/>
+                <w:sz w:val="16"/>
+              </w:rPr>
+              <w:t>s01q23, s01q00b, s01q23_autre</w:t>
+            </w:r>
+          </w:p>
+        </w:tc>
+        <w:tc>
+          <w:tcPr>
+            <w:tcW w:type="dxa" w:w="1191"/>
+          </w:tcPr>
+          <w:p>
+            <w:r>
+              <w:rPr>
+                <w:b w:val="0"/>
+                <w:i w:val="0"/>
+                <w:color w:val="64748B"/>
+                <w:sz w:val="16"/>
+              </w:rPr>
+              <w:t>GT-CQ</w:t>
+            </w:r>
+          </w:p>
+        </w:tc>
+        <w:tc>
+          <w:tcPr>
+            <w:tcW w:type="dxa" w:w="4706"/>
+          </w:tcPr>
+          <w:p>
+            <w:r>
+              <w:rPr>
+                <w:b w:val="0"/>
+                <w:i w:val="0"/>
+                <w:sz w:val="17"/>
+              </w:rPr>
+              <w:t>La raison principale que absa ndao n'a pas fait des études dans une école formelle est mariage et semble exister dans les modalités, prière de prendre attache avec le QG pour plus d'explication afin de la classer bien.</w:t>
+            </w:r>
+          </w:p>
+        </w:tc>
+      </w:tr>
+      <w:tr>
+        <w:tc>
+          <w:tcPr>
+            <w:tcW w:type="dxa" w:w="964"/>
+          </w:tcPr>
+          <w:p>
+            <w:r>
+              <w:rPr>
+                <w:b/>
+                <w:i w:val="0"/>
+                <w:color w:val="EA580C"/>
+                <w:sz w:val="16"/>
+              </w:rPr>
+              <w:t>Moyenne</w:t>
+            </w:r>
+          </w:p>
+        </w:tc>
+        <w:tc>
+          <w:tcPr>
+            <w:tcW w:type="dxa" w:w="1247"/>
+          </w:tcPr>
+          <w:p>
+            <w:r>
+              <w:rPr>
+                <w:b/>
+                <w:i w:val="0"/>
+                <w:sz w:val="16"/>
+              </w:rPr>
+              <w:t>S02</w:t>
+              <w:br/>
+            </w:r>
+            <w:r>
+              <w:rPr>
+                <w:b w:val="0"/>
+                <w:i w:val="0"/>
+                <w:color w:val="64748B"/>
+                <w:sz w:val="14"/>
+              </w:rPr>
+              <w:t>Éducation</w:t>
+            </w:r>
+          </w:p>
+        </w:tc>
+        <w:tc>
+          <w:tcPr>
+            <w:tcW w:type="dxa" w:w="1531"/>
+          </w:tcPr>
+          <w:p>
+            <w:r>
+              <w:rPr>
+                <w:b/>
+                <w:i w:val="0"/>
+                <w:color w:val="16A34A"/>
+                <w:sz w:val="16"/>
+              </w:rPr>
+              <w:t>s01q23, s01q00b, s01q23_autre</w:t>
+            </w:r>
+          </w:p>
+        </w:tc>
+        <w:tc>
+          <w:tcPr>
+            <w:tcW w:type="dxa" w:w="1191"/>
+          </w:tcPr>
+          <w:p>
+            <w:r>
+              <w:rPr>
+                <w:b w:val="0"/>
+                <w:i w:val="0"/>
+                <w:color w:val="64748B"/>
+                <w:sz w:val="16"/>
+              </w:rPr>
+              <w:t>GT-CQ</w:t>
+            </w:r>
+          </w:p>
+        </w:tc>
+        <w:tc>
+          <w:tcPr>
+            <w:tcW w:type="dxa" w:w="4706"/>
+          </w:tcPr>
+          <w:p>
+            <w:r>
+              <w:rPr>
+                <w:b w:val="0"/>
+                <w:i w:val="0"/>
+                <w:sz w:val="17"/>
+              </w:rPr>
+              <w:t>La raison principale que adama ka n'a pas fait des études dans une école formelle est rien et semble exister dans les modalités, prière de prendre attache avec le QG pour plus d'explication afin de la classer bien.</w:t>
+            </w:r>
+          </w:p>
+        </w:tc>
+      </w:tr>
+      <w:tr>
+        <w:tc>
+          <w:tcPr>
+            <w:tcW w:type="dxa" w:w="964"/>
+          </w:tcPr>
+          <w:p>
+            <w:r>
+              <w:rPr>
+                <w:b/>
+                <w:i w:val="0"/>
+                <w:color w:val="EA580C"/>
+                <w:sz w:val="16"/>
+              </w:rPr>
+              <w:t>Moyenne</w:t>
+            </w:r>
+          </w:p>
+        </w:tc>
+        <w:tc>
+          <w:tcPr>
+            <w:tcW w:type="dxa" w:w="1247"/>
+          </w:tcPr>
+          <w:p>
+            <w:r>
+              <w:rPr>
+                <w:b/>
+                <w:i w:val="0"/>
+                <w:sz w:val="16"/>
+              </w:rPr>
+              <w:t>S02</w:t>
+              <w:br/>
+            </w:r>
+            <w:r>
+              <w:rPr>
+                <w:b w:val="0"/>
+                <w:i w:val="0"/>
+                <w:color w:val="64748B"/>
+                <w:sz w:val="14"/>
+              </w:rPr>
+              <w:t>Éducation</w:t>
+            </w:r>
+          </w:p>
+        </w:tc>
+        <w:tc>
+          <w:tcPr>
+            <w:tcW w:type="dxa" w:w="1531"/>
+          </w:tcPr>
+          <w:p>
+            <w:r>
+              <w:rPr>
+                <w:b/>
+                <w:i w:val="0"/>
+                <w:color w:val="16A34A"/>
+                <w:sz w:val="16"/>
+              </w:rPr>
+              <w:t>s01q23, s01q00b, s01q23_autre</w:t>
+            </w:r>
+          </w:p>
+        </w:tc>
+        <w:tc>
+          <w:tcPr>
+            <w:tcW w:type="dxa" w:w="1191"/>
+          </w:tcPr>
+          <w:p>
+            <w:r>
+              <w:rPr>
+                <w:b w:val="0"/>
+                <w:i w:val="0"/>
+                <w:color w:val="64748B"/>
+                <w:sz w:val="16"/>
+              </w:rPr>
+              <w:t>GT-CQ</w:t>
+            </w:r>
+          </w:p>
+        </w:tc>
+        <w:tc>
+          <w:tcPr>
+            <w:tcW w:type="dxa" w:w="4706"/>
+          </w:tcPr>
+          <w:p>
+            <w:r>
+              <w:rPr>
+                <w:b w:val="0"/>
+                <w:i w:val="0"/>
+                <w:sz w:val="17"/>
+              </w:rPr>
+              <w:t>La raison principale que adja diop n'a pas fait des études dans une école formelle est mariage et semble exister dans les modalités, prière de prendre attache avec le QG pour plus d'explication afin de la classer bien.</w:t>
+            </w:r>
+          </w:p>
+        </w:tc>
+      </w:tr>
+      <w:tr>
+        <w:tc>
+          <w:tcPr>
+            <w:tcW w:type="dxa" w:w="964"/>
+          </w:tcPr>
+          <w:p>
+            <w:r>
+              <w:rPr>
+                <w:b/>
+                <w:i w:val="0"/>
+                <w:color w:val="EA580C"/>
+                <w:sz w:val="16"/>
+              </w:rPr>
+              <w:t>Moyenne</w:t>
+            </w:r>
+          </w:p>
+        </w:tc>
+        <w:tc>
+          <w:tcPr>
+            <w:tcW w:type="dxa" w:w="1247"/>
+          </w:tcPr>
+          <w:p>
+            <w:r>
+              <w:rPr>
+                <w:b/>
+                <w:i w:val="0"/>
+                <w:sz w:val="16"/>
+              </w:rPr>
+              <w:t>S02</w:t>
+              <w:br/>
+            </w:r>
+            <w:r>
+              <w:rPr>
+                <w:b w:val="0"/>
+                <w:i w:val="0"/>
+                <w:color w:val="64748B"/>
+                <w:sz w:val="14"/>
+              </w:rPr>
+              <w:t>Éducation</w:t>
+            </w:r>
+          </w:p>
+        </w:tc>
+        <w:tc>
+          <w:tcPr>
+            <w:tcW w:type="dxa" w:w="1531"/>
+          </w:tcPr>
+          <w:p>
+            <w:r>
+              <w:rPr>
+                <w:b/>
+                <w:i w:val="0"/>
+                <w:color w:val="16A34A"/>
+                <w:sz w:val="16"/>
+              </w:rPr>
+              <w:t>s01q23, s01q00b, s01q23_autre</w:t>
+            </w:r>
+          </w:p>
+        </w:tc>
+        <w:tc>
+          <w:tcPr>
+            <w:tcW w:type="dxa" w:w="1191"/>
+          </w:tcPr>
+          <w:p>
+            <w:r>
+              <w:rPr>
+                <w:b w:val="0"/>
+                <w:i w:val="0"/>
+                <w:color w:val="64748B"/>
+                <w:sz w:val="16"/>
+              </w:rPr>
+              <w:t>GT-CQ</w:t>
+            </w:r>
+          </w:p>
+        </w:tc>
+        <w:tc>
+          <w:tcPr>
+            <w:tcW w:type="dxa" w:w="4706"/>
+          </w:tcPr>
+          <w:p>
+            <w:r>
+              <w:rPr>
+                <w:b w:val="0"/>
+                <w:i w:val="0"/>
+                <w:sz w:val="17"/>
+              </w:rPr>
+              <w:t>La raison principale que mariama ka n'a pas fait des études dans une école formelle est préférence pour école coranique et semble exister dans les modalités, prière de prendre attache avec le QG pour plus d'explication afin de la classer bien.</w:t>
+            </w:r>
+          </w:p>
+        </w:tc>
+      </w:tr>
+      <w:tr>
+        <w:tc>
+          <w:tcPr>
+            <w:tcW w:type="dxa" w:w="964"/>
+          </w:tcPr>
+          <w:p>
+            <w:r>
+              <w:rPr>
+                <w:b/>
+                <w:i w:val="0"/>
+                <w:color w:val="EA580C"/>
+                <w:sz w:val="16"/>
+              </w:rPr>
+              <w:t>Moyenne</w:t>
+            </w:r>
+          </w:p>
+        </w:tc>
+        <w:tc>
+          <w:tcPr>
+            <w:tcW w:type="dxa" w:w="1247"/>
+          </w:tcPr>
+          <w:p>
+            <w:r>
+              <w:rPr>
+                <w:b/>
+                <w:i w:val="0"/>
+                <w:sz w:val="16"/>
+              </w:rPr>
+              <w:t>S02</w:t>
+              <w:br/>
+            </w:r>
+            <w:r>
+              <w:rPr>
+                <w:b w:val="0"/>
+                <w:i w:val="0"/>
+                <w:color w:val="64748B"/>
+                <w:sz w:val="14"/>
+              </w:rPr>
+              <w:t>Éducation</w:t>
+            </w:r>
+          </w:p>
+        </w:tc>
+        <w:tc>
+          <w:tcPr>
+            <w:tcW w:type="dxa" w:w="1531"/>
+          </w:tcPr>
+          <w:p>
+            <w:r>
+              <w:rPr>
+                <w:b/>
+                <w:i w:val="0"/>
+                <w:color w:val="16A34A"/>
+                <w:sz w:val="16"/>
+              </w:rPr>
+              <w:t>s01q23, s01q00b, s01q23_autre</w:t>
+            </w:r>
+          </w:p>
+        </w:tc>
+        <w:tc>
+          <w:tcPr>
+            <w:tcW w:type="dxa" w:w="1191"/>
+          </w:tcPr>
+          <w:p>
+            <w:r>
+              <w:rPr>
+                <w:b w:val="0"/>
+                <w:i w:val="0"/>
+                <w:color w:val="64748B"/>
+                <w:sz w:val="16"/>
+              </w:rPr>
+              <w:t>GT-CQ</w:t>
+            </w:r>
+          </w:p>
+        </w:tc>
+        <w:tc>
+          <w:tcPr>
+            <w:tcW w:type="dxa" w:w="4706"/>
+          </w:tcPr>
+          <w:p>
+            <w:r>
+              <w:rPr>
+                <w:b w:val="0"/>
+                <w:i w:val="0"/>
+                <w:sz w:val="17"/>
+              </w:rPr>
+              <w:t>La raison principale que mouhamed kabir ka n'a pas fait des études dans une école formelle est préférence école coranique et semble exister dans les modalités, prière de prendre attache avec le QG pour plus d'explication afin de la classer bien.</w:t>
+            </w:r>
+          </w:p>
+        </w:tc>
+      </w:tr>
+      <w:tr>
+        <w:tc>
+          <w:tcPr>
+            <w:tcW w:type="dxa" w:w="964"/>
+          </w:tcPr>
+          <w:p>
+            <w:r>
+              <w:rPr>
+                <w:b/>
+                <w:i w:val="0"/>
+                <w:color w:val="EA580C"/>
+                <w:sz w:val="16"/>
+              </w:rPr>
+              <w:t>Moyenne</w:t>
             </w:r>
           </w:p>
         </w:tc>
@@ -1804,7 +4144,7 @@
                 <w:color w:val="16A34A"/>
                 <w:sz w:val="16"/>
               </w:rPr>
-              <w:t>s04q46</w:t>
+              <w:t>s04q01, s04q02, s04q03, s04q04, s04q05, s04q06, s04q07, s04q08</w:t>
             </w:r>
           </w:p>
         </w:tc>
@@ -1835,7 +4175,7 @@
                 <w:i w:val="0"/>
                 <w:sz w:val="17"/>
               </w:rPr>
-              <w:t>Incohérence! IBRAHIMA adja KA  evolue dans l'agriculture mais est  considéré comme salarié ou stagiaire/apprenti non renuméré, prière de revoir la question s04q46 et corriger.</w:t>
+              <w:t>pour adja diop semble très élevés, prière de corriger ou confirmer avec le QG (s04q01 s04q02 s04q03 s04q04 s04q05 s04q06 s04q07 s04q08).</w:t>
             </w:r>
           </w:p>
         </w:tc>
@@ -1850,10 +4190,10 @@
               <w:rPr>
                 <w:b/>
                 <w:i w:val="0"/>
-                <w:color w:val="DC2626"/>
-                <w:sz w:val="16"/>
-              </w:rPr>
-              <w:t>Haute</w:t>
+                <w:color w:val="EA580C"/>
+                <w:sz w:val="16"/>
+              </w:rPr>
+              <w:t>Moyenne</w:t>
             </w:r>
           </w:p>
         </w:tc>
@@ -1894,7 +4234,7 @@
                 <w:color w:val="16A34A"/>
                 <w:sz w:val="16"/>
               </w:rPr>
-              <w:t>s04q46</w:t>
+              <w:t>s04q01, s04q02, s04q03, s04q04, s04q05, s04q06, s04q07, s04q08</w:t>
             </w:r>
           </w:p>
         </w:tc>
@@ -1925,7 +4265,7 @@
                 <w:i w:val="0"/>
                 <w:sz w:val="17"/>
               </w:rPr>
-              <w:t>Incohérence! IBRAHIMA ka  evolue dans l'agriculture mais est  considéré comme salarié ou stagiaire/apprenti non renuméré, prière de revoir la question s04q46 et corriger.</w:t>
+              <w:t>pour fatou ka semble très élevés, prière de corriger ou confirmer avec le QG (s04q01 s04q02 s04q03 s04q04 s04q05 s04q06 s04q07 s04q08).</w:t>
             </w:r>
           </w:p>
         </w:tc>
@@ -1940,10 +4280,10 @@
               <w:rPr>
                 <w:b/>
                 <w:i w:val="0"/>
-                <w:color w:val="DC2626"/>
-                <w:sz w:val="16"/>
-              </w:rPr>
-              <w:t>Haute</w:t>
+                <w:color w:val="EA580C"/>
+                <w:sz w:val="16"/>
+              </w:rPr>
+              <w:t>Moyenne</w:t>
             </w:r>
           </w:p>
         </w:tc>
@@ -1984,7 +4324,7 @@
                 <w:color w:val="16A34A"/>
                 <w:sz w:val="16"/>
               </w:rPr>
-              <w:t>s04q46</w:t>
+              <w:t>s04q01, s04q02, s04q03, s04q04, s04q05, s04q06, s04q07, s04q08</w:t>
             </w:r>
           </w:p>
         </w:tc>
@@ -2015,7 +4355,7 @@
                 <w:i w:val="0"/>
                 <w:sz w:val="17"/>
               </w:rPr>
-              <w:t>Incohérence! mouhamed ka  evolue dans l'agriculture mais est  considéré comme salarié ou stagiaire/apprenti non renuméré, prière de revoir la question s04q46 et corriger.</w:t>
+              <w:t>pour absa ndao semble très élevés, prière de corriger ou confirmer avec le QG (s04q01 s04q02 s04q03 s04q04 s04q05 s04q06 s04q07 s04q08).</w:t>
             </w:r>
           </w:p>
         </w:tc>
@@ -2030,10 +4370,550 @@
               <w:rPr>
                 <w:b/>
                 <w:i w:val="0"/>
-                <w:color w:val="DC2626"/>
-                <w:sz w:val="16"/>
-              </w:rPr>
-              <w:t>Haute</w:t>
+                <w:color w:val="EA580C"/>
+                <w:sz w:val="16"/>
+              </w:rPr>
+              <w:t>Moyenne</w:t>
+            </w:r>
+          </w:p>
+        </w:tc>
+        <w:tc>
+          <w:tcPr>
+            <w:tcW w:type="dxa" w:w="1247"/>
+          </w:tcPr>
+          <w:p>
+            <w:r>
+              <w:rPr>
+                <w:b/>
+                <w:i w:val="0"/>
+                <w:sz w:val="16"/>
+              </w:rPr>
+              <w:t>S04</w:t>
+              <w:br/>
+            </w:r>
+            <w:r>
+              <w:rPr>
+                <w:b w:val="0"/>
+                <w:i w:val="0"/>
+                <w:color w:val="64748B"/>
+                <w:sz w:val="14"/>
+              </w:rPr>
+              <w:t>Emploi</w:t>
+            </w:r>
+          </w:p>
+        </w:tc>
+        <w:tc>
+          <w:tcPr>
+            <w:tcW w:type="dxa" w:w="1531"/>
+          </w:tcPr>
+          <w:p>
+            <w:r>
+              <w:rPr>
+                <w:b/>
+                <w:i w:val="0"/>
+                <w:color w:val="16A34A"/>
+                <w:sz w:val="16"/>
+              </w:rPr>
+              <w:t>s04q01, s04q02, s04q03, s04q04, s04q05, s04q06, s04q07, s04q08</w:t>
+            </w:r>
+          </w:p>
+        </w:tc>
+        <w:tc>
+          <w:tcPr>
+            <w:tcW w:type="dxa" w:w="1191"/>
+          </w:tcPr>
+          <w:p>
+            <w:r>
+              <w:rPr>
+                <w:b w:val="0"/>
+                <w:i w:val="0"/>
+                <w:color w:val="64748B"/>
+                <w:sz w:val="16"/>
+              </w:rPr>
+              <w:t>GT-CQ</w:t>
+            </w:r>
+          </w:p>
+        </w:tc>
+        <w:tc>
+          <w:tcPr>
+            <w:tcW w:type="dxa" w:w="4706"/>
+          </w:tcPr>
+          <w:p>
+            <w:r>
+              <w:rPr>
+                <w:b w:val="0"/>
+                <w:i w:val="0"/>
+                <w:sz w:val="17"/>
+              </w:rPr>
+              <w:t>pour ALIMATOU KA semble très élevés, prière de corriger ou confirmer avec le QG (s04q01 s04q02 s04q03 s04q04 s04q05 s04q06 s04q07 s04q08).</w:t>
+            </w:r>
+          </w:p>
+        </w:tc>
+      </w:tr>
+      <w:tr>
+        <w:tc>
+          <w:tcPr>
+            <w:tcW w:type="dxa" w:w="964"/>
+          </w:tcPr>
+          <w:p>
+            <w:r>
+              <w:rPr>
+                <w:b/>
+                <w:i w:val="0"/>
+                <w:color w:val="EA580C"/>
+                <w:sz w:val="16"/>
+              </w:rPr>
+              <w:t>Moyenne</w:t>
+            </w:r>
+          </w:p>
+        </w:tc>
+        <w:tc>
+          <w:tcPr>
+            <w:tcW w:type="dxa" w:w="1247"/>
+          </w:tcPr>
+          <w:p>
+            <w:r>
+              <w:rPr>
+                <w:b/>
+                <w:i w:val="0"/>
+                <w:sz w:val="16"/>
+              </w:rPr>
+              <w:t>S04</w:t>
+              <w:br/>
+            </w:r>
+            <w:r>
+              <w:rPr>
+                <w:b w:val="0"/>
+                <w:i w:val="0"/>
+                <w:color w:val="64748B"/>
+                <w:sz w:val="14"/>
+              </w:rPr>
+              <w:t>Emploi</w:t>
+            </w:r>
+          </w:p>
+        </w:tc>
+        <w:tc>
+          <w:tcPr>
+            <w:tcW w:type="dxa" w:w="1531"/>
+          </w:tcPr>
+          <w:p>
+            <w:r>
+              <w:rPr>
+                <w:b/>
+                <w:i w:val="0"/>
+                <w:color w:val="16A34A"/>
+                <w:sz w:val="16"/>
+              </w:rPr>
+              <w:t>s00q07a, s00q08, s00q10, s00q13_0, s00q15_0, s00q17_0, s00q23a, s00q23b</w:t>
+            </w:r>
+          </w:p>
+        </w:tc>
+        <w:tc>
+          <w:tcPr>
+            <w:tcW w:type="dxa" w:w="1191"/>
+          </w:tcPr>
+          <w:p>
+            <w:r>
+              <w:rPr>
+                <w:b w:val="0"/>
+                <w:i w:val="0"/>
+                <w:color w:val="64748B"/>
+                <w:sz w:val="16"/>
+              </w:rPr>
+              <w:t>GT-CQ</w:t>
+            </w:r>
+          </w:p>
+        </w:tc>
+        <w:tc>
+          <w:tcPr>
+            <w:tcW w:type="dxa" w:w="4706"/>
+          </w:tcPr>
+          <w:p>
+            <w:r>
+              <w:rPr>
+                <w:b w:val="0"/>
+                <w:i w:val="0"/>
+                <w:sz w:val="17"/>
+              </w:rPr>
+              <w:t>Prière de changer la branche d'activité IBRAHIMA adja KA, les cultivateurs dont leurs cultures est principalement destiné à la consommation du ménage sont des (Agriculteurs, subsistances) et ceux qui le font avec l'élevage sont des (Agriculteurs et eleveurs, subsistances).</w:t>
+            </w:r>
+          </w:p>
+        </w:tc>
+      </w:tr>
+      <w:tr>
+        <w:tc>
+          <w:tcPr>
+            <w:tcW w:type="dxa" w:w="964"/>
+          </w:tcPr>
+          <w:p>
+            <w:r>
+              <w:rPr>
+                <w:b/>
+                <w:i w:val="0"/>
+                <w:color w:val="EA580C"/>
+                <w:sz w:val="16"/>
+              </w:rPr>
+              <w:t>Moyenne</w:t>
+            </w:r>
+          </w:p>
+        </w:tc>
+        <w:tc>
+          <w:tcPr>
+            <w:tcW w:type="dxa" w:w="1247"/>
+          </w:tcPr>
+          <w:p>
+            <w:r>
+              <w:rPr>
+                <w:b/>
+                <w:i w:val="0"/>
+                <w:sz w:val="16"/>
+              </w:rPr>
+              <w:t>S04</w:t>
+              <w:br/>
+            </w:r>
+            <w:r>
+              <w:rPr>
+                <w:b w:val="0"/>
+                <w:i w:val="0"/>
+                <w:color w:val="64748B"/>
+                <w:sz w:val="14"/>
+              </w:rPr>
+              <w:t>Emploi</w:t>
+            </w:r>
+          </w:p>
+        </w:tc>
+        <w:tc>
+          <w:tcPr>
+            <w:tcW w:type="dxa" w:w="1531"/>
+          </w:tcPr>
+          <w:p>
+            <w:r>
+              <w:rPr>
+                <w:b/>
+                <w:i w:val="0"/>
+                <w:color w:val="16A34A"/>
+                <w:sz w:val="16"/>
+              </w:rPr>
+              <w:t>s01q35, s01q36, s01q37, s02q04, s02q15, s03q13, s03q14, s03q15</w:t>
+            </w:r>
+          </w:p>
+        </w:tc>
+        <w:tc>
+          <w:tcPr>
+            <w:tcW w:type="dxa" w:w="1191"/>
+          </w:tcPr>
+          <w:p>
+            <w:r>
+              <w:rPr>
+                <w:b w:val="0"/>
+                <w:i w:val="0"/>
+                <w:color w:val="64748B"/>
+                <w:sz w:val="16"/>
+              </w:rPr>
+              <w:t>GT-CQ</w:t>
+            </w:r>
+          </w:p>
+        </w:tc>
+        <w:tc>
+          <w:tcPr>
+            <w:tcW w:type="dxa" w:w="4706"/>
+          </w:tcPr>
+          <w:p>
+            <w:r>
+              <w:rPr>
+                <w:b w:val="0"/>
+                <w:i w:val="0"/>
+                <w:sz w:val="17"/>
+              </w:rPr>
+              <w:t>Nombre de mois exercé  (3 mois) par IBRAHIMA adja KA dans l'emploi au cours des 12 derniers mois semble faible, veuillez corriger s'il vous plait ou comfirmer avec le QG.</w:t>
+            </w:r>
+          </w:p>
+        </w:tc>
+      </w:tr>
+      <w:tr>
+        <w:tc>
+          <w:tcPr>
+            <w:tcW w:type="dxa" w:w="964"/>
+          </w:tcPr>
+          <w:p>
+            <w:r>
+              <w:rPr>
+                <w:b/>
+                <w:i w:val="0"/>
+                <w:color w:val="EA580C"/>
+                <w:sz w:val="16"/>
+              </w:rPr>
+              <w:t>Moyenne</w:t>
+            </w:r>
+          </w:p>
+        </w:tc>
+        <w:tc>
+          <w:tcPr>
+            <w:tcW w:type="dxa" w:w="1247"/>
+          </w:tcPr>
+          <w:p>
+            <w:r>
+              <w:rPr>
+                <w:b/>
+                <w:i w:val="0"/>
+                <w:sz w:val="16"/>
+              </w:rPr>
+              <w:t>S04</w:t>
+              <w:br/>
+            </w:r>
+            <w:r>
+              <w:rPr>
+                <w:b w:val="0"/>
+                <w:i w:val="0"/>
+                <w:color w:val="64748B"/>
+                <w:sz w:val="14"/>
+              </w:rPr>
+              <w:t>Emploi</w:t>
+            </w:r>
+          </w:p>
+        </w:tc>
+        <w:tc>
+          <w:tcPr>
+            <w:tcW w:type="dxa" w:w="1531"/>
+          </w:tcPr>
+          <w:p>
+            <w:r>
+              <w:rPr>
+                <w:b/>
+                <w:i w:val="0"/>
+                <w:color w:val="16A34A"/>
+                <w:sz w:val="16"/>
+              </w:rPr>
+              <w:t>s00q07a, s00q08, s00q10, s00q13_0, s00q15_0, s00q17_0, s00q23a, s00q23b</w:t>
+            </w:r>
+          </w:p>
+        </w:tc>
+        <w:tc>
+          <w:tcPr>
+            <w:tcW w:type="dxa" w:w="1191"/>
+          </w:tcPr>
+          <w:p>
+            <w:r>
+              <w:rPr>
+                <w:b w:val="0"/>
+                <w:i w:val="0"/>
+                <w:color w:val="64748B"/>
+                <w:sz w:val="16"/>
+              </w:rPr>
+              <w:t>GT-CQ</w:t>
+            </w:r>
+          </w:p>
+        </w:tc>
+        <w:tc>
+          <w:tcPr>
+            <w:tcW w:type="dxa" w:w="4706"/>
+          </w:tcPr>
+          <w:p>
+            <w:r>
+              <w:rPr>
+                <w:b w:val="0"/>
+                <w:i w:val="0"/>
+                <w:sz w:val="17"/>
+              </w:rPr>
+              <w:t>Prière de changer la branche d'activité IBRAHIMA ka, les cultivateurs dont leurs cultures est principalement destiné à la consommation du ménage sont des (Agriculteurs, subsistances) et ceux qui le font avec l'élevage sont des (Agriculteurs et eleveurs, subsistances).</w:t>
+            </w:r>
+          </w:p>
+        </w:tc>
+      </w:tr>
+      <w:tr>
+        <w:tc>
+          <w:tcPr>
+            <w:tcW w:type="dxa" w:w="964"/>
+          </w:tcPr>
+          <w:p>
+            <w:r>
+              <w:rPr>
+                <w:b/>
+                <w:i w:val="0"/>
+                <w:color w:val="EA580C"/>
+                <w:sz w:val="16"/>
+              </w:rPr>
+              <w:t>Moyenne</w:t>
+            </w:r>
+          </w:p>
+        </w:tc>
+        <w:tc>
+          <w:tcPr>
+            <w:tcW w:type="dxa" w:w="1247"/>
+          </w:tcPr>
+          <w:p>
+            <w:r>
+              <w:rPr>
+                <w:b/>
+                <w:i w:val="0"/>
+                <w:sz w:val="16"/>
+              </w:rPr>
+              <w:t>S04</w:t>
+              <w:br/>
+            </w:r>
+            <w:r>
+              <w:rPr>
+                <w:b w:val="0"/>
+                <w:i w:val="0"/>
+                <w:color w:val="64748B"/>
+                <w:sz w:val="14"/>
+              </w:rPr>
+              <w:t>Emploi</w:t>
+            </w:r>
+          </w:p>
+        </w:tc>
+        <w:tc>
+          <w:tcPr>
+            <w:tcW w:type="dxa" w:w="1531"/>
+          </w:tcPr>
+          <w:p>
+            <w:r>
+              <w:rPr>
+                <w:b/>
+                <w:i w:val="0"/>
+                <w:color w:val="16A34A"/>
+                <w:sz w:val="16"/>
+              </w:rPr>
+              <w:t>s00q07a, s00q08, s00q10, s00q13_0, s00q15_0, s00q17_0, s00q23a, s00q23b</w:t>
+            </w:r>
+          </w:p>
+        </w:tc>
+        <w:tc>
+          <w:tcPr>
+            <w:tcW w:type="dxa" w:w="1191"/>
+          </w:tcPr>
+          <w:p>
+            <w:r>
+              <w:rPr>
+                <w:b w:val="0"/>
+                <w:i w:val="0"/>
+                <w:color w:val="64748B"/>
+                <w:sz w:val="16"/>
+              </w:rPr>
+              <w:t>GT-CQ</w:t>
+            </w:r>
+          </w:p>
+        </w:tc>
+        <w:tc>
+          <w:tcPr>
+            <w:tcW w:type="dxa" w:w="4706"/>
+          </w:tcPr>
+          <w:p>
+            <w:r>
+              <w:rPr>
+                <w:b w:val="0"/>
+                <w:i w:val="0"/>
+                <w:sz w:val="17"/>
+              </w:rPr>
+              <w:t>Prière de changer la branche d'activité mouhamed ka, les cultivateurs dont leurs cultures est principalement destiné à la consommation du ménage sont des (Agriculteurs, subsistances) et ceux qui le font avec l'élevage sont des (Agriculteurs et eleveurs, subsistances).</w:t>
+            </w:r>
+          </w:p>
+        </w:tc>
+      </w:tr>
+      <w:tr>
+        <w:tc>
+          <w:tcPr>
+            <w:tcW w:type="dxa" w:w="964"/>
+          </w:tcPr>
+          <w:p>
+            <w:r>
+              <w:rPr>
+                <w:b/>
+                <w:i w:val="0"/>
+                <w:color w:val="EA580C"/>
+                <w:sz w:val="16"/>
+              </w:rPr>
+              <w:t>Moyenne</w:t>
+            </w:r>
+          </w:p>
+        </w:tc>
+        <w:tc>
+          <w:tcPr>
+            <w:tcW w:type="dxa" w:w="1247"/>
+          </w:tcPr>
+          <w:p>
+            <w:r>
+              <w:rPr>
+                <w:b/>
+                <w:i w:val="0"/>
+                <w:sz w:val="16"/>
+              </w:rPr>
+              <w:t>S04</w:t>
+              <w:br/>
+            </w:r>
+            <w:r>
+              <w:rPr>
+                <w:b w:val="0"/>
+                <w:i w:val="0"/>
+                <w:color w:val="64748B"/>
+                <w:sz w:val="14"/>
+              </w:rPr>
+              <w:t>Emploi</w:t>
+            </w:r>
+          </w:p>
+        </w:tc>
+        <w:tc>
+          <w:tcPr>
+            <w:tcW w:type="dxa" w:w="1531"/>
+          </w:tcPr>
+          <w:p>
+            <w:r>
+              <w:rPr>
+                <w:b/>
+                <w:i w:val="0"/>
+                <w:color w:val="16A34A"/>
+                <w:sz w:val="16"/>
+              </w:rPr>
+              <w:t>s01q35, s01q36, s01q37, s02q04, s02q15, s03q13, s03q14, s03q15</w:t>
+            </w:r>
+          </w:p>
+        </w:tc>
+        <w:tc>
+          <w:tcPr>
+            <w:tcW w:type="dxa" w:w="1191"/>
+          </w:tcPr>
+          <w:p>
+            <w:r>
+              <w:rPr>
+                <w:b w:val="0"/>
+                <w:i w:val="0"/>
+                <w:color w:val="64748B"/>
+                <w:sz w:val="16"/>
+              </w:rPr>
+              <w:t>GT-CQ</w:t>
+            </w:r>
+          </w:p>
+        </w:tc>
+        <w:tc>
+          <w:tcPr>
+            <w:tcW w:type="dxa" w:w="4706"/>
+          </w:tcPr>
+          <w:p>
+            <w:r>
+              <w:rPr>
+                <w:b w:val="0"/>
+                <w:i w:val="0"/>
+                <w:sz w:val="17"/>
+              </w:rPr>
+              <w:t>Nombre de mois exercé  (3 mois) par mouhamed ka dans l'emploi au cours des 12 derniers mois semble faible, veuillez corriger s'il vous plait ou comfirmer avec le QG.</w:t>
+            </w:r>
+          </w:p>
+        </w:tc>
+      </w:tr>
+      <w:tr>
+        <w:tc>
+          <w:tcPr>
+            <w:tcW w:type="dxa" w:w="964"/>
+          </w:tcPr>
+          <w:p>
+            <w:r>
+              <w:rPr>
+                <w:b/>
+                <w:i w:val="0"/>
+                <w:color w:val="EA580C"/>
+                <w:sz w:val="16"/>
+              </w:rPr>
+              <w:t>Moyenne</w:t>
             </w:r>
           </w:p>
         </w:tc>
@@ -2074,7 +4954,7 @@
                 <w:color w:val="16A34A"/>
                 <w:sz w:val="16"/>
               </w:rPr>
-              <w:t>s00q27, s01q00a, s01q12, s01q13, s02q04, s03q11, s03q12, s01q01</w:t>
+              <w:t>—</w:t>
             </w:r>
           </w:p>
         </w:tc>
@@ -2105,7 +4985,7 @@
                 <w:i w:val="0"/>
                 <w:sz w:val="17"/>
               </w:rPr>
-              <w:t>Avertissement!!! Le ménage a consommé 50 Cube de Petit de Cube alimentaire (Maggi, Jumbo, ) et bouillon en poudre  ce qui semble incoherent pour une consommation aucours des 7 derniers jours, prière de verifier et corriger.</w:t>
+              <w:t>Attention ! Le prix unitaire d'achat (100 Fcfa) de Poivre en Sachets (Petit) est relativement élevé par rapport aux autres prix observés dans cette zone.</w:t>
             </w:r>
           </w:p>
         </w:tc>
@@ -2120,10 +5000,10 @@
               <w:rPr>
                 <w:b/>
                 <w:i w:val="0"/>
-                <w:color w:val="DC2626"/>
-                <w:sz w:val="16"/>
-              </w:rPr>
-              <w:t>Haute</w:t>
+                <w:color w:val="EA580C"/>
+                <w:sz w:val="16"/>
+              </w:rPr>
+              <w:t>Moyenne</w:t>
             </w:r>
           </w:p>
         </w:tc>
@@ -2164,7 +5044,7 @@
                 <w:color w:val="16A34A"/>
                 <w:sz w:val="16"/>
               </w:rPr>
-              <w:t>s00q27, s01q00a, s01q12, s01q13, s02q04, s03q11, s03q12, s01q01</w:t>
+              <w:t>—</w:t>
             </w:r>
           </w:p>
         </w:tc>
@@ -2195,7 +5075,7 @@
                 <w:i w:val="0"/>
                 <w:sz w:val="17"/>
               </w:rPr>
-              <w:t>Avertissement!!! Le ménage a consommé 70 miche de Moyen de Pain traditionnel (tapalapa)  ce qui semble incoherent pour une consommation aucours des 7 derniers jours, prière de verifier et corriger.</w:t>
+              <w:t>Prière de corriger ou de confirmer avec le QG.</w:t>
             </w:r>
           </w:p>
         </w:tc>
@@ -2210,10 +5090,10 @@
               <w:rPr>
                 <w:b/>
                 <w:i w:val="0"/>
-                <w:color w:val="DC2626"/>
-                <w:sz w:val="16"/>
-              </w:rPr>
-              <w:t>Haute</w:t>
+                <w:color w:val="EA580C"/>
+                <w:sz w:val="16"/>
+              </w:rPr>
+              <w:t>Moyenne</w:t>
             </w:r>
           </w:p>
         </w:tc>
@@ -2228,7 +5108,7 @@
                 <w:i w:val="0"/>
                 <w:sz w:val="16"/>
               </w:rPr>
-              <w:t>S13</w:t>
+              <w:t>S07</w:t>
               <w:br/>
             </w:r>
             <w:r>
@@ -2238,7 +5118,7 @@
                 <w:color w:val="64748B"/>
                 <w:sz w:val="14"/>
               </w:rPr>
-              <w:t>Transferts</w:t>
+              <w:t>Consommation alimentaire</w:t>
             </w:r>
           </w:p>
         </w:tc>
@@ -2254,7 +5134,7 @@
                 <w:color w:val="16A34A"/>
                 <w:sz w:val="16"/>
               </w:rPr>
-              <w:t>s00q27, s01q00a, s01q12, s01q13, s02q04, s03q11, s03q12, s01q01</w:t>
+              <w:t>s02q02__1, s02q15, s02q17, s03q16, s04q27, s04q43, s04q63, s05q11</w:t>
             </w:r>
           </w:p>
         </w:tc>
@@ -2285,7 +5165,7 @@
                 <w:i w:val="0"/>
                 <w:sz w:val="17"/>
               </w:rPr>
-              <w:t>L'âge du béneficiaire d'argent dans la section 13b (Transfert emis) semble incoherent voir élévé, prière de verifier ou corriger.</w:t>
+              <w:t>(maïs, tournesol, coco, lait de vache, etc.) consommée  par le ménage semble très élevé, prière de corriger ou confirmer avec le QG.</w:t>
             </w:r>
           </w:p>
         </w:tc>
@@ -2318,7 +5198,7 @@
                 <w:i w:val="0"/>
                 <w:sz w:val="16"/>
               </w:rPr>
-              <w:t>S00</w:t>
+              <w:t>S07</w:t>
               <w:br/>
             </w:r>
             <w:r>
@@ -2328,7 +5208,7 @@
                 <w:color w:val="64748B"/>
                 <w:sz w:val="14"/>
               </w:rPr>
-              <w:t>Identification</w:t>
+              <w:t>Consommation alimentaire</w:t>
             </w:r>
           </w:p>
         </w:tc>
@@ -2344,7 +5224,7 @@
                 <w:color w:val="16A34A"/>
                 <w:sz w:val="16"/>
               </w:rPr>
-              <w:t>s00q07a, s00q08, s00q10, s00q13_0, s00q15_0, s00q17_0, s00q23a, s00q23b</w:t>
+              <w:t>s02q10, s06q13, s06q14, s06q15a, s07bq01, s07bq03b, s07bq03b1, s07bq03c1</w:t>
             </w:r>
           </w:p>
         </w:tc>
@@ -2375,7 +5255,7 @@
                 <w:i w:val="0"/>
                 <w:sz w:val="17"/>
               </w:rPr>
-              <w:t>Prière de renseigner toutes les informations du ménage dans la section 0 avant d'entamer les autres informations.</w:t>
+              <w:t>Difficile de consommer le Sel en Kg taille unique prière de verifier.</w:t>
             </w:r>
           </w:p>
         </w:tc>
@@ -2408,7 +5288,7 @@
                 <w:i w:val="0"/>
                 <w:sz w:val="16"/>
               </w:rPr>
-              <w:t>S00</w:t>
+              <w:t>S09</w:t>
               <w:br/>
             </w:r>
             <w:r>
@@ -2418,7 +5298,7 @@
                 <w:color w:val="64748B"/>
                 <w:sz w:val="14"/>
               </w:rPr>
-              <w:t>Identification</w:t>
+              <w:t>Dépenses non alimentaires</w:t>
             </w:r>
           </w:p>
         </w:tc>
@@ -2465,7 +5345,7 @@
                 <w:i w:val="0"/>
                 <w:sz w:val="17"/>
               </w:rPr>
-              <w:t>Les coordonnées GPS ménage prises lors de l'enquête principale diffèrent de celles du dénombrement, êtes vous sûr d'avoir enquêté le bon ménage si non chercher le bon ménage.</w:t>
+              <w:t>Attention ! La dépense totale du ménage de TIDJIANE KA (108500 Fcfa) de la fête de Gamou est relativement élevé.</w:t>
             </w:r>
           </w:p>
         </w:tc>
@@ -2498,7 +5378,7 @@
                 <w:i w:val="0"/>
                 <w:sz w:val="16"/>
               </w:rPr>
-              <w:t>S00</w:t>
+              <w:t>S09</w:t>
               <w:br/>
             </w:r>
             <w:r>
@@ -2508,7 +5388,7 @@
                 <w:color w:val="64748B"/>
                 <w:sz w:val="14"/>
               </w:rPr>
-              <w:t>Identification</w:t>
+              <w:t>Dépenses non alimentaires</w:t>
             </w:r>
           </w:p>
         </w:tc>
@@ -2555,7 +5435,7 @@
                 <w:i w:val="0"/>
                 <w:sz w:val="17"/>
               </w:rPr>
-              <w:t>L'adresse ou la localisation du ménage doit être bien renseignée, ne doit pas contenir des numéros de téléphone et elle semble courte pour être une adresse.</w:t>
+              <w:t>Prière de corriger ou de confirmer avec le QG.</w:t>
             </w:r>
           </w:p>
         </w:tc>
@@ -2588,7 +5468,7 @@
                 <w:i w:val="0"/>
                 <w:sz w:val="16"/>
               </w:rPr>
-              <w:t>S00</w:t>
+              <w:t>S09</w:t>
               <w:br/>
             </w:r>
             <w:r>
@@ -2598,7 +5478,7 @@
                 <w:color w:val="64748B"/>
                 <w:sz w:val="14"/>
               </w:rPr>
-              <w:t>Identification</w:t>
+              <w:t>Dépenses non alimentaires</w:t>
             </w:r>
           </w:p>
         </w:tc>
@@ -2645,7 +5525,7 @@
                 <w:i w:val="0"/>
                 <w:sz w:val="17"/>
               </w:rPr>
-              <w:t>Prière de renseigner la bonne adresse.Attention! Il manque des informations non renseignées dans la section 0, prière de regarder toutes les autres informations dans l'identification du ménage (IDENTIFICATION ET RENSEIGNEMENTS DE CONTROLE) ou dans OBSERVATIONS pour pouvoir renseigné toutes les questions liées au ménage.</w:t>
+              <w:t>Attention ! La dépense totale du ménage de TIDJIANE KA (98500 Fcfa) de la fête de Magal est relativement élevé.</w:t>
             </w:r>
           </w:p>
         </w:tc>
@@ -2678,7 +5558,7 @@
                 <w:i w:val="0"/>
                 <w:sz w:val="16"/>
               </w:rPr>
-              <w:t>S01</w:t>
+              <w:t>S09</w:t>
               <w:br/>
             </w:r>
             <w:r>
@@ -2688,7 +5568,7 @@
                 <w:color w:val="64748B"/>
                 <w:sz w:val="14"/>
               </w:rPr>
-              <w:t>Démographie</w:t>
+              <w:t>Dépenses non alimentaires</w:t>
             </w:r>
           </w:p>
         </w:tc>
@@ -2704,7 +5584,7 @@
                 <w:color w:val="16A34A"/>
                 <w:sz w:val="16"/>
               </w:rPr>
-              <w:t>s01q00</w:t>
+              <w:t>s01q23, s01q00b, s01q23_autre</w:t>
             </w:r>
           </w:p>
         </w:tc>
@@ -2735,7 +5615,7 @@
                 <w:i w:val="0"/>
                 <w:sz w:val="17"/>
               </w:rPr>
-              <w:t>Attention ! Vous avez déclaré en s01q00 que le répondant est la personne elle-même, or bassirou ka 2 est trop jeune (4 ans) pour fournir des informations correctes.</w:t>
+              <w:t>La dernière fois que vous avez acheté Bois de chauffe ramassé/coupé (estimer la valeur) est dans la forêt et semble exister dans les modalités, prière de prendre attache avec le QG pour plus d'explication afin de la classer bien.</w:t>
             </w:r>
           </w:p>
         </w:tc>
@@ -2768,7 +5648,7 @@
                 <w:i w:val="0"/>
                 <w:sz w:val="16"/>
               </w:rPr>
-              <w:t>S01</w:t>
+              <w:t>S09</w:t>
               <w:br/>
             </w:r>
             <w:r>
@@ -2778,7 +5658,7 @@
                 <w:color w:val="64748B"/>
                 <w:sz w:val="14"/>
               </w:rPr>
-              <w:t>Démographie</w:t>
+              <w:t>Dépenses non alimentaires</w:t>
             </w:r>
           </w:p>
         </w:tc>
@@ -2825,7 +5705,7 @@
                 <w:i w:val="0"/>
                 <w:sz w:val="17"/>
               </w:rPr>
-              <w:t>Prière de refaire la section 1 pour bassirou ka 2 en demandant à un adulte de répondre aux questions à sa place.</w:t>
+              <w:t>Attention ! La dépense du ménage de TIDJIANE KA (7000 Fcfa) au cours de 30 derniers jours de Bois de chauffe acheté est relativement élevé.</w:t>
             </w:r>
           </w:p>
         </w:tc>
@@ -2858,7 +5738,7 @@
                 <w:i w:val="0"/>
                 <w:sz w:val="16"/>
               </w:rPr>
-              <w:t>S01</w:t>
+              <w:t>S09</w:t>
               <w:br/>
             </w:r>
             <w:r>
@@ -2868,7 +5748,7 @@
                 <w:color w:val="64748B"/>
                 <w:sz w:val="14"/>
               </w:rPr>
-              <w:t>Démographie</w:t>
+              <w:t>Dépenses non alimentaires</w:t>
             </w:r>
           </w:p>
         </w:tc>
@@ -2915,7 +5795,7 @@
                 <w:i w:val="0"/>
                 <w:sz w:val="17"/>
               </w:rPr>
-              <w:t>Prière de verifier l'information donnée par IBRAHIMA adja KA ou corriger au niveau de la section 1.</w:t>
+              <w:t>Prière de corriger ou de confirmer avec le QG.</w:t>
             </w:r>
           </w:p>
         </w:tc>
@@ -2948,7 +5828,7 @@
                 <w:i w:val="0"/>
                 <w:sz w:val="16"/>
               </w:rPr>
-              <w:t>S01</w:t>
+              <w:t>S09</w:t>
               <w:br/>
             </w:r>
             <w:r>
@@ -2958,7 +5838,7 @@
                 <w:color w:val="64748B"/>
                 <w:sz w:val="14"/>
               </w:rPr>
-              <w:t>Démographie</w:t>
+              <w:t>Dépenses non alimentaires</w:t>
             </w:r>
           </w:p>
         </w:tc>
@@ -3005,7 +5885,7 @@
                 <w:i w:val="0"/>
                 <w:sz w:val="17"/>
               </w:rPr>
-              <w:t>Prière de verifier l'information donnée par mouhamed kabir ka ou corriger au niveau de la section 1.</w:t>
+              <w:t>Attention ! La dépense du ménage de TIDJIANE KA (66000 Fcfa) au cours de 3 derniers mois de Aliments, frais d'entretien, frais de vétérinaire des animaux de compagnie (chiens, chats, etc.</w:t>
             </w:r>
           </w:p>
         </w:tc>
@@ -3038,7 +5918,7 @@
                 <w:i w:val="0"/>
                 <w:sz w:val="16"/>
               </w:rPr>
-              <w:t>S01</w:t>
+              <w:t>S09</w:t>
               <w:br/>
             </w:r>
             <w:r>
@@ -3048,7 +5928,7 @@
                 <w:color w:val="64748B"/>
                 <w:sz w:val="14"/>
               </w:rPr>
-              <w:t>Démographie</w:t>
+              <w:t>Dépenses non alimentaires</w:t>
             </w:r>
           </w:p>
         </w:tc>
@@ -3095,7 +5975,7 @@
                 <w:i w:val="0"/>
                 <w:sz w:val="17"/>
               </w:rPr>
-              <w:t>Prière de verifier l'information donnée par mouhamed sahir ka ou corriger au niveau de la section 1.</w:t>
+              <w:t>) est relativement élevé.</w:t>
             </w:r>
           </w:p>
         </w:tc>
@@ -3128,7 +6008,7 @@
                 <w:i w:val="0"/>
                 <w:sz w:val="16"/>
               </w:rPr>
-              <w:t>S01</w:t>
+              <w:t>S09</w:t>
               <w:br/>
             </w:r>
             <w:r>
@@ -3138,7 +6018,7 @@
                 <w:color w:val="64748B"/>
                 <w:sz w:val="14"/>
               </w:rPr>
-              <w:t>Démographie</w:t>
+              <w:t>Dépenses non alimentaires</w:t>
             </w:r>
           </w:p>
         </w:tc>
@@ -3154,7 +6034,7 @@
                 <w:color w:val="16A34A"/>
                 <w:sz w:val="16"/>
               </w:rPr>
-              <w:t>s01q10_1</w:t>
+              <w:t>—</w:t>
             </w:r>
           </w:p>
         </w:tc>
@@ -3185,7 +6065,7 @@
                 <w:i w:val="0"/>
                 <w:sz w:val="17"/>
               </w:rPr>
-              <w:t>La taille du ménage lors de l'enquête principale (18) de ce ménage est inférieur à la taille du denombrement (19), prière de fournir des explications concrètes ou aller revisiter le ménage.</w:t>
+              <w:t>Prière de corriger ou de confirmer avec le QG.</w:t>
             </w:r>
           </w:p>
         </w:tc>
@@ -3218,7 +6098,7 @@
                 <w:i w:val="0"/>
                 <w:sz w:val="16"/>
               </w:rPr>
-              <w:t>S02</w:t>
+              <w:t>S10</w:t>
               <w:br/>
             </w:r>
             <w:r>
@@ -3228,7 +6108,7 @@
                 <w:color w:val="64748B"/>
                 <w:sz w:val="14"/>
               </w:rPr>
-              <w:t>Éducation</w:t>
+              <w:t>Logement</w:t>
             </w:r>
           </w:p>
         </w:tc>
@@ -3244,7 +6124,7 @@
                 <w:color w:val="16A34A"/>
                 <w:sz w:val="16"/>
               </w:rPr>
-              <w:t>—</w:t>
+              <w:t>s10q47, s10q46</w:t>
             </w:r>
           </w:p>
         </w:tc>
@@ -3275,7 +6155,7 @@
                 <w:i w:val="0"/>
                 <w:sz w:val="17"/>
               </w:rPr>
-              <w:t>Attention!!! le montant payé de IBRAHIMA ka pour la cotisation est de 200 FCFA qui semble faible.</w:t>
+              <w:t>Le montant dépensé de L'entreprise vente de légumes pour l'achat de ces marchandises revendues en état, sans transformation ne peut être supérieur aux montants obtenus sur la revente de marchandises achetées et revendues en état au cours des 30 derniers jours ou durant le dernier mois où l'entreprise a fonctionné (s10q47 &gt; s10q46), prière de corriger.</w:t>
             </w:r>
           </w:p>
         </w:tc>
@@ -3308,7 +6188,7 @@
                 <w:i w:val="0"/>
                 <w:sz w:val="16"/>
               </w:rPr>
-              <w:t>S02</w:t>
+              <w:t>S10</w:t>
               <w:br/>
             </w:r>
             <w:r>
@@ -3318,7 +6198,7 @@
                 <w:color w:val="64748B"/>
                 <w:sz w:val="14"/>
               </w:rPr>
-              <w:t>Éducation</w:t>
+              <w:t>Logement</w:t>
             </w:r>
           </w:p>
         </w:tc>
@@ -3334,7 +6214,7 @@
                 <w:color w:val="16A34A"/>
                 <w:sz w:val="16"/>
               </w:rPr>
-              <w:t>—</w:t>
+              <w:t>s10q48, s10q49</w:t>
             </w:r>
           </w:p>
         </w:tc>
@@ -3365,7 +6245,7 @@
                 <w:i w:val="0"/>
                 <w:sz w:val="17"/>
               </w:rPr>
-              <w:t>Veuillez verifier cette information auprès de l'enquêté ou confirmer avec le QG.</w:t>
+              <w:t>L'entreprise vente de légumes dit avoir réçu une somme sur la vente de ces produits transformés (s10q48 est differnt de 0) mais n'a depensé aucune somme sur l'achat des matières premières (s10q49==0), prière de fournir de l'effort pour estimer le montant obtenu en achat de matières premières.</w:t>
             </w:r>
           </w:p>
         </w:tc>
@@ -3398,7 +6278,7 @@
                 <w:i w:val="0"/>
                 <w:sz w:val="16"/>
               </w:rPr>
-              <w:t>S02</w:t>
+              <w:t>S10</w:t>
               <w:br/>
             </w:r>
             <w:r>
@@ -3408,7 +6288,7 @@
                 <w:color w:val="64748B"/>
                 <w:sz w:val="14"/>
               </w:rPr>
-              <w:t>Éducation</w:t>
+              <w:t>Logement</w:t>
             </w:r>
           </w:p>
         </w:tc>
@@ -3424,7 +6304,7 @@
                 <w:color w:val="16A34A"/>
                 <w:sz w:val="16"/>
               </w:rPr>
-              <w:t>s01q63, s00q04, s02q25, s01q00b, s02q17_2, s02q15_2</w:t>
+              <w:t>s00q07a, s01q54a, s01q54b, s02q20, s02q21, s03q53, s04q21, s04q46</w:t>
             </w:r>
           </w:p>
         </w:tc>
@@ -3455,7 +6335,7 @@
                 <w:i w:val="0"/>
                 <w:sz w:val="17"/>
               </w:rPr>
-              <w:t>Dans les milieux urbains c'est peu probable de voir une école dont les élèves ou étudiants ne dépensent pas en frais d'uniformes, prière de verifier pour IBRAHIMA ka qui fréquente 4ème année de Primaire et corriger ou confirmer avec le QG.</w:t>
+              <w:t>Cette entreprise vente de légumes dit avoir obtenu une valeur sur les marchandises vendu en etat et les marchandises vendu après transformation.</w:t>
             </w:r>
           </w:p>
         </w:tc>
@@ -3488,7 +6368,7 @@
                 <w:i w:val="0"/>
                 <w:sz w:val="16"/>
               </w:rPr>
-              <w:t>S02</w:t>
+              <w:t>S10</w:t>
               <w:br/>
             </w:r>
             <w:r>
@@ -3498,7 +6378,7 @@
                 <w:color w:val="64748B"/>
                 <w:sz w:val="14"/>
               </w:rPr>
-              <w:t>Éducation</w:t>
+              <w:t>Logement</w:t>
             </w:r>
           </w:p>
         </w:tc>
@@ -3545,7 +6425,7 @@
                 <w:i w:val="0"/>
                 <w:sz w:val="17"/>
               </w:rPr>
-              <w:t>Attention!!! le montant payé de aissatou ka pour la cotisation est de 200 FCFA qui semble faible.</w:t>
+              <w:t>L'entreprise vente de légumes est généralement une entreprise commerciale ou de service dont elle ne depense pas en achat de matières premières.Elle ne transforme pas de produit donc ne peut pas obtenir un montant sur la vente des produits transformés (10.48 ou 10.49).</w:t>
             </w:r>
           </w:p>
         </w:tc>
@@ -3578,7 +6458,7 @@
                 <w:i w:val="0"/>
                 <w:sz w:val="16"/>
               </w:rPr>
-              <w:t>S02</w:t>
+              <w:t>S10</w:t>
               <w:br/>
             </w:r>
             <w:r>
@@ -3588,7 +6468,7 @@
                 <w:color w:val="64748B"/>
                 <w:sz w:val="14"/>
               </w:rPr>
-              <w:t>Éducation</w:t>
+              <w:t>Logement</w:t>
             </w:r>
           </w:p>
         </w:tc>
@@ -3604,7 +6484,7 @@
                 <w:color w:val="16A34A"/>
                 <w:sz w:val="16"/>
               </w:rPr>
-              <w:t>s01q63, s00q04, s02q25, s01q00b, s02q17_2, s02q15_2</w:t>
+              <w:t>—</w:t>
             </w:r>
           </w:p>
         </w:tc>
@@ -3635,7 +6515,7 @@
                 <w:i w:val="0"/>
                 <w:sz w:val="17"/>
               </w:rPr>
-              <w:t>Dans les milieux urbains c'est peu probable de voir une école dont les élèves ou étudiants ne dépensent pas en frais d'uniformes, prière de verifier pour aissatou ka qui fréquente 6ème année de Primaire et corriger ou confirmer avec le QG.</w:t>
+              <w:t>Prière de mettre 0 pour ces questions si elles ne font pas de transformation.</w:t>
             </w:r>
           </w:p>
         </w:tc>
@@ -3668,7 +6548,7 @@
                 <w:i w:val="0"/>
                 <w:sz w:val="16"/>
               </w:rPr>
-              <w:t>S02</w:t>
+              <w:t>S10</w:t>
               <w:br/>
             </w:r>
             <w:r>
@@ -3678,7 +6558,7 @@
                 <w:color w:val="64748B"/>
                 <w:sz w:val="14"/>
               </w:rPr>
-              <w:t>Éducation</w:t>
+              <w:t>Logement</w:t>
             </w:r>
           </w:p>
         </w:tc>
@@ -3725,7 +6605,7 @@
                 <w:i w:val="0"/>
                 <w:sz w:val="17"/>
               </w:rPr>
-              <w:t>veuillez, s'il vous plait, confirmer les frais de scolarité ( 5000 FCFA) payée de mouhamed ka avec le QG ou apporter les corrections nécessaires.</w:t>
+              <w:t>L'entreprise vente de légumes n'est pas une entreprise de fabrication et pourtant vous avez renseigné soit renseigner la question 10.48 ou 10.49, si vous pensez qu'elle est une entreprise de fabrication prière de reprendre le classement de la nomenclature en 10.17a ou s'elle ne fait de fabrication merci de mettre 0 en 10.48 et 10.49.</w:t>
             </w:r>
           </w:p>
         </w:tc>
@@ -3758,7 +6638,7 @@
                 <w:i w:val="0"/>
                 <w:sz w:val="16"/>
               </w:rPr>
-              <w:t>S02</w:t>
+              <w:t>S10</w:t>
               <w:br/>
             </w:r>
             <w:r>
@@ -3768,7 +6648,7 @@
                 <w:color w:val="64748B"/>
                 <w:sz w:val="14"/>
               </w:rPr>
-              <w:t>Éducation</w:t>
+              <w:t>Logement</w:t>
             </w:r>
           </w:p>
         </w:tc>
@@ -3784,7 +6664,7 @@
                 <w:color w:val="16A34A"/>
                 <w:sz w:val="16"/>
               </w:rPr>
-              <w:t>s01q23, s01q00b, s01q23_autre</w:t>
+              <w:t>—</w:t>
             </w:r>
           </w:p>
         </w:tc>
@@ -3815,7 +6695,7 @@
                 <w:i w:val="0"/>
                 <w:sz w:val="17"/>
               </w:rPr>
-              <w:t>La raison principale que IBRAHIMA adja KA n'a pas fait des études dans une école formelle est préférence école coranique et semble exister dans les modalités, prière de prendre attache avec le QG pour plus d'explication afin de la classer bien.</w:t>
+              <w:t>Mettre soit le montant en 10.46 et 10.47 s'elle fait de commerce ou mettre en 10.50 s'elle rend service.</w:t>
             </w:r>
           </w:p>
         </w:tc>
@@ -3848,7 +6728,7 @@
                 <w:i w:val="0"/>
                 <w:sz w:val="16"/>
               </w:rPr>
-              <w:t>S02</w:t>
+              <w:t>S12</w:t>
               <w:br/>
             </w:r>
             <w:r>
@@ -3858,7 +6738,7 @@
                 <w:color w:val="64748B"/>
                 <w:sz w:val="14"/>
               </w:rPr>
-              <w:t>Éducation</w:t>
+              <w:t>Avoirs / biens durables</w:t>
             </w:r>
           </w:p>
         </w:tc>
@@ -3874,7 +6754,7 @@
                 <w:color w:val="16A34A"/>
                 <w:sz w:val="16"/>
               </w:rPr>
-              <w:t>s01q23, s01q00b, s01q23_autre</w:t>
+              <w:t>s00q27, s01q00a, s01q12, s01q13, s02q04, s03q11, s03q12, s01q01</w:t>
             </w:r>
           </w:p>
         </w:tc>
@@ -3905,7 +6785,7 @@
                 <w:i w:val="0"/>
                 <w:sz w:val="17"/>
               </w:rPr>
-              <w:t>La raison principale que absa ndao n'a pas fait des études dans une école formelle est mariage et semble exister dans les modalités, prière de prendre attache avec le QG pour plus d'explication afin de la classer bien.</w:t>
+              <w:t>Le nombre d'article ( Lit)  dans ce ménages est élevé (15), prière de corriger ou confirmer avec le QG.</w:t>
             </w:r>
           </w:p>
         </w:tc>
@@ -3938,7 +6818,7 @@
                 <w:i w:val="0"/>
                 <w:sz w:val="16"/>
               </w:rPr>
-              <w:t>S02</w:t>
+              <w:t>S12</w:t>
               <w:br/>
             </w:r>
             <w:r>
@@ -3948,7 +6828,7 @@
                 <w:color w:val="64748B"/>
                 <w:sz w:val="14"/>
               </w:rPr>
-              <w:t>Éducation</w:t>
+              <w:t>Avoirs / biens durables</w:t>
             </w:r>
           </w:p>
         </w:tc>
@@ -3964,7 +6844,7 @@
                 <w:color w:val="16A34A"/>
                 <w:sz w:val="16"/>
               </w:rPr>
-              <w:t>s01q23, s01q00b, s01q23_autre</w:t>
+              <w:t>s00q27, s01q00a, s01q12, s01q13, s02q04, s03q11, s03q12, s01q01</w:t>
             </w:r>
           </w:p>
         </w:tc>
@@ -3995,3157 +6875,7 @@
                 <w:i w:val="0"/>
                 <w:sz w:val="17"/>
               </w:rPr>
-              <w:t>La raison principale que adama ka n'a pas fait des études dans une école formelle est rien et semble exister dans les modalités, prière de prendre attache avec le QG pour plus d'explication afin de la classer bien.</w:t>
-            </w:r>
-          </w:p>
-        </w:tc>
-      </w:tr>
-      <w:tr>
-        <w:tc>
-          <w:tcPr>
-            <w:tcW w:type="dxa" w:w="964"/>
-          </w:tcPr>
-          <w:p>
-            <w:r>
-              <w:rPr>
-                <w:b/>
-                <w:i w:val="0"/>
-                <w:color w:val="EA580C"/>
-                <w:sz w:val="16"/>
-              </w:rPr>
-              <w:t>Moyenne</w:t>
-            </w:r>
-          </w:p>
-        </w:tc>
-        <w:tc>
-          <w:tcPr>
-            <w:tcW w:type="dxa" w:w="1247"/>
-          </w:tcPr>
-          <w:p>
-            <w:r>
-              <w:rPr>
-                <w:b/>
-                <w:i w:val="0"/>
-                <w:sz w:val="16"/>
-              </w:rPr>
-              <w:t>S02</w:t>
-              <w:br/>
-            </w:r>
-            <w:r>
-              <w:rPr>
-                <w:b w:val="0"/>
-                <w:i w:val="0"/>
-                <w:color w:val="64748B"/>
-                <w:sz w:val="14"/>
-              </w:rPr>
-              <w:t>Éducation</w:t>
-            </w:r>
-          </w:p>
-        </w:tc>
-        <w:tc>
-          <w:tcPr>
-            <w:tcW w:type="dxa" w:w="1531"/>
-          </w:tcPr>
-          <w:p>
-            <w:r>
-              <w:rPr>
-                <w:b/>
-                <w:i w:val="0"/>
-                <w:color w:val="16A34A"/>
-                <w:sz w:val="16"/>
-              </w:rPr>
-              <w:t>s01q23, s01q00b, s01q23_autre</w:t>
-            </w:r>
-          </w:p>
-        </w:tc>
-        <w:tc>
-          <w:tcPr>
-            <w:tcW w:type="dxa" w:w="1191"/>
-          </w:tcPr>
-          <w:p>
-            <w:r>
-              <w:rPr>
-                <w:b w:val="0"/>
-                <w:i w:val="0"/>
-                <w:color w:val="64748B"/>
-                <w:sz w:val="16"/>
-              </w:rPr>
-              <w:t>GT-CQ</w:t>
-            </w:r>
-          </w:p>
-        </w:tc>
-        <w:tc>
-          <w:tcPr>
-            <w:tcW w:type="dxa" w:w="4706"/>
-          </w:tcPr>
-          <w:p>
-            <w:r>
-              <w:rPr>
-                <w:b w:val="0"/>
-                <w:i w:val="0"/>
-                <w:sz w:val="17"/>
-              </w:rPr>
-              <w:t>La raison principale que adja diop n'a pas fait des études dans une école formelle est mariage et semble exister dans les modalités, prière de prendre attache avec le QG pour plus d'explication afin de la classer bien.</w:t>
-            </w:r>
-          </w:p>
-        </w:tc>
-      </w:tr>
-      <w:tr>
-        <w:tc>
-          <w:tcPr>
-            <w:tcW w:type="dxa" w:w="964"/>
-          </w:tcPr>
-          <w:p>
-            <w:r>
-              <w:rPr>
-                <w:b/>
-                <w:i w:val="0"/>
-                <w:color w:val="EA580C"/>
-                <w:sz w:val="16"/>
-              </w:rPr>
-              <w:t>Moyenne</w:t>
-            </w:r>
-          </w:p>
-        </w:tc>
-        <w:tc>
-          <w:tcPr>
-            <w:tcW w:type="dxa" w:w="1247"/>
-          </w:tcPr>
-          <w:p>
-            <w:r>
-              <w:rPr>
-                <w:b/>
-                <w:i w:val="0"/>
-                <w:sz w:val="16"/>
-              </w:rPr>
-              <w:t>S02</w:t>
-              <w:br/>
-            </w:r>
-            <w:r>
-              <w:rPr>
-                <w:b w:val="0"/>
-                <w:i w:val="0"/>
-                <w:color w:val="64748B"/>
-                <w:sz w:val="14"/>
-              </w:rPr>
-              <w:t>Éducation</w:t>
-            </w:r>
-          </w:p>
-        </w:tc>
-        <w:tc>
-          <w:tcPr>
-            <w:tcW w:type="dxa" w:w="1531"/>
-          </w:tcPr>
-          <w:p>
-            <w:r>
-              <w:rPr>
-                <w:b/>
-                <w:i w:val="0"/>
-                <w:color w:val="16A34A"/>
-                <w:sz w:val="16"/>
-              </w:rPr>
-              <w:t>s01q23, s01q00b, s01q23_autre</w:t>
-            </w:r>
-          </w:p>
-        </w:tc>
-        <w:tc>
-          <w:tcPr>
-            <w:tcW w:type="dxa" w:w="1191"/>
-          </w:tcPr>
-          <w:p>
-            <w:r>
-              <w:rPr>
-                <w:b w:val="0"/>
-                <w:i w:val="0"/>
-                <w:color w:val="64748B"/>
-                <w:sz w:val="16"/>
-              </w:rPr>
-              <w:t>GT-CQ</w:t>
-            </w:r>
-          </w:p>
-        </w:tc>
-        <w:tc>
-          <w:tcPr>
-            <w:tcW w:type="dxa" w:w="4706"/>
-          </w:tcPr>
-          <w:p>
-            <w:r>
-              <w:rPr>
-                <w:b w:val="0"/>
-                <w:i w:val="0"/>
-                <w:sz w:val="17"/>
-              </w:rPr>
-              <w:t>La raison principale que mariama ka n'a pas fait des études dans une école formelle est préférence pour école coranique et semble exister dans les modalités, prière de prendre attache avec le QG pour plus d'explication afin de la classer bien.</w:t>
-            </w:r>
-          </w:p>
-        </w:tc>
-      </w:tr>
-      <w:tr>
-        <w:tc>
-          <w:tcPr>
-            <w:tcW w:type="dxa" w:w="964"/>
-          </w:tcPr>
-          <w:p>
-            <w:r>
-              <w:rPr>
-                <w:b/>
-                <w:i w:val="0"/>
-                <w:color w:val="EA580C"/>
-                <w:sz w:val="16"/>
-              </w:rPr>
-              <w:t>Moyenne</w:t>
-            </w:r>
-          </w:p>
-        </w:tc>
-        <w:tc>
-          <w:tcPr>
-            <w:tcW w:type="dxa" w:w="1247"/>
-          </w:tcPr>
-          <w:p>
-            <w:r>
-              <w:rPr>
-                <w:b/>
-                <w:i w:val="0"/>
-                <w:sz w:val="16"/>
-              </w:rPr>
-              <w:t>S02</w:t>
-              <w:br/>
-            </w:r>
-            <w:r>
-              <w:rPr>
-                <w:b w:val="0"/>
-                <w:i w:val="0"/>
-                <w:color w:val="64748B"/>
-                <w:sz w:val="14"/>
-              </w:rPr>
-              <w:t>Éducation</w:t>
-            </w:r>
-          </w:p>
-        </w:tc>
-        <w:tc>
-          <w:tcPr>
-            <w:tcW w:type="dxa" w:w="1531"/>
-          </w:tcPr>
-          <w:p>
-            <w:r>
-              <w:rPr>
-                <w:b/>
-                <w:i w:val="0"/>
-                <w:color w:val="16A34A"/>
-                <w:sz w:val="16"/>
-              </w:rPr>
-              <w:t>s01q23, s01q00b, s01q23_autre</w:t>
-            </w:r>
-          </w:p>
-        </w:tc>
-        <w:tc>
-          <w:tcPr>
-            <w:tcW w:type="dxa" w:w="1191"/>
-          </w:tcPr>
-          <w:p>
-            <w:r>
-              <w:rPr>
-                <w:b w:val="0"/>
-                <w:i w:val="0"/>
-                <w:color w:val="64748B"/>
-                <w:sz w:val="16"/>
-              </w:rPr>
-              <w:t>GT-CQ</w:t>
-            </w:r>
-          </w:p>
-        </w:tc>
-        <w:tc>
-          <w:tcPr>
-            <w:tcW w:type="dxa" w:w="4706"/>
-          </w:tcPr>
-          <w:p>
-            <w:r>
-              <w:rPr>
-                <w:b w:val="0"/>
-                <w:i w:val="0"/>
-                <w:sz w:val="17"/>
-              </w:rPr>
-              <w:t>La raison principale que mouhamed kabir ka n'a pas fait des études dans une école formelle est préférence école coranique et semble exister dans les modalités, prière de prendre attache avec le QG pour plus d'explication afin de la classer bien.</w:t>
-            </w:r>
-          </w:p>
-        </w:tc>
-      </w:tr>
-      <w:tr>
-        <w:tc>
-          <w:tcPr>
-            <w:tcW w:type="dxa" w:w="964"/>
-          </w:tcPr>
-          <w:p>
-            <w:r>
-              <w:rPr>
-                <w:b/>
-                <w:i w:val="0"/>
-                <w:color w:val="EA580C"/>
-                <w:sz w:val="16"/>
-              </w:rPr>
-              <w:t>Moyenne</w:t>
-            </w:r>
-          </w:p>
-        </w:tc>
-        <w:tc>
-          <w:tcPr>
-            <w:tcW w:type="dxa" w:w="1247"/>
-          </w:tcPr>
-          <w:p>
-            <w:r>
-              <w:rPr>
-                <w:b/>
-                <w:i w:val="0"/>
-                <w:sz w:val="16"/>
-              </w:rPr>
-              <w:t>S04</w:t>
-              <w:br/>
-            </w:r>
-            <w:r>
-              <w:rPr>
-                <w:b w:val="0"/>
-                <w:i w:val="0"/>
-                <w:color w:val="64748B"/>
-                <w:sz w:val="14"/>
-              </w:rPr>
-              <w:t>Emploi</w:t>
-            </w:r>
-          </w:p>
-        </w:tc>
-        <w:tc>
-          <w:tcPr>
-            <w:tcW w:type="dxa" w:w="1531"/>
-          </w:tcPr>
-          <w:p>
-            <w:r>
-              <w:rPr>
-                <w:b/>
-                <w:i w:val="0"/>
-                <w:color w:val="16A34A"/>
-                <w:sz w:val="16"/>
-              </w:rPr>
-              <w:t>s04q01, s04q02, s04q03, s04q04, s04q05, s04q06, s04q07, s04q08</w:t>
-            </w:r>
-          </w:p>
-        </w:tc>
-        <w:tc>
-          <w:tcPr>
-            <w:tcW w:type="dxa" w:w="1191"/>
-          </w:tcPr>
-          <w:p>
-            <w:r>
-              <w:rPr>
-                <w:b w:val="0"/>
-                <w:i w:val="0"/>
-                <w:color w:val="64748B"/>
-                <w:sz w:val="16"/>
-              </w:rPr>
-              <w:t>GT-CQ</w:t>
-            </w:r>
-          </w:p>
-        </w:tc>
-        <w:tc>
-          <w:tcPr>
-            <w:tcW w:type="dxa" w:w="4706"/>
-          </w:tcPr>
-          <w:p>
-            <w:r>
-              <w:rPr>
-                <w:b w:val="0"/>
-                <w:i w:val="0"/>
-                <w:sz w:val="17"/>
-              </w:rPr>
-              <w:t>pour adja diop semble très élevés, prière de corriger ou confirmer avec le QG (s04q01 s04q02 s04q03 s04q04 s04q05 s04q06 s04q07 s04q08).</w:t>
-            </w:r>
-          </w:p>
-        </w:tc>
-      </w:tr>
-      <w:tr>
-        <w:tc>
-          <w:tcPr>
-            <w:tcW w:type="dxa" w:w="964"/>
-          </w:tcPr>
-          <w:p>
-            <w:r>
-              <w:rPr>
-                <w:b/>
-                <w:i w:val="0"/>
-                <w:color w:val="EA580C"/>
-                <w:sz w:val="16"/>
-              </w:rPr>
-              <w:t>Moyenne</w:t>
-            </w:r>
-          </w:p>
-        </w:tc>
-        <w:tc>
-          <w:tcPr>
-            <w:tcW w:type="dxa" w:w="1247"/>
-          </w:tcPr>
-          <w:p>
-            <w:r>
-              <w:rPr>
-                <w:b/>
-                <w:i w:val="0"/>
-                <w:sz w:val="16"/>
-              </w:rPr>
-              <w:t>S04</w:t>
-              <w:br/>
-            </w:r>
-            <w:r>
-              <w:rPr>
-                <w:b w:val="0"/>
-                <w:i w:val="0"/>
-                <w:color w:val="64748B"/>
-                <w:sz w:val="14"/>
-              </w:rPr>
-              <w:t>Emploi</w:t>
-            </w:r>
-          </w:p>
-        </w:tc>
-        <w:tc>
-          <w:tcPr>
-            <w:tcW w:type="dxa" w:w="1531"/>
-          </w:tcPr>
-          <w:p>
-            <w:r>
-              <w:rPr>
-                <w:b/>
-                <w:i w:val="0"/>
-                <w:color w:val="16A34A"/>
-                <w:sz w:val="16"/>
-              </w:rPr>
-              <w:t>s04q01, s04q02, s04q03, s04q04, s04q05, s04q06, s04q07, s04q08</w:t>
-            </w:r>
-          </w:p>
-        </w:tc>
-        <w:tc>
-          <w:tcPr>
-            <w:tcW w:type="dxa" w:w="1191"/>
-          </w:tcPr>
-          <w:p>
-            <w:r>
-              <w:rPr>
-                <w:b w:val="0"/>
-                <w:i w:val="0"/>
-                <w:color w:val="64748B"/>
-                <w:sz w:val="16"/>
-              </w:rPr>
-              <w:t>GT-CQ</w:t>
-            </w:r>
-          </w:p>
-        </w:tc>
-        <w:tc>
-          <w:tcPr>
-            <w:tcW w:type="dxa" w:w="4706"/>
-          </w:tcPr>
-          <w:p>
-            <w:r>
-              <w:rPr>
-                <w:b w:val="0"/>
-                <w:i w:val="0"/>
-                <w:sz w:val="17"/>
-              </w:rPr>
-              <w:t>pour fatou ka semble très élevés, prière de corriger ou confirmer avec le QG (s04q01 s04q02 s04q03 s04q04 s04q05 s04q06 s04q07 s04q08).</w:t>
-            </w:r>
-          </w:p>
-        </w:tc>
-      </w:tr>
-      <w:tr>
-        <w:tc>
-          <w:tcPr>
-            <w:tcW w:type="dxa" w:w="964"/>
-          </w:tcPr>
-          <w:p>
-            <w:r>
-              <w:rPr>
-                <w:b/>
-                <w:i w:val="0"/>
-                <w:color w:val="EA580C"/>
-                <w:sz w:val="16"/>
-              </w:rPr>
-              <w:t>Moyenne</w:t>
-            </w:r>
-          </w:p>
-        </w:tc>
-        <w:tc>
-          <w:tcPr>
-            <w:tcW w:type="dxa" w:w="1247"/>
-          </w:tcPr>
-          <w:p>
-            <w:r>
-              <w:rPr>
-                <w:b/>
-                <w:i w:val="0"/>
-                <w:sz w:val="16"/>
-              </w:rPr>
-              <w:t>S04</w:t>
-              <w:br/>
-            </w:r>
-            <w:r>
-              <w:rPr>
-                <w:b w:val="0"/>
-                <w:i w:val="0"/>
-                <w:color w:val="64748B"/>
-                <w:sz w:val="14"/>
-              </w:rPr>
-              <w:t>Emploi</w:t>
-            </w:r>
-          </w:p>
-        </w:tc>
-        <w:tc>
-          <w:tcPr>
-            <w:tcW w:type="dxa" w:w="1531"/>
-          </w:tcPr>
-          <w:p>
-            <w:r>
-              <w:rPr>
-                <w:b/>
-                <w:i w:val="0"/>
-                <w:color w:val="16A34A"/>
-                <w:sz w:val="16"/>
-              </w:rPr>
-              <w:t>s04q01, s04q02, s04q03, s04q04, s04q05, s04q06, s04q07, s04q08</w:t>
-            </w:r>
-          </w:p>
-        </w:tc>
-        <w:tc>
-          <w:tcPr>
-            <w:tcW w:type="dxa" w:w="1191"/>
-          </w:tcPr>
-          <w:p>
-            <w:r>
-              <w:rPr>
-                <w:b w:val="0"/>
-                <w:i w:val="0"/>
-                <w:color w:val="64748B"/>
-                <w:sz w:val="16"/>
-              </w:rPr>
-              <w:t>GT-CQ</w:t>
-            </w:r>
-          </w:p>
-        </w:tc>
-        <w:tc>
-          <w:tcPr>
-            <w:tcW w:type="dxa" w:w="4706"/>
-          </w:tcPr>
-          <w:p>
-            <w:r>
-              <w:rPr>
-                <w:b w:val="0"/>
-                <w:i w:val="0"/>
-                <w:sz w:val="17"/>
-              </w:rPr>
-              <w:t>pour absa ndao semble très élevés, prière de corriger ou confirmer avec le QG (s04q01 s04q02 s04q03 s04q04 s04q05 s04q06 s04q07 s04q08).</w:t>
-            </w:r>
-          </w:p>
-        </w:tc>
-      </w:tr>
-      <w:tr>
-        <w:tc>
-          <w:tcPr>
-            <w:tcW w:type="dxa" w:w="964"/>
-          </w:tcPr>
-          <w:p>
-            <w:r>
-              <w:rPr>
-                <w:b/>
-                <w:i w:val="0"/>
-                <w:color w:val="EA580C"/>
-                <w:sz w:val="16"/>
-              </w:rPr>
-              <w:t>Moyenne</w:t>
-            </w:r>
-          </w:p>
-        </w:tc>
-        <w:tc>
-          <w:tcPr>
-            <w:tcW w:type="dxa" w:w="1247"/>
-          </w:tcPr>
-          <w:p>
-            <w:r>
-              <w:rPr>
-                <w:b/>
-                <w:i w:val="0"/>
-                <w:sz w:val="16"/>
-              </w:rPr>
-              <w:t>S04</w:t>
-              <w:br/>
-            </w:r>
-            <w:r>
-              <w:rPr>
-                <w:b w:val="0"/>
-                <w:i w:val="0"/>
-                <w:color w:val="64748B"/>
-                <w:sz w:val="14"/>
-              </w:rPr>
-              <w:t>Emploi</w:t>
-            </w:r>
-          </w:p>
-        </w:tc>
-        <w:tc>
-          <w:tcPr>
-            <w:tcW w:type="dxa" w:w="1531"/>
-          </w:tcPr>
-          <w:p>
-            <w:r>
-              <w:rPr>
-                <w:b/>
-                <w:i w:val="0"/>
-                <w:color w:val="16A34A"/>
-                <w:sz w:val="16"/>
-              </w:rPr>
-              <w:t>s04q01, s04q02, s04q03, s04q04, s04q05, s04q06, s04q07, s04q08</w:t>
-            </w:r>
-          </w:p>
-        </w:tc>
-        <w:tc>
-          <w:tcPr>
-            <w:tcW w:type="dxa" w:w="1191"/>
-          </w:tcPr>
-          <w:p>
-            <w:r>
-              <w:rPr>
-                <w:b w:val="0"/>
-                <w:i w:val="0"/>
-                <w:color w:val="64748B"/>
-                <w:sz w:val="16"/>
-              </w:rPr>
-              <w:t>GT-CQ</w:t>
-            </w:r>
-          </w:p>
-        </w:tc>
-        <w:tc>
-          <w:tcPr>
-            <w:tcW w:type="dxa" w:w="4706"/>
-          </w:tcPr>
-          <w:p>
-            <w:r>
-              <w:rPr>
-                <w:b w:val="0"/>
-                <w:i w:val="0"/>
-                <w:sz w:val="17"/>
-              </w:rPr>
-              <w:t>pour ALIMATOU KA semble très élevés, prière de corriger ou confirmer avec le QG (s04q01 s04q02 s04q03 s04q04 s04q05 s04q06 s04q07 s04q08).</w:t>
-            </w:r>
-          </w:p>
-        </w:tc>
-      </w:tr>
-      <w:tr>
-        <w:tc>
-          <w:tcPr>
-            <w:tcW w:type="dxa" w:w="964"/>
-          </w:tcPr>
-          <w:p>
-            <w:r>
-              <w:rPr>
-                <w:b/>
-                <w:i w:val="0"/>
-                <w:color w:val="EA580C"/>
-                <w:sz w:val="16"/>
-              </w:rPr>
-              <w:t>Moyenne</w:t>
-            </w:r>
-          </w:p>
-        </w:tc>
-        <w:tc>
-          <w:tcPr>
-            <w:tcW w:type="dxa" w:w="1247"/>
-          </w:tcPr>
-          <w:p>
-            <w:r>
-              <w:rPr>
-                <w:b/>
-                <w:i w:val="0"/>
-                <w:sz w:val="16"/>
-              </w:rPr>
-              <w:t>S04</w:t>
-              <w:br/>
-            </w:r>
-            <w:r>
-              <w:rPr>
-                <w:b w:val="0"/>
-                <w:i w:val="0"/>
-                <w:color w:val="64748B"/>
-                <w:sz w:val="14"/>
-              </w:rPr>
-              <w:t>Emploi</w:t>
-            </w:r>
-          </w:p>
-        </w:tc>
-        <w:tc>
-          <w:tcPr>
-            <w:tcW w:type="dxa" w:w="1531"/>
-          </w:tcPr>
-          <w:p>
-            <w:r>
-              <w:rPr>
-                <w:b/>
-                <w:i w:val="0"/>
-                <w:color w:val="16A34A"/>
-                <w:sz w:val="16"/>
-              </w:rPr>
-              <w:t>s00q07a, s00q08, s00q10, s00q13_0, s00q15_0, s00q17_0, s00q23a, s00q23b</w:t>
-            </w:r>
-          </w:p>
-        </w:tc>
-        <w:tc>
-          <w:tcPr>
-            <w:tcW w:type="dxa" w:w="1191"/>
-          </w:tcPr>
-          <w:p>
-            <w:r>
-              <w:rPr>
-                <w:b w:val="0"/>
-                <w:i w:val="0"/>
-                <w:color w:val="64748B"/>
-                <w:sz w:val="16"/>
-              </w:rPr>
-              <w:t>GT-CQ</w:t>
-            </w:r>
-          </w:p>
-        </w:tc>
-        <w:tc>
-          <w:tcPr>
-            <w:tcW w:type="dxa" w:w="4706"/>
-          </w:tcPr>
-          <w:p>
-            <w:r>
-              <w:rPr>
-                <w:b w:val="0"/>
-                <w:i w:val="0"/>
-                <w:sz w:val="17"/>
-              </w:rPr>
-              <w:t>Prière de changer la branche d'activité IBRAHIMA adja KA, les cultivateurs dont leurs cultures est principalement destiné à la consommation du ménage sont des (Agriculteurs, subsistances) et ceux qui le font avec l'élevage sont des (Agriculteurs et eleveurs, subsistances).</w:t>
-            </w:r>
-          </w:p>
-        </w:tc>
-      </w:tr>
-      <w:tr>
-        <w:tc>
-          <w:tcPr>
-            <w:tcW w:type="dxa" w:w="964"/>
-          </w:tcPr>
-          <w:p>
-            <w:r>
-              <w:rPr>
-                <w:b/>
-                <w:i w:val="0"/>
-                <w:color w:val="EA580C"/>
-                <w:sz w:val="16"/>
-              </w:rPr>
-              <w:t>Moyenne</w:t>
-            </w:r>
-          </w:p>
-        </w:tc>
-        <w:tc>
-          <w:tcPr>
-            <w:tcW w:type="dxa" w:w="1247"/>
-          </w:tcPr>
-          <w:p>
-            <w:r>
-              <w:rPr>
-                <w:b/>
-                <w:i w:val="0"/>
-                <w:sz w:val="16"/>
-              </w:rPr>
-              <w:t>S04</w:t>
-              <w:br/>
-            </w:r>
-            <w:r>
-              <w:rPr>
-                <w:b w:val="0"/>
-                <w:i w:val="0"/>
-                <w:color w:val="64748B"/>
-                <w:sz w:val="14"/>
-              </w:rPr>
-              <w:t>Emploi</w:t>
-            </w:r>
-          </w:p>
-        </w:tc>
-        <w:tc>
-          <w:tcPr>
-            <w:tcW w:type="dxa" w:w="1531"/>
-          </w:tcPr>
-          <w:p>
-            <w:r>
-              <w:rPr>
-                <w:b/>
-                <w:i w:val="0"/>
-                <w:color w:val="16A34A"/>
-                <w:sz w:val="16"/>
-              </w:rPr>
-              <w:t>s01q35, s01q36, s01q37, s02q04, s02q15, s03q13, s03q14, s03q15</w:t>
-            </w:r>
-          </w:p>
-        </w:tc>
-        <w:tc>
-          <w:tcPr>
-            <w:tcW w:type="dxa" w:w="1191"/>
-          </w:tcPr>
-          <w:p>
-            <w:r>
-              <w:rPr>
-                <w:b w:val="0"/>
-                <w:i w:val="0"/>
-                <w:color w:val="64748B"/>
-                <w:sz w:val="16"/>
-              </w:rPr>
-              <w:t>GT-CQ</w:t>
-            </w:r>
-          </w:p>
-        </w:tc>
-        <w:tc>
-          <w:tcPr>
-            <w:tcW w:type="dxa" w:w="4706"/>
-          </w:tcPr>
-          <w:p>
-            <w:r>
-              <w:rPr>
-                <w:b w:val="0"/>
-                <w:i w:val="0"/>
-                <w:sz w:val="17"/>
-              </w:rPr>
-              <w:t>Nombre de mois exercé  (3 mois) par IBRAHIMA adja KA dans l'emploi au cours des 12 derniers mois semble faible, veuillez corriger s'il vous plait ou comfirmer avec le QG.</w:t>
-            </w:r>
-          </w:p>
-        </w:tc>
-      </w:tr>
-      <w:tr>
-        <w:tc>
-          <w:tcPr>
-            <w:tcW w:type="dxa" w:w="964"/>
-          </w:tcPr>
-          <w:p>
-            <w:r>
-              <w:rPr>
-                <w:b/>
-                <w:i w:val="0"/>
-                <w:color w:val="EA580C"/>
-                <w:sz w:val="16"/>
-              </w:rPr>
-              <w:t>Moyenne</w:t>
-            </w:r>
-          </w:p>
-        </w:tc>
-        <w:tc>
-          <w:tcPr>
-            <w:tcW w:type="dxa" w:w="1247"/>
-          </w:tcPr>
-          <w:p>
-            <w:r>
-              <w:rPr>
-                <w:b/>
-                <w:i w:val="0"/>
-                <w:sz w:val="16"/>
-              </w:rPr>
-              <w:t>S04</w:t>
-              <w:br/>
-            </w:r>
-            <w:r>
-              <w:rPr>
-                <w:b w:val="0"/>
-                <w:i w:val="0"/>
-                <w:color w:val="64748B"/>
-                <w:sz w:val="14"/>
-              </w:rPr>
-              <w:t>Emploi</w:t>
-            </w:r>
-          </w:p>
-        </w:tc>
-        <w:tc>
-          <w:tcPr>
-            <w:tcW w:type="dxa" w:w="1531"/>
-          </w:tcPr>
-          <w:p>
-            <w:r>
-              <w:rPr>
-                <w:b/>
-                <w:i w:val="0"/>
-                <w:color w:val="16A34A"/>
-                <w:sz w:val="16"/>
-              </w:rPr>
-              <w:t>s00q07a, s00q08, s00q10, s00q13_0, s00q15_0, s00q17_0, s00q23a, s00q23b</w:t>
-            </w:r>
-          </w:p>
-        </w:tc>
-        <w:tc>
-          <w:tcPr>
-            <w:tcW w:type="dxa" w:w="1191"/>
-          </w:tcPr>
-          <w:p>
-            <w:r>
-              <w:rPr>
-                <w:b w:val="0"/>
-                <w:i w:val="0"/>
-                <w:color w:val="64748B"/>
-                <w:sz w:val="16"/>
-              </w:rPr>
-              <w:t>GT-CQ</w:t>
-            </w:r>
-          </w:p>
-        </w:tc>
-        <w:tc>
-          <w:tcPr>
-            <w:tcW w:type="dxa" w:w="4706"/>
-          </w:tcPr>
-          <w:p>
-            <w:r>
-              <w:rPr>
-                <w:b w:val="0"/>
-                <w:i w:val="0"/>
-                <w:sz w:val="17"/>
-              </w:rPr>
-              <w:t>Prière de changer la branche d'activité IBRAHIMA ka, les cultivateurs dont leurs cultures est principalement destiné à la consommation du ménage sont des (Agriculteurs, subsistances) et ceux qui le font avec l'élevage sont des (Agriculteurs et eleveurs, subsistances).</w:t>
-            </w:r>
-          </w:p>
-        </w:tc>
-      </w:tr>
-      <w:tr>
-        <w:tc>
-          <w:tcPr>
-            <w:tcW w:type="dxa" w:w="964"/>
-          </w:tcPr>
-          <w:p>
-            <w:r>
-              <w:rPr>
-                <w:b/>
-                <w:i w:val="0"/>
-                <w:color w:val="EA580C"/>
-                <w:sz w:val="16"/>
-              </w:rPr>
-              <w:t>Moyenne</w:t>
-            </w:r>
-          </w:p>
-        </w:tc>
-        <w:tc>
-          <w:tcPr>
-            <w:tcW w:type="dxa" w:w="1247"/>
-          </w:tcPr>
-          <w:p>
-            <w:r>
-              <w:rPr>
-                <w:b/>
-                <w:i w:val="0"/>
-                <w:sz w:val="16"/>
-              </w:rPr>
-              <w:t>S04</w:t>
-              <w:br/>
-            </w:r>
-            <w:r>
-              <w:rPr>
-                <w:b w:val="0"/>
-                <w:i w:val="0"/>
-                <w:color w:val="64748B"/>
-                <w:sz w:val="14"/>
-              </w:rPr>
-              <w:t>Emploi</w:t>
-            </w:r>
-          </w:p>
-        </w:tc>
-        <w:tc>
-          <w:tcPr>
-            <w:tcW w:type="dxa" w:w="1531"/>
-          </w:tcPr>
-          <w:p>
-            <w:r>
-              <w:rPr>
-                <w:b/>
-                <w:i w:val="0"/>
-                <w:color w:val="16A34A"/>
-                <w:sz w:val="16"/>
-              </w:rPr>
-              <w:t>s00q07a, s00q08, s00q10, s00q13_0, s00q15_0, s00q17_0, s00q23a, s00q23b</w:t>
-            </w:r>
-          </w:p>
-        </w:tc>
-        <w:tc>
-          <w:tcPr>
-            <w:tcW w:type="dxa" w:w="1191"/>
-          </w:tcPr>
-          <w:p>
-            <w:r>
-              <w:rPr>
-                <w:b w:val="0"/>
-                <w:i w:val="0"/>
-                <w:color w:val="64748B"/>
-                <w:sz w:val="16"/>
-              </w:rPr>
-              <w:t>GT-CQ</w:t>
-            </w:r>
-          </w:p>
-        </w:tc>
-        <w:tc>
-          <w:tcPr>
-            <w:tcW w:type="dxa" w:w="4706"/>
-          </w:tcPr>
-          <w:p>
-            <w:r>
-              <w:rPr>
-                <w:b w:val="0"/>
-                <w:i w:val="0"/>
-                <w:sz w:val="17"/>
-              </w:rPr>
-              <w:t>Prière de changer la branche d'activité mouhamed ka, les cultivateurs dont leurs cultures est principalement destiné à la consommation du ménage sont des (Agriculteurs, subsistances) et ceux qui le font avec l'élevage sont des (Agriculteurs et eleveurs, subsistances).</w:t>
-            </w:r>
-          </w:p>
-        </w:tc>
-      </w:tr>
-      <w:tr>
-        <w:tc>
-          <w:tcPr>
-            <w:tcW w:type="dxa" w:w="964"/>
-          </w:tcPr>
-          <w:p>
-            <w:r>
-              <w:rPr>
-                <w:b/>
-                <w:i w:val="0"/>
-                <w:color w:val="EA580C"/>
-                <w:sz w:val="16"/>
-              </w:rPr>
-              <w:t>Moyenne</w:t>
-            </w:r>
-          </w:p>
-        </w:tc>
-        <w:tc>
-          <w:tcPr>
-            <w:tcW w:type="dxa" w:w="1247"/>
-          </w:tcPr>
-          <w:p>
-            <w:r>
-              <w:rPr>
-                <w:b/>
-                <w:i w:val="0"/>
-                <w:sz w:val="16"/>
-              </w:rPr>
-              <w:t>S04</w:t>
-              <w:br/>
-            </w:r>
-            <w:r>
-              <w:rPr>
-                <w:b w:val="0"/>
-                <w:i w:val="0"/>
-                <w:color w:val="64748B"/>
-                <w:sz w:val="14"/>
-              </w:rPr>
-              <w:t>Emploi</w:t>
-            </w:r>
-          </w:p>
-        </w:tc>
-        <w:tc>
-          <w:tcPr>
-            <w:tcW w:type="dxa" w:w="1531"/>
-          </w:tcPr>
-          <w:p>
-            <w:r>
-              <w:rPr>
-                <w:b/>
-                <w:i w:val="0"/>
-                <w:color w:val="16A34A"/>
-                <w:sz w:val="16"/>
-              </w:rPr>
-              <w:t>s01q35, s01q36, s01q37, s02q04, s02q15, s03q13, s03q14, s03q15</w:t>
-            </w:r>
-          </w:p>
-        </w:tc>
-        <w:tc>
-          <w:tcPr>
-            <w:tcW w:type="dxa" w:w="1191"/>
-          </w:tcPr>
-          <w:p>
-            <w:r>
-              <w:rPr>
-                <w:b w:val="0"/>
-                <w:i w:val="0"/>
-                <w:color w:val="64748B"/>
-                <w:sz w:val="16"/>
-              </w:rPr>
-              <w:t>GT-CQ</w:t>
-            </w:r>
-          </w:p>
-        </w:tc>
-        <w:tc>
-          <w:tcPr>
-            <w:tcW w:type="dxa" w:w="4706"/>
-          </w:tcPr>
-          <w:p>
-            <w:r>
-              <w:rPr>
-                <w:b w:val="0"/>
-                <w:i w:val="0"/>
-                <w:sz w:val="17"/>
-              </w:rPr>
-              <w:t>Nombre de mois exercé  (3 mois) par mouhamed ka dans l'emploi au cours des 12 derniers mois semble faible, veuillez corriger s'il vous plait ou comfirmer avec le QG.</w:t>
-            </w:r>
-          </w:p>
-        </w:tc>
-      </w:tr>
-      <w:tr>
-        <w:tc>
-          <w:tcPr>
-            <w:tcW w:type="dxa" w:w="964"/>
-          </w:tcPr>
-          <w:p>
-            <w:r>
-              <w:rPr>
-                <w:b/>
-                <w:i w:val="0"/>
-                <w:color w:val="EA580C"/>
-                <w:sz w:val="16"/>
-              </w:rPr>
-              <w:t>Moyenne</w:t>
-            </w:r>
-          </w:p>
-        </w:tc>
-        <w:tc>
-          <w:tcPr>
-            <w:tcW w:type="dxa" w:w="1247"/>
-          </w:tcPr>
-          <w:p>
-            <w:r>
-              <w:rPr>
-                <w:b/>
-                <w:i w:val="0"/>
-                <w:sz w:val="16"/>
-              </w:rPr>
-              <w:t>S07</w:t>
-              <w:br/>
-            </w:r>
-            <w:r>
-              <w:rPr>
-                <w:b w:val="0"/>
-                <w:i w:val="0"/>
-                <w:color w:val="64748B"/>
-                <w:sz w:val="14"/>
-              </w:rPr>
-              <w:t>Consommation alimentaire</w:t>
-            </w:r>
-          </w:p>
-        </w:tc>
-        <w:tc>
-          <w:tcPr>
-            <w:tcW w:type="dxa" w:w="1531"/>
-          </w:tcPr>
-          <w:p>
-            <w:r>
-              <w:rPr>
-                <w:b/>
-                <w:i w:val="0"/>
-                <w:color w:val="16A34A"/>
-                <w:sz w:val="16"/>
-              </w:rPr>
-              <w:t>—</w:t>
-            </w:r>
-          </w:p>
-        </w:tc>
-        <w:tc>
-          <w:tcPr>
-            <w:tcW w:type="dxa" w:w="1191"/>
-          </w:tcPr>
-          <w:p>
-            <w:r>
-              <w:rPr>
-                <w:b w:val="0"/>
-                <w:i w:val="0"/>
-                <w:color w:val="64748B"/>
-                <w:sz w:val="16"/>
-              </w:rPr>
-              <w:t>GT-CQ</w:t>
-            </w:r>
-          </w:p>
-        </w:tc>
-        <w:tc>
-          <w:tcPr>
-            <w:tcW w:type="dxa" w:w="4706"/>
-          </w:tcPr>
-          <w:p>
-            <w:r>
-              <w:rPr>
-                <w:b w:val="0"/>
-                <w:i w:val="0"/>
-                <w:sz w:val="17"/>
-              </w:rPr>
-              <w:t>Attention ! Le prix unitaire d'achat (100 Fcfa) de Poivre en Sachets (Petit) est relativement élevé par rapport aux autres prix observés dans cette zone.</w:t>
-            </w:r>
-          </w:p>
-        </w:tc>
-      </w:tr>
-      <w:tr>
-        <w:tc>
-          <w:tcPr>
-            <w:tcW w:type="dxa" w:w="964"/>
-          </w:tcPr>
-          <w:p>
-            <w:r>
-              <w:rPr>
-                <w:b/>
-                <w:i w:val="0"/>
-                <w:color w:val="EA580C"/>
-                <w:sz w:val="16"/>
-              </w:rPr>
-              <w:t>Moyenne</w:t>
-            </w:r>
-          </w:p>
-        </w:tc>
-        <w:tc>
-          <w:tcPr>
-            <w:tcW w:type="dxa" w:w="1247"/>
-          </w:tcPr>
-          <w:p>
-            <w:r>
-              <w:rPr>
-                <w:b/>
-                <w:i w:val="0"/>
-                <w:sz w:val="16"/>
-              </w:rPr>
-              <w:t>S07</w:t>
-              <w:br/>
-            </w:r>
-            <w:r>
-              <w:rPr>
-                <w:b w:val="0"/>
-                <w:i w:val="0"/>
-                <w:color w:val="64748B"/>
-                <w:sz w:val="14"/>
-              </w:rPr>
-              <w:t>Consommation alimentaire</w:t>
-            </w:r>
-          </w:p>
-        </w:tc>
-        <w:tc>
-          <w:tcPr>
-            <w:tcW w:type="dxa" w:w="1531"/>
-          </w:tcPr>
-          <w:p>
-            <w:r>
-              <w:rPr>
-                <w:b/>
-                <w:i w:val="0"/>
-                <w:color w:val="16A34A"/>
-                <w:sz w:val="16"/>
-              </w:rPr>
-              <w:t>—</w:t>
-            </w:r>
-          </w:p>
-        </w:tc>
-        <w:tc>
-          <w:tcPr>
-            <w:tcW w:type="dxa" w:w="1191"/>
-          </w:tcPr>
-          <w:p>
-            <w:r>
-              <w:rPr>
-                <w:b w:val="0"/>
-                <w:i w:val="0"/>
-                <w:color w:val="64748B"/>
-                <w:sz w:val="16"/>
-              </w:rPr>
-              <w:t>GT-CQ</w:t>
-            </w:r>
-          </w:p>
-        </w:tc>
-        <w:tc>
-          <w:tcPr>
-            <w:tcW w:type="dxa" w:w="4706"/>
-          </w:tcPr>
-          <w:p>
-            <w:r>
-              <w:rPr>
-                <w:b w:val="0"/>
-                <w:i w:val="0"/>
-                <w:sz w:val="17"/>
-              </w:rPr>
-              <w:t>Prière de corriger ou de confirmer avec le QG.</w:t>
-            </w:r>
-          </w:p>
-        </w:tc>
-      </w:tr>
-      <w:tr>
-        <w:tc>
-          <w:tcPr>
-            <w:tcW w:type="dxa" w:w="964"/>
-          </w:tcPr>
-          <w:p>
-            <w:r>
-              <w:rPr>
-                <w:b/>
-                <w:i w:val="0"/>
-                <w:color w:val="EA580C"/>
-                <w:sz w:val="16"/>
-              </w:rPr>
-              <w:t>Moyenne</w:t>
-            </w:r>
-          </w:p>
-        </w:tc>
-        <w:tc>
-          <w:tcPr>
-            <w:tcW w:type="dxa" w:w="1247"/>
-          </w:tcPr>
-          <w:p>
-            <w:r>
-              <w:rPr>
-                <w:b/>
-                <w:i w:val="0"/>
-                <w:sz w:val="16"/>
-              </w:rPr>
-              <w:t>S07</w:t>
-              <w:br/>
-            </w:r>
-            <w:r>
-              <w:rPr>
-                <w:b w:val="0"/>
-                <w:i w:val="0"/>
-                <w:color w:val="64748B"/>
-                <w:sz w:val="14"/>
-              </w:rPr>
-              <w:t>Consommation alimentaire</w:t>
-            </w:r>
-          </w:p>
-        </w:tc>
-        <w:tc>
-          <w:tcPr>
-            <w:tcW w:type="dxa" w:w="1531"/>
-          </w:tcPr>
-          <w:p>
-            <w:r>
-              <w:rPr>
-                <w:b/>
-                <w:i w:val="0"/>
-                <w:color w:val="16A34A"/>
-                <w:sz w:val="16"/>
-              </w:rPr>
-              <w:t>s02q02__1, s02q15, s02q17, s03q16, s04q27, s04q43, s04q63, s05q11</w:t>
-            </w:r>
-          </w:p>
-        </w:tc>
-        <w:tc>
-          <w:tcPr>
-            <w:tcW w:type="dxa" w:w="1191"/>
-          </w:tcPr>
-          <w:p>
-            <w:r>
-              <w:rPr>
-                <w:b w:val="0"/>
-                <w:i w:val="0"/>
-                <w:color w:val="64748B"/>
-                <w:sz w:val="16"/>
-              </w:rPr>
-              <w:t>GT-CQ</w:t>
-            </w:r>
-          </w:p>
-        </w:tc>
-        <w:tc>
-          <w:tcPr>
-            <w:tcW w:type="dxa" w:w="4706"/>
-          </w:tcPr>
-          <w:p>
-            <w:r>
-              <w:rPr>
-                <w:b w:val="0"/>
-                <w:i w:val="0"/>
-                <w:sz w:val="17"/>
-              </w:rPr>
-              <w:t>(maïs, tournesol, coco, lait de vache, etc.) consommée  par le ménage semble très élevé, prière de corriger ou confirmer avec le QG.</w:t>
-            </w:r>
-          </w:p>
-        </w:tc>
-      </w:tr>
-      <w:tr>
-        <w:tc>
-          <w:tcPr>
-            <w:tcW w:type="dxa" w:w="964"/>
-          </w:tcPr>
-          <w:p>
-            <w:r>
-              <w:rPr>
-                <w:b/>
-                <w:i w:val="0"/>
-                <w:color w:val="EA580C"/>
-                <w:sz w:val="16"/>
-              </w:rPr>
-              <w:t>Moyenne</w:t>
-            </w:r>
-          </w:p>
-        </w:tc>
-        <w:tc>
-          <w:tcPr>
-            <w:tcW w:type="dxa" w:w="1247"/>
-          </w:tcPr>
-          <w:p>
-            <w:r>
-              <w:rPr>
-                <w:b/>
-                <w:i w:val="0"/>
-                <w:sz w:val="16"/>
-              </w:rPr>
-              <w:t>S07</w:t>
-              <w:br/>
-            </w:r>
-            <w:r>
-              <w:rPr>
-                <w:b w:val="0"/>
-                <w:i w:val="0"/>
-                <w:color w:val="64748B"/>
-                <w:sz w:val="14"/>
-              </w:rPr>
-              <w:t>Consommation alimentaire</w:t>
-            </w:r>
-          </w:p>
-        </w:tc>
-        <w:tc>
-          <w:tcPr>
-            <w:tcW w:type="dxa" w:w="1531"/>
-          </w:tcPr>
-          <w:p>
-            <w:r>
-              <w:rPr>
-                <w:b/>
-                <w:i w:val="0"/>
-                <w:color w:val="16A34A"/>
-                <w:sz w:val="16"/>
-              </w:rPr>
-              <w:t>s02q10, s06q13, s06q14, s06q15a, s07bq01, s07bq03b, s07bq03b1, s07bq03c1</w:t>
-            </w:r>
-          </w:p>
-        </w:tc>
-        <w:tc>
-          <w:tcPr>
-            <w:tcW w:type="dxa" w:w="1191"/>
-          </w:tcPr>
-          <w:p>
-            <w:r>
-              <w:rPr>
-                <w:b w:val="0"/>
-                <w:i w:val="0"/>
-                <w:color w:val="64748B"/>
-                <w:sz w:val="16"/>
-              </w:rPr>
-              <w:t>GT-CQ</w:t>
-            </w:r>
-          </w:p>
-        </w:tc>
-        <w:tc>
-          <w:tcPr>
-            <w:tcW w:type="dxa" w:w="4706"/>
-          </w:tcPr>
-          <w:p>
-            <w:r>
-              <w:rPr>
-                <w:b w:val="0"/>
-                <w:i w:val="0"/>
-                <w:sz w:val="17"/>
-              </w:rPr>
-              <w:t>Difficile de consommer le Sel en Kg taille unique prière de verifier.</w:t>
-            </w:r>
-          </w:p>
-        </w:tc>
-      </w:tr>
-      <w:tr>
-        <w:tc>
-          <w:tcPr>
-            <w:tcW w:type="dxa" w:w="964"/>
-          </w:tcPr>
-          <w:p>
-            <w:r>
-              <w:rPr>
-                <w:b/>
-                <w:i w:val="0"/>
-                <w:color w:val="EA580C"/>
-                <w:sz w:val="16"/>
-              </w:rPr>
-              <w:t>Moyenne</w:t>
-            </w:r>
-          </w:p>
-        </w:tc>
-        <w:tc>
-          <w:tcPr>
-            <w:tcW w:type="dxa" w:w="1247"/>
-          </w:tcPr>
-          <w:p>
-            <w:r>
-              <w:rPr>
-                <w:b/>
-                <w:i w:val="0"/>
-                <w:sz w:val="16"/>
-              </w:rPr>
-              <w:t>S09</w:t>
-              <w:br/>
-            </w:r>
-            <w:r>
-              <w:rPr>
-                <w:b w:val="0"/>
-                <w:i w:val="0"/>
-                <w:color w:val="64748B"/>
-                <w:sz w:val="14"/>
-              </w:rPr>
-              <w:t>Dépenses non alimentaires</w:t>
-            </w:r>
-          </w:p>
-        </w:tc>
-        <w:tc>
-          <w:tcPr>
-            <w:tcW w:type="dxa" w:w="1531"/>
-          </w:tcPr>
-          <w:p>
-            <w:r>
-              <w:rPr>
-                <w:b/>
-                <w:i w:val="0"/>
-                <w:color w:val="16A34A"/>
-                <w:sz w:val="16"/>
-              </w:rPr>
-              <w:t>—</w:t>
-            </w:r>
-          </w:p>
-        </w:tc>
-        <w:tc>
-          <w:tcPr>
-            <w:tcW w:type="dxa" w:w="1191"/>
-          </w:tcPr>
-          <w:p>
-            <w:r>
-              <w:rPr>
-                <w:b w:val="0"/>
-                <w:i w:val="0"/>
-                <w:color w:val="64748B"/>
-                <w:sz w:val="16"/>
-              </w:rPr>
-              <w:t>GT-CQ</w:t>
-            </w:r>
-          </w:p>
-        </w:tc>
-        <w:tc>
-          <w:tcPr>
-            <w:tcW w:type="dxa" w:w="4706"/>
-          </w:tcPr>
-          <w:p>
-            <w:r>
-              <w:rPr>
-                <w:b w:val="0"/>
-                <w:i w:val="0"/>
-                <w:sz w:val="17"/>
-              </w:rPr>
-              <w:t>Attention ! La dépense totale du ménage de TIDJIANE KA (108500 Fcfa) de la fête de Gamou est relativement élevé.</w:t>
-            </w:r>
-          </w:p>
-        </w:tc>
-      </w:tr>
-      <w:tr>
-        <w:tc>
-          <w:tcPr>
-            <w:tcW w:type="dxa" w:w="964"/>
-          </w:tcPr>
-          <w:p>
-            <w:r>
-              <w:rPr>
-                <w:b/>
-                <w:i w:val="0"/>
-                <w:color w:val="EA580C"/>
-                <w:sz w:val="16"/>
-              </w:rPr>
-              <w:t>Moyenne</w:t>
-            </w:r>
-          </w:p>
-        </w:tc>
-        <w:tc>
-          <w:tcPr>
-            <w:tcW w:type="dxa" w:w="1247"/>
-          </w:tcPr>
-          <w:p>
-            <w:r>
-              <w:rPr>
-                <w:b/>
-                <w:i w:val="0"/>
-                <w:sz w:val="16"/>
-              </w:rPr>
-              <w:t>S09</w:t>
-              <w:br/>
-            </w:r>
-            <w:r>
-              <w:rPr>
-                <w:b w:val="0"/>
-                <w:i w:val="0"/>
-                <w:color w:val="64748B"/>
-                <w:sz w:val="14"/>
-              </w:rPr>
-              <w:t>Dépenses non alimentaires</w:t>
-            </w:r>
-          </w:p>
-        </w:tc>
-        <w:tc>
-          <w:tcPr>
-            <w:tcW w:type="dxa" w:w="1531"/>
-          </w:tcPr>
-          <w:p>
-            <w:r>
-              <w:rPr>
-                <w:b/>
-                <w:i w:val="0"/>
-                <w:color w:val="16A34A"/>
-                <w:sz w:val="16"/>
-              </w:rPr>
-              <w:t>—</w:t>
-            </w:r>
-          </w:p>
-        </w:tc>
-        <w:tc>
-          <w:tcPr>
-            <w:tcW w:type="dxa" w:w="1191"/>
-          </w:tcPr>
-          <w:p>
-            <w:r>
-              <w:rPr>
-                <w:b w:val="0"/>
-                <w:i w:val="0"/>
-                <w:color w:val="64748B"/>
-                <w:sz w:val="16"/>
-              </w:rPr>
-              <w:t>GT-CQ</w:t>
-            </w:r>
-          </w:p>
-        </w:tc>
-        <w:tc>
-          <w:tcPr>
-            <w:tcW w:type="dxa" w:w="4706"/>
-          </w:tcPr>
-          <w:p>
-            <w:r>
-              <w:rPr>
-                <w:b w:val="0"/>
-                <w:i w:val="0"/>
-                <w:sz w:val="17"/>
-              </w:rPr>
-              <w:t>Prière de corriger ou de confirmer avec le QG.</w:t>
-            </w:r>
-          </w:p>
-        </w:tc>
-      </w:tr>
-      <w:tr>
-        <w:tc>
-          <w:tcPr>
-            <w:tcW w:type="dxa" w:w="964"/>
-          </w:tcPr>
-          <w:p>
-            <w:r>
-              <w:rPr>
-                <w:b/>
-                <w:i w:val="0"/>
-                <w:color w:val="EA580C"/>
-                <w:sz w:val="16"/>
-              </w:rPr>
-              <w:t>Moyenne</w:t>
-            </w:r>
-          </w:p>
-        </w:tc>
-        <w:tc>
-          <w:tcPr>
-            <w:tcW w:type="dxa" w:w="1247"/>
-          </w:tcPr>
-          <w:p>
-            <w:r>
-              <w:rPr>
-                <w:b/>
-                <w:i w:val="0"/>
-                <w:sz w:val="16"/>
-              </w:rPr>
-              <w:t>S09</w:t>
-              <w:br/>
-            </w:r>
-            <w:r>
-              <w:rPr>
-                <w:b w:val="0"/>
-                <w:i w:val="0"/>
-                <w:color w:val="64748B"/>
-                <w:sz w:val="14"/>
-              </w:rPr>
-              <w:t>Dépenses non alimentaires</w:t>
-            </w:r>
-          </w:p>
-        </w:tc>
-        <w:tc>
-          <w:tcPr>
-            <w:tcW w:type="dxa" w:w="1531"/>
-          </w:tcPr>
-          <w:p>
-            <w:r>
-              <w:rPr>
-                <w:b/>
-                <w:i w:val="0"/>
-                <w:color w:val="16A34A"/>
-                <w:sz w:val="16"/>
-              </w:rPr>
-              <w:t>—</w:t>
-            </w:r>
-          </w:p>
-        </w:tc>
-        <w:tc>
-          <w:tcPr>
-            <w:tcW w:type="dxa" w:w="1191"/>
-          </w:tcPr>
-          <w:p>
-            <w:r>
-              <w:rPr>
-                <w:b w:val="0"/>
-                <w:i w:val="0"/>
-                <w:color w:val="64748B"/>
-                <w:sz w:val="16"/>
-              </w:rPr>
-              <w:t>GT-CQ</w:t>
-            </w:r>
-          </w:p>
-        </w:tc>
-        <w:tc>
-          <w:tcPr>
-            <w:tcW w:type="dxa" w:w="4706"/>
-          </w:tcPr>
-          <w:p>
-            <w:r>
-              <w:rPr>
-                <w:b w:val="0"/>
-                <w:i w:val="0"/>
-                <w:sz w:val="17"/>
-              </w:rPr>
-              <w:t>Attention ! La dépense totale du ménage de TIDJIANE KA (98500 Fcfa) de la fête de Magal est relativement élevé.</w:t>
-            </w:r>
-          </w:p>
-        </w:tc>
-      </w:tr>
-      <w:tr>
-        <w:tc>
-          <w:tcPr>
-            <w:tcW w:type="dxa" w:w="964"/>
-          </w:tcPr>
-          <w:p>
-            <w:r>
-              <w:rPr>
-                <w:b/>
-                <w:i w:val="0"/>
-                <w:color w:val="EA580C"/>
-                <w:sz w:val="16"/>
-              </w:rPr>
-              <w:t>Moyenne</w:t>
-            </w:r>
-          </w:p>
-        </w:tc>
-        <w:tc>
-          <w:tcPr>
-            <w:tcW w:type="dxa" w:w="1247"/>
-          </w:tcPr>
-          <w:p>
-            <w:r>
-              <w:rPr>
-                <w:b/>
-                <w:i w:val="0"/>
-                <w:sz w:val="16"/>
-              </w:rPr>
-              <w:t>S09</w:t>
-              <w:br/>
-            </w:r>
-            <w:r>
-              <w:rPr>
-                <w:b w:val="0"/>
-                <w:i w:val="0"/>
-                <w:color w:val="64748B"/>
-                <w:sz w:val="14"/>
-              </w:rPr>
-              <w:t>Dépenses non alimentaires</w:t>
-            </w:r>
-          </w:p>
-        </w:tc>
-        <w:tc>
-          <w:tcPr>
-            <w:tcW w:type="dxa" w:w="1531"/>
-          </w:tcPr>
-          <w:p>
-            <w:r>
-              <w:rPr>
-                <w:b/>
-                <w:i w:val="0"/>
-                <w:color w:val="16A34A"/>
-                <w:sz w:val="16"/>
-              </w:rPr>
-              <w:t>s01q23, s01q00b, s01q23_autre</w:t>
-            </w:r>
-          </w:p>
-        </w:tc>
-        <w:tc>
-          <w:tcPr>
-            <w:tcW w:type="dxa" w:w="1191"/>
-          </w:tcPr>
-          <w:p>
-            <w:r>
-              <w:rPr>
-                <w:b w:val="0"/>
-                <w:i w:val="0"/>
-                <w:color w:val="64748B"/>
-                <w:sz w:val="16"/>
-              </w:rPr>
-              <w:t>GT-CQ</w:t>
-            </w:r>
-          </w:p>
-        </w:tc>
-        <w:tc>
-          <w:tcPr>
-            <w:tcW w:type="dxa" w:w="4706"/>
-          </w:tcPr>
-          <w:p>
-            <w:r>
-              <w:rPr>
-                <w:b w:val="0"/>
-                <w:i w:val="0"/>
-                <w:sz w:val="17"/>
-              </w:rPr>
-              <w:t>La dernière fois que vous avez acheté Bois de chauffe ramassé/coupé (estimer la valeur) est dans la forêt et semble exister dans les modalités, prière de prendre attache avec le QG pour plus d'explication afin de la classer bien.</w:t>
-            </w:r>
-          </w:p>
-        </w:tc>
-      </w:tr>
-      <w:tr>
-        <w:tc>
-          <w:tcPr>
-            <w:tcW w:type="dxa" w:w="964"/>
-          </w:tcPr>
-          <w:p>
-            <w:r>
-              <w:rPr>
-                <w:b/>
-                <w:i w:val="0"/>
-                <w:color w:val="EA580C"/>
-                <w:sz w:val="16"/>
-              </w:rPr>
-              <w:t>Moyenne</w:t>
-            </w:r>
-          </w:p>
-        </w:tc>
-        <w:tc>
-          <w:tcPr>
-            <w:tcW w:type="dxa" w:w="1247"/>
-          </w:tcPr>
-          <w:p>
-            <w:r>
-              <w:rPr>
-                <w:b/>
-                <w:i w:val="0"/>
-                <w:sz w:val="16"/>
-              </w:rPr>
-              <w:t>S09</w:t>
-              <w:br/>
-            </w:r>
-            <w:r>
-              <w:rPr>
-                <w:b w:val="0"/>
-                <w:i w:val="0"/>
-                <w:color w:val="64748B"/>
-                <w:sz w:val="14"/>
-              </w:rPr>
-              <w:t>Dépenses non alimentaires</w:t>
-            </w:r>
-          </w:p>
-        </w:tc>
-        <w:tc>
-          <w:tcPr>
-            <w:tcW w:type="dxa" w:w="1531"/>
-          </w:tcPr>
-          <w:p>
-            <w:r>
-              <w:rPr>
-                <w:b/>
-                <w:i w:val="0"/>
-                <w:color w:val="16A34A"/>
-                <w:sz w:val="16"/>
-              </w:rPr>
-              <w:t>—</w:t>
-            </w:r>
-          </w:p>
-        </w:tc>
-        <w:tc>
-          <w:tcPr>
-            <w:tcW w:type="dxa" w:w="1191"/>
-          </w:tcPr>
-          <w:p>
-            <w:r>
-              <w:rPr>
-                <w:b w:val="0"/>
-                <w:i w:val="0"/>
-                <w:color w:val="64748B"/>
-                <w:sz w:val="16"/>
-              </w:rPr>
-              <w:t>GT-CQ</w:t>
-            </w:r>
-          </w:p>
-        </w:tc>
-        <w:tc>
-          <w:tcPr>
-            <w:tcW w:type="dxa" w:w="4706"/>
-          </w:tcPr>
-          <w:p>
-            <w:r>
-              <w:rPr>
-                <w:b w:val="0"/>
-                <w:i w:val="0"/>
-                <w:sz w:val="17"/>
-              </w:rPr>
-              <w:t>Attention ! La dépense du ménage de TIDJIANE KA (7000 Fcfa) au cours de 30 derniers jours de Bois de chauffe acheté est relativement élevé.</w:t>
-            </w:r>
-          </w:p>
-        </w:tc>
-      </w:tr>
-      <w:tr>
-        <w:tc>
-          <w:tcPr>
-            <w:tcW w:type="dxa" w:w="964"/>
-          </w:tcPr>
-          <w:p>
-            <w:r>
-              <w:rPr>
-                <w:b/>
-                <w:i w:val="0"/>
-                <w:color w:val="EA580C"/>
-                <w:sz w:val="16"/>
-              </w:rPr>
-              <w:t>Moyenne</w:t>
-            </w:r>
-          </w:p>
-        </w:tc>
-        <w:tc>
-          <w:tcPr>
-            <w:tcW w:type="dxa" w:w="1247"/>
-          </w:tcPr>
-          <w:p>
-            <w:r>
-              <w:rPr>
-                <w:b/>
-                <w:i w:val="0"/>
-                <w:sz w:val="16"/>
-              </w:rPr>
-              <w:t>S09</w:t>
-              <w:br/>
-            </w:r>
-            <w:r>
-              <w:rPr>
-                <w:b w:val="0"/>
-                <w:i w:val="0"/>
-                <w:color w:val="64748B"/>
-                <w:sz w:val="14"/>
-              </w:rPr>
-              <w:t>Dépenses non alimentaires</w:t>
-            </w:r>
-          </w:p>
-        </w:tc>
-        <w:tc>
-          <w:tcPr>
-            <w:tcW w:type="dxa" w:w="1531"/>
-          </w:tcPr>
-          <w:p>
-            <w:r>
-              <w:rPr>
-                <w:b/>
-                <w:i w:val="0"/>
-                <w:color w:val="16A34A"/>
-                <w:sz w:val="16"/>
-              </w:rPr>
-              <w:t>—</w:t>
-            </w:r>
-          </w:p>
-        </w:tc>
-        <w:tc>
-          <w:tcPr>
-            <w:tcW w:type="dxa" w:w="1191"/>
-          </w:tcPr>
-          <w:p>
-            <w:r>
-              <w:rPr>
-                <w:b w:val="0"/>
-                <w:i w:val="0"/>
-                <w:color w:val="64748B"/>
-                <w:sz w:val="16"/>
-              </w:rPr>
-              <w:t>GT-CQ</w:t>
-            </w:r>
-          </w:p>
-        </w:tc>
-        <w:tc>
-          <w:tcPr>
-            <w:tcW w:type="dxa" w:w="4706"/>
-          </w:tcPr>
-          <w:p>
-            <w:r>
-              <w:rPr>
-                <w:b w:val="0"/>
-                <w:i w:val="0"/>
-                <w:sz w:val="17"/>
-              </w:rPr>
-              <w:t>Prière de corriger ou de confirmer avec le QG.</w:t>
-            </w:r>
-          </w:p>
-        </w:tc>
-      </w:tr>
-      <w:tr>
-        <w:tc>
-          <w:tcPr>
-            <w:tcW w:type="dxa" w:w="964"/>
-          </w:tcPr>
-          <w:p>
-            <w:r>
-              <w:rPr>
-                <w:b/>
-                <w:i w:val="0"/>
-                <w:color w:val="EA580C"/>
-                <w:sz w:val="16"/>
-              </w:rPr>
-              <w:t>Moyenne</w:t>
-            </w:r>
-          </w:p>
-        </w:tc>
-        <w:tc>
-          <w:tcPr>
-            <w:tcW w:type="dxa" w:w="1247"/>
-          </w:tcPr>
-          <w:p>
-            <w:r>
-              <w:rPr>
-                <w:b/>
-                <w:i w:val="0"/>
-                <w:sz w:val="16"/>
-              </w:rPr>
-              <w:t>S09</w:t>
-              <w:br/>
-            </w:r>
-            <w:r>
-              <w:rPr>
-                <w:b w:val="0"/>
-                <w:i w:val="0"/>
-                <w:color w:val="64748B"/>
-                <w:sz w:val="14"/>
-              </w:rPr>
-              <w:t>Dépenses non alimentaires</w:t>
-            </w:r>
-          </w:p>
-        </w:tc>
-        <w:tc>
-          <w:tcPr>
-            <w:tcW w:type="dxa" w:w="1531"/>
-          </w:tcPr>
-          <w:p>
-            <w:r>
-              <w:rPr>
-                <w:b/>
-                <w:i w:val="0"/>
-                <w:color w:val="16A34A"/>
-                <w:sz w:val="16"/>
-              </w:rPr>
-              <w:t>—</w:t>
-            </w:r>
-          </w:p>
-        </w:tc>
-        <w:tc>
-          <w:tcPr>
-            <w:tcW w:type="dxa" w:w="1191"/>
-          </w:tcPr>
-          <w:p>
-            <w:r>
-              <w:rPr>
-                <w:b w:val="0"/>
-                <w:i w:val="0"/>
-                <w:color w:val="64748B"/>
-                <w:sz w:val="16"/>
-              </w:rPr>
-              <w:t>GT-CQ</w:t>
-            </w:r>
-          </w:p>
-        </w:tc>
-        <w:tc>
-          <w:tcPr>
-            <w:tcW w:type="dxa" w:w="4706"/>
-          </w:tcPr>
-          <w:p>
-            <w:r>
-              <w:rPr>
-                <w:b w:val="0"/>
-                <w:i w:val="0"/>
-                <w:sz w:val="17"/>
-              </w:rPr>
-              <w:t>Attention ! La dépense du ménage de TIDJIANE KA (66000 Fcfa) au cours de 3 derniers mois de Aliments, frais d'entretien, frais de vétérinaire des animaux de compagnie (chiens, chats, etc.</w:t>
-            </w:r>
-          </w:p>
-        </w:tc>
-      </w:tr>
-      <w:tr>
-        <w:tc>
-          <w:tcPr>
-            <w:tcW w:type="dxa" w:w="964"/>
-          </w:tcPr>
-          <w:p>
-            <w:r>
-              <w:rPr>
-                <w:b/>
-                <w:i w:val="0"/>
-                <w:color w:val="EA580C"/>
-                <w:sz w:val="16"/>
-              </w:rPr>
-              <w:t>Moyenne</w:t>
-            </w:r>
-          </w:p>
-        </w:tc>
-        <w:tc>
-          <w:tcPr>
-            <w:tcW w:type="dxa" w:w="1247"/>
-          </w:tcPr>
-          <w:p>
-            <w:r>
-              <w:rPr>
-                <w:b/>
-                <w:i w:val="0"/>
-                <w:sz w:val="16"/>
-              </w:rPr>
-              <w:t>S09</w:t>
-              <w:br/>
-            </w:r>
-            <w:r>
-              <w:rPr>
-                <w:b w:val="0"/>
-                <w:i w:val="0"/>
-                <w:color w:val="64748B"/>
-                <w:sz w:val="14"/>
-              </w:rPr>
-              <w:t>Dépenses non alimentaires</w:t>
-            </w:r>
-          </w:p>
-        </w:tc>
-        <w:tc>
-          <w:tcPr>
-            <w:tcW w:type="dxa" w:w="1531"/>
-          </w:tcPr>
-          <w:p>
-            <w:r>
-              <w:rPr>
-                <w:b/>
-                <w:i w:val="0"/>
-                <w:color w:val="16A34A"/>
-                <w:sz w:val="16"/>
-              </w:rPr>
-              <w:t>—</w:t>
-            </w:r>
-          </w:p>
-        </w:tc>
-        <w:tc>
-          <w:tcPr>
-            <w:tcW w:type="dxa" w:w="1191"/>
-          </w:tcPr>
-          <w:p>
-            <w:r>
-              <w:rPr>
-                <w:b w:val="0"/>
-                <w:i w:val="0"/>
-                <w:color w:val="64748B"/>
-                <w:sz w:val="16"/>
-              </w:rPr>
-              <w:t>GT-CQ</w:t>
-            </w:r>
-          </w:p>
-        </w:tc>
-        <w:tc>
-          <w:tcPr>
-            <w:tcW w:type="dxa" w:w="4706"/>
-          </w:tcPr>
-          <w:p>
-            <w:r>
-              <w:rPr>
-                <w:b w:val="0"/>
-                <w:i w:val="0"/>
-                <w:sz w:val="17"/>
-              </w:rPr>
-              <w:t>) est relativement élevé.</w:t>
-            </w:r>
-          </w:p>
-        </w:tc>
-      </w:tr>
-      <w:tr>
-        <w:tc>
-          <w:tcPr>
-            <w:tcW w:type="dxa" w:w="964"/>
-          </w:tcPr>
-          <w:p>
-            <w:r>
-              <w:rPr>
-                <w:b/>
-                <w:i w:val="0"/>
-                <w:color w:val="EA580C"/>
-                <w:sz w:val="16"/>
-              </w:rPr>
-              <w:t>Moyenne</w:t>
-            </w:r>
-          </w:p>
-        </w:tc>
-        <w:tc>
-          <w:tcPr>
-            <w:tcW w:type="dxa" w:w="1247"/>
-          </w:tcPr>
-          <w:p>
-            <w:r>
-              <w:rPr>
-                <w:b/>
-                <w:i w:val="0"/>
-                <w:sz w:val="16"/>
-              </w:rPr>
-              <w:t>S09</w:t>
-              <w:br/>
-            </w:r>
-            <w:r>
-              <w:rPr>
-                <w:b w:val="0"/>
-                <w:i w:val="0"/>
-                <w:color w:val="64748B"/>
-                <w:sz w:val="14"/>
-              </w:rPr>
-              <w:t>Dépenses non alimentaires</w:t>
-            </w:r>
-          </w:p>
-        </w:tc>
-        <w:tc>
-          <w:tcPr>
-            <w:tcW w:type="dxa" w:w="1531"/>
-          </w:tcPr>
-          <w:p>
-            <w:r>
-              <w:rPr>
-                <w:b/>
-                <w:i w:val="0"/>
-                <w:color w:val="16A34A"/>
-                <w:sz w:val="16"/>
-              </w:rPr>
-              <w:t>—</w:t>
-            </w:r>
-          </w:p>
-        </w:tc>
-        <w:tc>
-          <w:tcPr>
-            <w:tcW w:type="dxa" w:w="1191"/>
-          </w:tcPr>
-          <w:p>
-            <w:r>
-              <w:rPr>
-                <w:b w:val="0"/>
-                <w:i w:val="0"/>
-                <w:color w:val="64748B"/>
-                <w:sz w:val="16"/>
-              </w:rPr>
-              <w:t>GT-CQ</w:t>
-            </w:r>
-          </w:p>
-        </w:tc>
-        <w:tc>
-          <w:tcPr>
-            <w:tcW w:type="dxa" w:w="4706"/>
-          </w:tcPr>
-          <w:p>
-            <w:r>
-              <w:rPr>
-                <w:b w:val="0"/>
-                <w:i w:val="0"/>
-                <w:sz w:val="17"/>
-              </w:rPr>
-              <w:t>Prière de corriger ou de confirmer avec le QG.</w:t>
-            </w:r>
-          </w:p>
-        </w:tc>
-      </w:tr>
-      <w:tr>
-        <w:tc>
-          <w:tcPr>
-            <w:tcW w:type="dxa" w:w="964"/>
-          </w:tcPr>
-          <w:p>
-            <w:r>
-              <w:rPr>
-                <w:b/>
-                <w:i w:val="0"/>
-                <w:color w:val="EA580C"/>
-                <w:sz w:val="16"/>
-              </w:rPr>
-              <w:t>Moyenne</w:t>
-            </w:r>
-          </w:p>
-        </w:tc>
-        <w:tc>
-          <w:tcPr>
-            <w:tcW w:type="dxa" w:w="1247"/>
-          </w:tcPr>
-          <w:p>
-            <w:r>
-              <w:rPr>
-                <w:b/>
-                <w:i w:val="0"/>
-                <w:sz w:val="16"/>
-              </w:rPr>
-              <w:t>S10</w:t>
-              <w:br/>
-            </w:r>
-            <w:r>
-              <w:rPr>
-                <w:b w:val="0"/>
-                <w:i w:val="0"/>
-                <w:color w:val="64748B"/>
-                <w:sz w:val="14"/>
-              </w:rPr>
-              <w:t>Logement</w:t>
-            </w:r>
-          </w:p>
-        </w:tc>
-        <w:tc>
-          <w:tcPr>
-            <w:tcW w:type="dxa" w:w="1531"/>
-          </w:tcPr>
-          <w:p>
-            <w:r>
-              <w:rPr>
-                <w:b/>
-                <w:i w:val="0"/>
-                <w:color w:val="16A34A"/>
-                <w:sz w:val="16"/>
-              </w:rPr>
-              <w:t>s10q47, s10q46</w:t>
-            </w:r>
-          </w:p>
-        </w:tc>
-        <w:tc>
-          <w:tcPr>
-            <w:tcW w:type="dxa" w:w="1191"/>
-          </w:tcPr>
-          <w:p>
-            <w:r>
-              <w:rPr>
-                <w:b w:val="0"/>
-                <w:i w:val="0"/>
-                <w:color w:val="64748B"/>
-                <w:sz w:val="16"/>
-              </w:rPr>
-              <w:t>GT-CQ</w:t>
-            </w:r>
-          </w:p>
-        </w:tc>
-        <w:tc>
-          <w:tcPr>
-            <w:tcW w:type="dxa" w:w="4706"/>
-          </w:tcPr>
-          <w:p>
-            <w:r>
-              <w:rPr>
-                <w:b w:val="0"/>
-                <w:i w:val="0"/>
-                <w:sz w:val="17"/>
-              </w:rPr>
-              <w:t>Le montant dépensé de L'entreprise vente de légumes pour l'achat de ces marchandises revendues en état, sans transformation ne peut être supérieur aux montants obtenus sur la revente de marchandises achetées et revendues en état au cours des 30 derniers jours ou durant le dernier mois où l'entreprise a fonctionné (s10q47 &gt; s10q46), prière de corriger.</w:t>
-            </w:r>
-          </w:p>
-        </w:tc>
-      </w:tr>
-      <w:tr>
-        <w:tc>
-          <w:tcPr>
-            <w:tcW w:type="dxa" w:w="964"/>
-          </w:tcPr>
-          <w:p>
-            <w:r>
-              <w:rPr>
-                <w:b/>
-                <w:i w:val="0"/>
-                <w:color w:val="EA580C"/>
-                <w:sz w:val="16"/>
-              </w:rPr>
-              <w:t>Moyenne</w:t>
-            </w:r>
-          </w:p>
-        </w:tc>
-        <w:tc>
-          <w:tcPr>
-            <w:tcW w:type="dxa" w:w="1247"/>
-          </w:tcPr>
-          <w:p>
-            <w:r>
-              <w:rPr>
-                <w:b/>
-                <w:i w:val="0"/>
-                <w:sz w:val="16"/>
-              </w:rPr>
-              <w:t>S10</w:t>
-              <w:br/>
-            </w:r>
-            <w:r>
-              <w:rPr>
-                <w:b w:val="0"/>
-                <w:i w:val="0"/>
-                <w:color w:val="64748B"/>
-                <w:sz w:val="14"/>
-              </w:rPr>
-              <w:t>Logement</w:t>
-            </w:r>
-          </w:p>
-        </w:tc>
-        <w:tc>
-          <w:tcPr>
-            <w:tcW w:type="dxa" w:w="1531"/>
-          </w:tcPr>
-          <w:p>
-            <w:r>
-              <w:rPr>
-                <w:b/>
-                <w:i w:val="0"/>
-                <w:color w:val="16A34A"/>
-                <w:sz w:val="16"/>
-              </w:rPr>
-              <w:t>s10q48, s10q49</w:t>
-            </w:r>
-          </w:p>
-        </w:tc>
-        <w:tc>
-          <w:tcPr>
-            <w:tcW w:type="dxa" w:w="1191"/>
-          </w:tcPr>
-          <w:p>
-            <w:r>
-              <w:rPr>
-                <w:b w:val="0"/>
-                <w:i w:val="0"/>
-                <w:color w:val="64748B"/>
-                <w:sz w:val="16"/>
-              </w:rPr>
-              <w:t>GT-CQ</w:t>
-            </w:r>
-          </w:p>
-        </w:tc>
-        <w:tc>
-          <w:tcPr>
-            <w:tcW w:type="dxa" w:w="4706"/>
-          </w:tcPr>
-          <w:p>
-            <w:r>
-              <w:rPr>
-                <w:b w:val="0"/>
-                <w:i w:val="0"/>
-                <w:sz w:val="17"/>
-              </w:rPr>
-              <w:t>L'entreprise vente de légumes dit avoir réçu une somme sur la vente de ces produits transformés (s10q48 est differnt de 0) mais n'a depensé aucune somme sur l'achat des matières premières (s10q49==0), prière de fournir de l'effort pour estimer le montant obtenu en achat de matières premières.</w:t>
-            </w:r>
-          </w:p>
-        </w:tc>
-      </w:tr>
-      <w:tr>
-        <w:tc>
-          <w:tcPr>
-            <w:tcW w:type="dxa" w:w="964"/>
-          </w:tcPr>
-          <w:p>
-            <w:r>
-              <w:rPr>
-                <w:b/>
-                <w:i w:val="0"/>
-                <w:color w:val="EA580C"/>
-                <w:sz w:val="16"/>
-              </w:rPr>
-              <w:t>Moyenne</w:t>
-            </w:r>
-          </w:p>
-        </w:tc>
-        <w:tc>
-          <w:tcPr>
-            <w:tcW w:type="dxa" w:w="1247"/>
-          </w:tcPr>
-          <w:p>
-            <w:r>
-              <w:rPr>
-                <w:b/>
-                <w:i w:val="0"/>
-                <w:sz w:val="16"/>
-              </w:rPr>
-              <w:t>S10</w:t>
-              <w:br/>
-            </w:r>
-            <w:r>
-              <w:rPr>
-                <w:b w:val="0"/>
-                <w:i w:val="0"/>
-                <w:color w:val="64748B"/>
-                <w:sz w:val="14"/>
-              </w:rPr>
-              <w:t>Logement</w:t>
-            </w:r>
-          </w:p>
-        </w:tc>
-        <w:tc>
-          <w:tcPr>
-            <w:tcW w:type="dxa" w:w="1531"/>
-          </w:tcPr>
-          <w:p>
-            <w:r>
-              <w:rPr>
-                <w:b/>
-                <w:i w:val="0"/>
-                <w:color w:val="16A34A"/>
-                <w:sz w:val="16"/>
-              </w:rPr>
-              <w:t>s00q07a, s01q54a, s01q54b, s02q20, s02q21, s03q53, s04q21, s04q46</w:t>
-            </w:r>
-          </w:p>
-        </w:tc>
-        <w:tc>
-          <w:tcPr>
-            <w:tcW w:type="dxa" w:w="1191"/>
-          </w:tcPr>
-          <w:p>
-            <w:r>
-              <w:rPr>
-                <w:b w:val="0"/>
-                <w:i w:val="0"/>
-                <w:color w:val="64748B"/>
-                <w:sz w:val="16"/>
-              </w:rPr>
-              <w:t>GT-CQ</w:t>
-            </w:r>
-          </w:p>
-        </w:tc>
-        <w:tc>
-          <w:tcPr>
-            <w:tcW w:type="dxa" w:w="4706"/>
-          </w:tcPr>
-          <w:p>
-            <w:r>
-              <w:rPr>
-                <w:b w:val="0"/>
-                <w:i w:val="0"/>
-                <w:sz w:val="17"/>
-              </w:rPr>
-              <w:t>Cette entreprise vente de légumes dit avoir obtenu une valeur sur les marchandises vendu en etat et les marchandises vendu après transformation.</w:t>
-            </w:r>
-          </w:p>
-        </w:tc>
-      </w:tr>
-      <w:tr>
-        <w:tc>
-          <w:tcPr>
-            <w:tcW w:type="dxa" w:w="964"/>
-          </w:tcPr>
-          <w:p>
-            <w:r>
-              <w:rPr>
-                <w:b/>
-                <w:i w:val="0"/>
-                <w:color w:val="EA580C"/>
-                <w:sz w:val="16"/>
-              </w:rPr>
-              <w:t>Moyenne</w:t>
-            </w:r>
-          </w:p>
-        </w:tc>
-        <w:tc>
-          <w:tcPr>
-            <w:tcW w:type="dxa" w:w="1247"/>
-          </w:tcPr>
-          <w:p>
-            <w:r>
-              <w:rPr>
-                <w:b/>
-                <w:i w:val="0"/>
-                <w:sz w:val="16"/>
-              </w:rPr>
-              <w:t>S10</w:t>
-              <w:br/>
-            </w:r>
-            <w:r>
-              <w:rPr>
-                <w:b w:val="0"/>
-                <w:i w:val="0"/>
-                <w:color w:val="64748B"/>
-                <w:sz w:val="14"/>
-              </w:rPr>
-              <w:t>Logement</w:t>
-            </w:r>
-          </w:p>
-        </w:tc>
-        <w:tc>
-          <w:tcPr>
-            <w:tcW w:type="dxa" w:w="1531"/>
-          </w:tcPr>
-          <w:p>
-            <w:r>
-              <w:rPr>
-                <w:b/>
-                <w:i w:val="0"/>
-                <w:color w:val="16A34A"/>
-                <w:sz w:val="16"/>
-              </w:rPr>
-              <w:t>—</w:t>
-            </w:r>
-          </w:p>
-        </w:tc>
-        <w:tc>
-          <w:tcPr>
-            <w:tcW w:type="dxa" w:w="1191"/>
-          </w:tcPr>
-          <w:p>
-            <w:r>
-              <w:rPr>
-                <w:b w:val="0"/>
-                <w:i w:val="0"/>
-                <w:color w:val="64748B"/>
-                <w:sz w:val="16"/>
-              </w:rPr>
-              <w:t>GT-CQ</w:t>
-            </w:r>
-          </w:p>
-        </w:tc>
-        <w:tc>
-          <w:tcPr>
-            <w:tcW w:type="dxa" w:w="4706"/>
-          </w:tcPr>
-          <w:p>
-            <w:r>
-              <w:rPr>
-                <w:b w:val="0"/>
-                <w:i w:val="0"/>
-                <w:sz w:val="17"/>
-              </w:rPr>
-              <w:t>L'entreprise vente de légumes est généralement une entreprise commerciale ou de service dont elle ne depense pas en achat de matières premières.Elle ne transforme pas de produit donc ne peut pas obtenir un montant sur la vente des produits transformés (10.48 ou 10.49).</w:t>
-            </w:r>
-          </w:p>
-        </w:tc>
-      </w:tr>
-      <w:tr>
-        <w:tc>
-          <w:tcPr>
-            <w:tcW w:type="dxa" w:w="964"/>
-          </w:tcPr>
-          <w:p>
-            <w:r>
-              <w:rPr>
-                <w:b/>
-                <w:i w:val="0"/>
-                <w:color w:val="EA580C"/>
-                <w:sz w:val="16"/>
-              </w:rPr>
-              <w:t>Moyenne</w:t>
-            </w:r>
-          </w:p>
-        </w:tc>
-        <w:tc>
-          <w:tcPr>
-            <w:tcW w:type="dxa" w:w="1247"/>
-          </w:tcPr>
-          <w:p>
-            <w:r>
-              <w:rPr>
-                <w:b/>
-                <w:i w:val="0"/>
-                <w:sz w:val="16"/>
-              </w:rPr>
-              <w:t>S10</w:t>
-              <w:br/>
-            </w:r>
-            <w:r>
-              <w:rPr>
-                <w:b w:val="0"/>
-                <w:i w:val="0"/>
-                <w:color w:val="64748B"/>
-                <w:sz w:val="14"/>
-              </w:rPr>
-              <w:t>Logement</w:t>
-            </w:r>
-          </w:p>
-        </w:tc>
-        <w:tc>
-          <w:tcPr>
-            <w:tcW w:type="dxa" w:w="1531"/>
-          </w:tcPr>
-          <w:p>
-            <w:r>
-              <w:rPr>
-                <w:b/>
-                <w:i w:val="0"/>
-                <w:color w:val="16A34A"/>
-                <w:sz w:val="16"/>
-              </w:rPr>
-              <w:t>—</w:t>
-            </w:r>
-          </w:p>
-        </w:tc>
-        <w:tc>
-          <w:tcPr>
-            <w:tcW w:type="dxa" w:w="1191"/>
-          </w:tcPr>
-          <w:p>
-            <w:r>
-              <w:rPr>
-                <w:b w:val="0"/>
-                <w:i w:val="0"/>
-                <w:color w:val="64748B"/>
-                <w:sz w:val="16"/>
-              </w:rPr>
-              <w:t>GT-CQ</w:t>
-            </w:r>
-          </w:p>
-        </w:tc>
-        <w:tc>
-          <w:tcPr>
-            <w:tcW w:type="dxa" w:w="4706"/>
-          </w:tcPr>
-          <w:p>
-            <w:r>
-              <w:rPr>
-                <w:b w:val="0"/>
-                <w:i w:val="0"/>
-                <w:sz w:val="17"/>
-              </w:rPr>
-              <w:t>Prière de mettre 0 pour ces questions si elles ne font pas de transformation.</w:t>
-            </w:r>
-          </w:p>
-        </w:tc>
-      </w:tr>
-      <w:tr>
-        <w:tc>
-          <w:tcPr>
-            <w:tcW w:type="dxa" w:w="964"/>
-          </w:tcPr>
-          <w:p>
-            <w:r>
-              <w:rPr>
-                <w:b/>
-                <w:i w:val="0"/>
-                <w:color w:val="EA580C"/>
-                <w:sz w:val="16"/>
-              </w:rPr>
-              <w:t>Moyenne</w:t>
-            </w:r>
-          </w:p>
-        </w:tc>
-        <w:tc>
-          <w:tcPr>
-            <w:tcW w:type="dxa" w:w="1247"/>
-          </w:tcPr>
-          <w:p>
-            <w:r>
-              <w:rPr>
-                <w:b/>
-                <w:i w:val="0"/>
-                <w:sz w:val="16"/>
-              </w:rPr>
-              <w:t>S10</w:t>
-              <w:br/>
-            </w:r>
-            <w:r>
-              <w:rPr>
-                <w:b w:val="0"/>
-                <w:i w:val="0"/>
-                <w:color w:val="64748B"/>
-                <w:sz w:val="14"/>
-              </w:rPr>
-              <w:t>Logement</w:t>
-            </w:r>
-          </w:p>
-        </w:tc>
-        <w:tc>
-          <w:tcPr>
-            <w:tcW w:type="dxa" w:w="1531"/>
-          </w:tcPr>
-          <w:p>
-            <w:r>
-              <w:rPr>
-                <w:b/>
-                <w:i w:val="0"/>
-                <w:color w:val="16A34A"/>
-                <w:sz w:val="16"/>
-              </w:rPr>
-              <w:t>—</w:t>
-            </w:r>
-          </w:p>
-        </w:tc>
-        <w:tc>
-          <w:tcPr>
-            <w:tcW w:type="dxa" w:w="1191"/>
-          </w:tcPr>
-          <w:p>
-            <w:r>
-              <w:rPr>
-                <w:b w:val="0"/>
-                <w:i w:val="0"/>
-                <w:color w:val="64748B"/>
-                <w:sz w:val="16"/>
-              </w:rPr>
-              <w:t>GT-CQ</w:t>
-            </w:r>
-          </w:p>
-        </w:tc>
-        <w:tc>
-          <w:tcPr>
-            <w:tcW w:type="dxa" w:w="4706"/>
-          </w:tcPr>
-          <w:p>
-            <w:r>
-              <w:rPr>
-                <w:b w:val="0"/>
-                <w:i w:val="0"/>
-                <w:sz w:val="17"/>
-              </w:rPr>
-              <w:t>L'entreprise vente de légumes n'est pas une entreprise de fabrication et pourtant vous avez renseigné soit renseigner la question 10.48 ou 10.49, si vous pensez qu'elle est une entreprise de fabrication prière de reprendre le classement de la nomenclature en 10.17a ou s'elle ne fait de fabrication merci de mettre 0 en 10.48 et 10.49.</w:t>
-            </w:r>
-          </w:p>
-        </w:tc>
-      </w:tr>
-      <w:tr>
-        <w:tc>
-          <w:tcPr>
-            <w:tcW w:type="dxa" w:w="964"/>
-          </w:tcPr>
-          <w:p>
-            <w:r>
-              <w:rPr>
-                <w:b/>
-                <w:i w:val="0"/>
-                <w:color w:val="EA580C"/>
-                <w:sz w:val="16"/>
-              </w:rPr>
-              <w:t>Moyenne</w:t>
-            </w:r>
-          </w:p>
-        </w:tc>
-        <w:tc>
-          <w:tcPr>
-            <w:tcW w:type="dxa" w:w="1247"/>
-          </w:tcPr>
-          <w:p>
-            <w:r>
-              <w:rPr>
-                <w:b/>
-                <w:i w:val="0"/>
-                <w:sz w:val="16"/>
-              </w:rPr>
-              <w:t>S10</w:t>
-              <w:br/>
-            </w:r>
-            <w:r>
-              <w:rPr>
-                <w:b w:val="0"/>
-                <w:i w:val="0"/>
-                <w:color w:val="64748B"/>
-                <w:sz w:val="14"/>
-              </w:rPr>
-              <w:t>Logement</w:t>
-            </w:r>
-          </w:p>
-        </w:tc>
-        <w:tc>
-          <w:tcPr>
-            <w:tcW w:type="dxa" w:w="1531"/>
-          </w:tcPr>
-          <w:p>
-            <w:r>
-              <w:rPr>
-                <w:b/>
-                <w:i w:val="0"/>
-                <w:color w:val="16A34A"/>
-                <w:sz w:val="16"/>
-              </w:rPr>
-              <w:t>—</w:t>
-            </w:r>
-          </w:p>
-        </w:tc>
-        <w:tc>
-          <w:tcPr>
-            <w:tcW w:type="dxa" w:w="1191"/>
-          </w:tcPr>
-          <w:p>
-            <w:r>
-              <w:rPr>
-                <w:b w:val="0"/>
-                <w:i w:val="0"/>
-                <w:color w:val="64748B"/>
-                <w:sz w:val="16"/>
-              </w:rPr>
-              <w:t>GT-CQ</w:t>
-            </w:r>
-          </w:p>
-        </w:tc>
-        <w:tc>
-          <w:tcPr>
-            <w:tcW w:type="dxa" w:w="4706"/>
-          </w:tcPr>
-          <w:p>
-            <w:r>
-              <w:rPr>
-                <w:b w:val="0"/>
-                <w:i w:val="0"/>
-                <w:sz w:val="17"/>
-              </w:rPr>
-              <w:t>Mettre soit le montant en 10.46 et 10.47 s'elle fait de commerce ou mettre en 10.50 s'elle rend service.</w:t>
-            </w:r>
-          </w:p>
-        </w:tc>
-      </w:tr>
-      <w:tr>
-        <w:tc>
-          <w:tcPr>
-            <w:tcW w:type="dxa" w:w="964"/>
-          </w:tcPr>
-          <w:p>
-            <w:r>
-              <w:rPr>
-                <w:b/>
-                <w:i w:val="0"/>
-                <w:color w:val="EA580C"/>
-                <w:sz w:val="16"/>
-              </w:rPr>
-              <w:t>Moyenne</w:t>
-            </w:r>
-          </w:p>
-        </w:tc>
-        <w:tc>
-          <w:tcPr>
-            <w:tcW w:type="dxa" w:w="1247"/>
-          </w:tcPr>
-          <w:p>
-            <w:r>
-              <w:rPr>
-                <w:b/>
-                <w:i w:val="0"/>
-                <w:sz w:val="16"/>
-              </w:rPr>
-              <w:t>S12</w:t>
-              <w:br/>
-            </w:r>
-            <w:r>
-              <w:rPr>
-                <w:b w:val="0"/>
-                <w:i w:val="0"/>
-                <w:color w:val="64748B"/>
-                <w:sz w:val="14"/>
-              </w:rPr>
-              <w:t>Avoirs / biens durables</w:t>
-            </w:r>
-          </w:p>
-        </w:tc>
-        <w:tc>
-          <w:tcPr>
-            <w:tcW w:type="dxa" w:w="1531"/>
-          </w:tcPr>
-          <w:p>
-            <w:r>
-              <w:rPr>
-                <w:b/>
-                <w:i w:val="0"/>
-                <w:color w:val="16A34A"/>
-                <w:sz w:val="16"/>
-              </w:rPr>
-              <w:t>s00q27, s01q00a, s01q12, s01q13, s02q04, s03q11, s03q12, s01q01</w:t>
-            </w:r>
-          </w:p>
-        </w:tc>
-        <w:tc>
-          <w:tcPr>
-            <w:tcW w:type="dxa" w:w="1191"/>
-          </w:tcPr>
-          <w:p>
-            <w:r>
-              <w:rPr>
-                <w:b w:val="0"/>
-                <w:i w:val="0"/>
-                <w:color w:val="64748B"/>
-                <w:sz w:val="16"/>
-              </w:rPr>
-              <w:t>GT-CQ</w:t>
-            </w:r>
-          </w:p>
-        </w:tc>
-        <w:tc>
-          <w:tcPr>
-            <w:tcW w:type="dxa" w:w="4706"/>
-          </w:tcPr>
-          <w:p>
-            <w:r>
-              <w:rPr>
-                <w:b w:val="0"/>
-                <w:i w:val="0"/>
-                <w:sz w:val="17"/>
-              </w:rPr>
-              <w:t>Le nombre d'article ( Lit)  dans ce ménages est élevé (15), prière de corriger ou confirmer avec le QG.</w:t>
-            </w:r>
-          </w:p>
-        </w:tc>
-      </w:tr>
-      <w:tr>
-        <w:tc>
-          <w:tcPr>
-            <w:tcW w:type="dxa" w:w="964"/>
-          </w:tcPr>
-          <w:p>
-            <w:r>
-              <w:rPr>
-                <w:b/>
-                <w:i w:val="0"/>
-                <w:color w:val="EA580C"/>
-                <w:sz w:val="16"/>
-              </w:rPr>
-              <w:t>Moyenne</w:t>
-            </w:r>
-          </w:p>
-        </w:tc>
-        <w:tc>
-          <w:tcPr>
-            <w:tcW w:type="dxa" w:w="1247"/>
-          </w:tcPr>
-          <w:p>
-            <w:r>
-              <w:rPr>
-                <w:b/>
-                <w:i w:val="0"/>
-                <w:sz w:val="16"/>
-              </w:rPr>
-              <w:t>S12</w:t>
-              <w:br/>
-            </w:r>
-            <w:r>
-              <w:rPr>
-                <w:b w:val="0"/>
-                <w:i w:val="0"/>
-                <w:color w:val="64748B"/>
-                <w:sz w:val="14"/>
-              </w:rPr>
-              <w:t>Avoirs / biens durables</w:t>
-            </w:r>
-          </w:p>
-        </w:tc>
-        <w:tc>
-          <w:tcPr>
-            <w:tcW w:type="dxa" w:w="1531"/>
-          </w:tcPr>
-          <w:p>
-            <w:r>
-              <w:rPr>
-                <w:b/>
-                <w:i w:val="0"/>
-                <w:color w:val="16A34A"/>
-                <w:sz w:val="16"/>
-              </w:rPr>
-              <w:t>s00q27, s01q00a, s01q12, s01q13, s02q04, s03q11, s03q12, s01q01</w:t>
-            </w:r>
-          </w:p>
-        </w:tc>
-        <w:tc>
-          <w:tcPr>
-            <w:tcW w:type="dxa" w:w="1191"/>
-          </w:tcPr>
-          <w:p>
-            <w:r>
-              <w:rPr>
-                <w:b w:val="0"/>
-                <w:i w:val="0"/>
-                <w:color w:val="64748B"/>
-                <w:sz w:val="16"/>
-              </w:rPr>
-              <w:t>GT-CQ</w:t>
-            </w:r>
-          </w:p>
-        </w:tc>
-        <w:tc>
-          <w:tcPr>
-            <w:tcW w:type="dxa" w:w="4706"/>
-          </w:tcPr>
-          <w:p>
-            <w:r>
-              <w:rPr>
-                <w:b w:val="0"/>
-                <w:i w:val="0"/>
-                <w:sz w:val="17"/>
-              </w:rPr>
               <w:t>Le nombre d'article ( Matelas simple)  dans ce ménages est élevé (15), prière de corriger ou confirmer avec le QG.</w:t>
-            </w:r>
-          </w:p>
-        </w:tc>
-      </w:tr>
-      <w:tr>
-        <w:tc>
-          <w:tcPr>
-            <w:tcW w:type="dxa" w:w="964"/>
-          </w:tcPr>
-          <w:p>
-            <w:r>
-              <w:rPr>
-                <w:b/>
-                <w:i w:val="0"/>
-                <w:color w:val="EA580C"/>
-                <w:sz w:val="16"/>
-              </w:rPr>
-              <w:t>Moyenne</w:t>
-            </w:r>
-          </w:p>
-        </w:tc>
-        <w:tc>
-          <w:tcPr>
-            <w:tcW w:type="dxa" w:w="1247"/>
-          </w:tcPr>
-          <w:p>
-            <w:r>
-              <w:rPr>
-                <w:b/>
-                <w:i w:val="0"/>
-                <w:sz w:val="16"/>
-              </w:rPr>
-              <w:t>S13</w:t>
-              <w:br/>
-            </w:r>
-            <w:r>
-              <w:rPr>
-                <w:b w:val="0"/>
-                <w:i w:val="0"/>
-                <w:color w:val="64748B"/>
-                <w:sz w:val="14"/>
-              </w:rPr>
-              <w:t>Transferts</w:t>
-            </w:r>
-          </w:p>
-        </w:tc>
-        <w:tc>
-          <w:tcPr>
-            <w:tcW w:type="dxa" w:w="1531"/>
-          </w:tcPr>
-          <w:p>
-            <w:r>
-              <w:rPr>
-                <w:b/>
-                <w:i w:val="0"/>
-                <w:color w:val="16A34A"/>
-                <w:sz w:val="16"/>
-              </w:rPr>
-              <w:t>s00q07a, s00q08, s00q10, s00q13_0, s00q15_0, s00q17_0, s00q23a, s00q23b</w:t>
-            </w:r>
-          </w:p>
-        </w:tc>
-        <w:tc>
-          <w:tcPr>
-            <w:tcW w:type="dxa" w:w="1191"/>
-          </w:tcPr>
-          <w:p>
-            <w:r>
-              <w:rPr>
-                <w:b w:val="0"/>
-                <w:i w:val="0"/>
-                <w:color w:val="64748B"/>
-                <w:sz w:val="16"/>
-              </w:rPr>
-              <w:t>GT-CQ</w:t>
-            </w:r>
-          </w:p>
-        </w:tc>
-        <w:tc>
-          <w:tcPr>
-            <w:tcW w:type="dxa" w:w="4706"/>
-          </w:tcPr>
-          <w:p>
-            <w:r>
-              <w:rPr>
-                <w:b w:val="0"/>
-                <w:i w:val="0"/>
-                <w:sz w:val="17"/>
-              </w:rPr>
-              <w:t>L'enquêteur prière de fournir d'effort pour avoir le niveau d'étude et l'âge de celui qui a béneficié de l'argent dans la section 13b (Transfert emis).</w:t>
             </w:r>
           </w:p>
         </w:tc>
